--- a/rayy/docs/Rayy-Setup-Guide-by-Part.docx
+++ b/rayy/docs/Rayy-Setup-Guide-by-Part.docx
@@ -8496,24 +8496,7 @@
                 <w:sz w:val="18"/>
                 <w:szCs w:val="18"/>
               </w:rPr>
-              <w:t xml:space="preserve">firmware/Rayy/display.h</w:t>
-            </w:r>
-            <w:r>
-              <w:rPr>
-                <w:rFonts w:ascii="Arial" w:cs="Arial" w:eastAsia="Arial" w:hAnsi="Arial"/>
-                <w:sz w:val="18"/>
-                <w:szCs w:val="18"/>
-              </w:rPr>
-              <w:t xml:space="preserve">, </w:t>
-            </w:r>
-            <w:r>
-              <w:rPr>
-                <w:rFonts w:ascii="Consolas" w:cs="Consolas" w:eastAsia="Consolas" w:hAnsi="Consolas"/>
-                <w:color w:val="1D4F7A"/>
-                <w:sz w:val="18"/>
-                <w:szCs w:val="18"/>
-              </w:rPr>
-              <w:t xml:space="preserve">display.cpp</w:t>
+              <w:t xml:space="preserve">firmware/Rayy/status.h</w:t>
             </w:r>
           </w:p>
         </w:tc>
@@ -8542,7 +8525,7 @@
                 <w:sz w:val="18"/>
                 <w:szCs w:val="18"/>
               </w:rPr>
-              <w:t xml:space="preserve">Draws the emoji faces on the OLED</w:t>
+              <w:t xml:space="preserve">Current plant state shared with the cloud upload</w:t>
             </w:r>
           </w:p>
         </w:tc>
@@ -9218,7 +9201,7 @@
                 <w:sz w:val="18"/>
                 <w:szCs w:val="18"/>
               </w:rPr>
-              <w:t xml:space="preserve">Adafruit SSD1306</w:t>
+              <w:t xml:space="preserve">DHT sensor library</w:t>
             </w:r>
           </w:p>
         </w:tc>
@@ -9274,7 +9257,7 @@
                 <w:sz w:val="18"/>
                 <w:szCs w:val="18"/>
               </w:rPr>
-              <w:t xml:space="preserve">OLED display (also installs Adafruit GFX and Adafruit BusIO)</w:t>
+              <w:t xml:space="preserve">DHT22 (also installs Adafruit Unified Sensor)</w:t>
             </w:r>
           </w:p>
         </w:tc>
@@ -9308,7 +9291,7 @@
                 <w:sz w:val="18"/>
                 <w:szCs w:val="18"/>
               </w:rPr>
-              <w:t xml:space="preserve">DHT sensor library</w:t>
+              <w:t xml:space="preserve">BH1750</w:t>
             </w:r>
           </w:p>
         </w:tc>
@@ -9337,7 +9320,7 @@
                 <w:sz w:val="18"/>
                 <w:szCs w:val="18"/>
               </w:rPr>
-              <w:t xml:space="preserve">Adafruit</w:t>
+              <w:t xml:space="preserve">Christopher Laws</w:t>
             </w:r>
           </w:p>
         </w:tc>
@@ -9366,7 +9349,7 @@
                 <w:sz w:val="18"/>
                 <w:szCs w:val="18"/>
               </w:rPr>
-              <w:t xml:space="preserve">DHT22 (also installs Adafruit Unified Sensor)</w:t>
+              <w:t xml:space="preserve">Light sensor</w:t>
             </w:r>
           </w:p>
         </w:tc>
@@ -9399,7 +9382,7 @@
                 <w:sz w:val="18"/>
                 <w:szCs w:val="18"/>
               </w:rPr>
-              <w:t xml:space="preserve">BH1750</w:t>
+              <w:t xml:space="preserve">ArduinoJson</w:t>
             </w:r>
           </w:p>
         </w:tc>
@@ -9427,7 +9410,7 @@
                 <w:sz w:val="18"/>
                 <w:szCs w:val="18"/>
               </w:rPr>
-              <w:t xml:space="preserve">Christopher Laws</w:t>
+              <w:t xml:space="preserve">Benoit Blanchon (version 7.x)</w:t>
             </w:r>
           </w:p>
         </w:tc>
@@ -9440,98 +9423,6 @@
               <w:bottom w:val="single" w:color="B7C9BC" w:sz="4"/>
               <w:right w:val="single" w:color="B7C9BC" w:sz="4"/>
             </w:tcBorders>
-            <w:tcMar>
-              <w:top w:type="dxa" w:w="60"/>
-              <w:left w:type="dxa" w:w="100"/>
-              <w:bottom w:type="dxa" w:w="60"/>
-              <w:right w:type="dxa" w:w="100"/>
-            </w:tcMar>
-            <w:vAlign w:val="center"/>
-          </w:tcPr>
-          <w:p>
-            <w:r>
-              <w:rPr>
-                <w:rFonts w:ascii="Arial" w:cs="Arial" w:eastAsia="Arial" w:hAnsi="Arial"/>
-                <w:sz w:val="18"/>
-                <w:szCs w:val="18"/>
-              </w:rPr>
-              <w:t xml:space="preserve">Light sensor</w:t>
-            </w:r>
-          </w:p>
-        </w:tc>
-      </w:tr>
-      <w:tr>
-        <w:trPr>
-          <w:cantSplit/>
-        </w:trPr>
-        <w:tc>
-          <w:tcPr>
-            <w:tcW w:type="dxa" w:w="3000"/>
-            <w:tcBorders>
-              <w:top w:val="single" w:color="B7C9BC" w:sz="4"/>
-              <w:left w:val="single" w:color="B7C9BC" w:sz="4"/>
-              <w:bottom w:val="single" w:color="B7C9BC" w:sz="4"/>
-              <w:right w:val="single" w:color="B7C9BC" w:sz="4"/>
-            </w:tcBorders>
-            <w:shd w:fill="F5F9F5" w:color="auto" w:val="clear"/>
-            <w:tcMar>
-              <w:top w:type="dxa" w:w="60"/>
-              <w:left w:type="dxa" w:w="100"/>
-              <w:bottom w:type="dxa" w:w="60"/>
-              <w:right w:type="dxa" w:w="100"/>
-            </w:tcMar>
-            <w:vAlign w:val="center"/>
-          </w:tcPr>
-          <w:p>
-            <w:r>
-              <w:rPr>
-                <w:rFonts w:ascii="Arial" w:cs="Arial" w:eastAsia="Arial" w:hAnsi="Arial"/>
-                <w:sz w:val="18"/>
-                <w:szCs w:val="18"/>
-              </w:rPr>
-              <w:t xml:space="preserve">ArduinoJson</w:t>
-            </w:r>
-          </w:p>
-        </w:tc>
-        <w:tc>
-          <w:tcPr>
-            <w:tcW w:type="dxa" w:w="3000"/>
-            <w:tcBorders>
-              <w:top w:val="single" w:color="B7C9BC" w:sz="4"/>
-              <w:left w:val="single" w:color="B7C9BC" w:sz="4"/>
-              <w:bottom w:val="single" w:color="B7C9BC" w:sz="4"/>
-              <w:right w:val="single" w:color="B7C9BC" w:sz="4"/>
-            </w:tcBorders>
-            <w:shd w:fill="F5F9F5" w:color="auto" w:val="clear"/>
-            <w:tcMar>
-              <w:top w:type="dxa" w:w="60"/>
-              <w:left w:type="dxa" w:w="100"/>
-              <w:bottom w:type="dxa" w:w="60"/>
-              <w:right w:type="dxa" w:w="100"/>
-            </w:tcMar>
-            <w:vAlign w:val="center"/>
-          </w:tcPr>
-          <w:p>
-            <w:r>
-              <w:rPr>
-                <w:rFonts w:ascii="Arial" w:cs="Arial" w:eastAsia="Arial" w:hAnsi="Arial"/>
-                <w:sz w:val="18"/>
-                <w:szCs w:val="18"/>
-              </w:rPr>
-              <w:t xml:space="preserve">Benoit Blanchon (version 7.x)</w:t>
-            </w:r>
-          </w:p>
-        </w:tc>
-        <w:tc>
-          <w:tcPr>
-            <w:tcW w:type="dxa" w:w="3906"/>
-            <w:tcBorders>
-              <w:top w:val="single" w:color="B7C9BC" w:sz="4"/>
-              <w:left w:val="single" w:color="B7C9BC" w:sz="4"/>
-              <w:bottom w:val="single" w:color="B7C9BC" w:sz="4"/>
-              <w:right w:val="single" w:color="B7C9BC" w:sz="4"/>
-            </w:tcBorders>
-            <w:shd w:fill="F5F9F5" w:color="auto" w:val="clear"/>
             <w:tcMar>
               <w:top w:type="dxa" w:w="60"/>
               <w:left w:type="dxa" w:w="100"/>
@@ -9973,7 +9864,7 @@
           <w:sz w:val="20"/>
           <w:szCs w:val="20"/>
         </w:rPr>
-        <w:t xml:space="preserve"> you hear the start-up melody; the OLED shows the face; the Serial Monitor shows </w:t>
+        <w:t xml:space="preserve"> you hear the start-up melody; the Serial Monitor shows </w:t>
       </w:r>
       <w:r>
         <w:rPr>
@@ -13511,7 +13402,7 @@
                 <w:sz w:val="18"/>
                 <w:szCs w:val="18"/>
               </w:rPr>
-              <w:t xml:space="preserve">ESP32 board package 3.x + 4 libraries installed; </w:t>
+              <w:t xml:space="preserve">ESP32 board package 3.x + 3 libraries installed; </w:t>
             </w:r>
             <w:r>
               <w:rPr>

--- a/rayy/docs/Rayy-Setup-Guide-by-Part.docx
+++ b/rayy/docs/Rayy-Setup-Guide-by-Part.docx
@@ -31,7 +31,7 @@
           <w:sz w:val="26"/>
           <w:szCs w:val="26"/>
         </w:rPr>
-        <w:t xml:space="preserve">Smart IoT plant that shows its feelings with emoji and sound</w:t>
+        <w:t xml:space="preserve">Solar-powered smart IoT plant that shows its feelings with emoji and sound</w:t>
       </w:r>
     </w:p>
     <w:p>
@@ -256,7 +256,15 @@
           <w:sz w:val="20"/>
           <w:szCs w:val="20"/>
         </w:rPr>
-        <w:t xml:space="preserve">A. Install apps → B. Firebase → C. Web → D. ESP32 → E. Android</w:t>
+        <w:t xml:space="preserve">A. Install apps → B. Firebase → C. Web → D. ESP32 → E. Android → F. Solar power</w:t>
+      </w:r>
+      <w:r>
+        <w:rPr>
+          <w:rFonts w:ascii="Arial" w:cs="Arial" w:eastAsia="Arial" w:hAnsi="Arial"/>
+          <w:sz w:val="20"/>
+          <w:szCs w:val="20"/>
+        </w:rPr>
+        <w:t xml:space="preserve">  (G. AI is future work)</w:t>
       </w:r>
     </w:p>
     <w:p>
@@ -7778,7 +7786,7 @@
           <w:sz w:val="20"/>
           <w:szCs w:val="20"/>
         </w:rPr>
-        <w:t xml:space="preserve">The program that runs on the ESP32 board: it reads the sensors, draws the emoji face, plays the melodies and sends the data to Firebase.</w:t>
+        <w:t xml:space="preserve">The program that runs on the ESP32 board: it reads the sensors and the battery/solar voltages, decides the mood, plays the melodies and sends the data to Firebase (the emoji is shown in the apps).</w:t>
       </w:r>
     </w:p>
     <w:p>
@@ -8123,7 +8131,7 @@
                 <w:sz w:val="18"/>
                 <w:szCs w:val="18"/>
               </w:rPr>
-              <w:t xml:space="preserve"> Wi-Fi, Firebase API key, database URL, device account, PLANT_ID, soil calibration</w:t>
+              <w:t xml:space="preserve"> Wi-Fi, Firebase API key, database URL, device account, PLANT_ID, soil calibration, solar settings</w:t>
             </w:r>
           </w:p>
         </w:tc>
@@ -8588,7 +8596,7 @@
                 <w:sz w:val="18"/>
                 <w:szCs w:val="18"/>
               </w:rPr>
-              <w:t xml:space="preserve">firmware/Rayy/sound.h</w:t>
+              <w:t xml:space="preserve">firmware/Rayy/power.h</w:t>
             </w:r>
             <w:r>
               <w:rPr>
@@ -8605,7 +8613,24 @@
                 <w:sz w:val="18"/>
                 <w:szCs w:val="18"/>
               </w:rPr>
-              <w:t xml:space="preserve">sound.cpp</w:t>
+              <w:t xml:space="preserve">power.cpp</w:t>
+            </w:r>
+            <w:r>
+              <w:rPr>
+                <w:rFonts w:ascii="Arial" w:cs="Arial" w:eastAsia="Arial" w:hAnsi="Arial"/>
+                <w:sz w:val="18"/>
+                <w:szCs w:val="18"/>
+              </w:rPr>
+              <w:t xml:space="preserve">, </w:t>
+            </w:r>
+            <w:r>
+              <w:rPr>
+                <w:rFonts w:ascii="Consolas" w:cs="Consolas" w:eastAsia="Consolas" w:hAnsi="Consolas"/>
+                <w:color w:val="1D4F7A"/>
+                <w:sz w:val="18"/>
+                <w:szCs w:val="18"/>
+              </w:rPr>
+              <w:t xml:space="preserve">power_calc.h</w:t>
             </w:r>
           </w:p>
         </w:tc>
@@ -8633,7 +8658,7 @@
                 <w:sz w:val="18"/>
                 <w:szCs w:val="18"/>
               </w:rPr>
-              <w:t xml:space="preserve">The 9 buzzer melodies</w:t>
+              <w:t xml:space="preserve">Solar part: battery and panel voltage, battery %, power-saving mode (see Part F)</w:t>
             </w:r>
           </w:p>
         </w:tc>
@@ -8661,7 +8686,7 @@
                 <w:sz w:val="18"/>
                 <w:szCs w:val="18"/>
               </w:rPr>
-              <w:t xml:space="preserve">Optional</w:t>
+              <w:t xml:space="preserve">No</w:t>
             </w:r>
           </w:p>
         </w:tc>
@@ -8696,7 +8721,7 @@
                 <w:sz w:val="18"/>
                 <w:szCs w:val="18"/>
               </w:rPr>
-              <w:t xml:space="preserve">firmware/Rayy/cloud.h</w:t>
+              <w:t xml:space="preserve">firmware/Rayy/sound.h</w:t>
             </w:r>
             <w:r>
               <w:rPr>
@@ -8713,6 +8738,115 @@
                 <w:sz w:val="18"/>
                 <w:szCs w:val="18"/>
               </w:rPr>
+              <w:t xml:space="preserve">sound.cpp</w:t>
+            </w:r>
+          </w:p>
+        </w:tc>
+        <w:tc>
+          <w:tcPr>
+            <w:tcW w:type="dxa" w:w="4706"/>
+            <w:tcBorders>
+              <w:top w:val="single" w:color="B7C9BC" w:sz="4"/>
+              <w:left w:val="single" w:color="B7C9BC" w:sz="4"/>
+              <w:bottom w:val="single" w:color="B7C9BC" w:sz="4"/>
+              <w:right w:val="single" w:color="B7C9BC" w:sz="4"/>
+            </w:tcBorders>
+            <w:shd w:fill="F5F9F5" w:color="auto" w:val="clear"/>
+            <w:tcMar>
+              <w:top w:type="dxa" w:w="60"/>
+              <w:left w:type="dxa" w:w="100"/>
+              <w:bottom w:type="dxa" w:w="60"/>
+              <w:right w:type="dxa" w:w="100"/>
+            </w:tcMar>
+            <w:vAlign w:val="center"/>
+          </w:tcPr>
+          <w:p>
+            <w:r>
+              <w:rPr>
+                <w:rFonts w:ascii="Arial" w:cs="Arial" w:eastAsia="Arial" w:hAnsi="Arial"/>
+                <w:sz w:val="18"/>
+                <w:szCs w:val="18"/>
+              </w:rPr>
+              <w:t xml:space="preserve">The 9 buzzer melodies</w:t>
+            </w:r>
+          </w:p>
+        </w:tc>
+        <w:tc>
+          <w:tcPr>
+            <w:tcW w:type="dxa" w:w="1600"/>
+            <w:tcBorders>
+              <w:top w:val="single" w:color="B7C9BC" w:sz="4"/>
+              <w:left w:val="single" w:color="B7C9BC" w:sz="4"/>
+              <w:bottom w:val="single" w:color="B7C9BC" w:sz="4"/>
+              <w:right w:val="single" w:color="B7C9BC" w:sz="4"/>
+            </w:tcBorders>
+            <w:shd w:fill="F5F9F5" w:color="auto" w:val="clear"/>
+            <w:tcMar>
+              <w:top w:type="dxa" w:w="60"/>
+              <w:left w:type="dxa" w:w="100"/>
+              <w:bottom w:type="dxa" w:w="60"/>
+              <w:right w:type="dxa" w:w="100"/>
+            </w:tcMar>
+            <w:vAlign w:val="center"/>
+          </w:tcPr>
+          <w:p>
+            <w:r>
+              <w:rPr>
+                <w:rFonts w:ascii="Arial" w:cs="Arial" w:eastAsia="Arial" w:hAnsi="Arial"/>
+                <w:sz w:val="18"/>
+                <w:szCs w:val="18"/>
+              </w:rPr>
+              <w:t xml:space="preserve">Optional</w:t>
+            </w:r>
+          </w:p>
+        </w:tc>
+      </w:tr>
+      <w:tr>
+        <w:trPr>
+          <w:cantSplit/>
+        </w:trPr>
+        <w:tc>
+          <w:tcPr>
+            <w:tcW w:type="dxa" w:w="3600"/>
+            <w:tcBorders>
+              <w:top w:val="single" w:color="B7C9BC" w:sz="4"/>
+              <w:left w:val="single" w:color="B7C9BC" w:sz="4"/>
+              <w:bottom w:val="single" w:color="B7C9BC" w:sz="4"/>
+              <w:right w:val="single" w:color="B7C9BC" w:sz="4"/>
+            </w:tcBorders>
+            <w:tcMar>
+              <w:top w:type="dxa" w:w="60"/>
+              <w:left w:type="dxa" w:w="100"/>
+              <w:bottom w:type="dxa" w:w="60"/>
+              <w:right w:type="dxa" w:w="100"/>
+            </w:tcMar>
+            <w:vAlign w:val="center"/>
+          </w:tcPr>
+          <w:p>
+            <w:r>
+              <w:rPr>
+                <w:rFonts w:ascii="Consolas" w:cs="Consolas" w:eastAsia="Consolas" w:hAnsi="Consolas"/>
+                <w:color w:val="1D4F7A"/>
+                <w:sz w:val="18"/>
+                <w:szCs w:val="18"/>
+              </w:rPr>
+              <w:t xml:space="preserve">firmware/Rayy/cloud.h</w:t>
+            </w:r>
+            <w:r>
+              <w:rPr>
+                <w:rFonts w:ascii="Arial" w:cs="Arial" w:eastAsia="Arial" w:hAnsi="Arial"/>
+                <w:sz w:val="18"/>
+                <w:szCs w:val="18"/>
+              </w:rPr>
+              <w:t xml:space="preserve">, </w:t>
+            </w:r>
+            <w:r>
+              <w:rPr>
+                <w:rFonts w:ascii="Consolas" w:cs="Consolas" w:eastAsia="Consolas" w:hAnsi="Consolas"/>
+                <w:color w:val="1D4F7A"/>
+                <w:sz w:val="18"/>
+                <w:szCs w:val="18"/>
+              </w:rPr>
               <w:t xml:space="preserve">cloud.cpp</w:t>
             </w:r>
           </w:p>
@@ -8726,7 +8860,6 @@
               <w:bottom w:val="single" w:color="B7C9BC" w:sz="4"/>
               <w:right w:val="single" w:color="B7C9BC" w:sz="4"/>
             </w:tcBorders>
-            <w:shd w:fill="F5F9F5" w:color="auto" w:val="clear"/>
             <w:tcMar>
               <w:top w:type="dxa" w:w="60"/>
               <w:left w:type="dxa" w:w="100"/>
@@ -8755,7 +8888,6 @@
               <w:bottom w:val="single" w:color="B7C9BC" w:sz="4"/>
               <w:right w:val="single" w:color="B7C9BC" w:sz="4"/>
             </w:tcBorders>
-            <w:shd w:fill="F5F9F5" w:color="auto" w:val="clear"/>
             <w:tcMar>
               <w:top w:type="dxa" w:w="60"/>
               <w:left w:type="dxa" w:w="100"/>
@@ -9615,7 +9747,7 @@
     <w:p>
       <w:pPr>
         <w:shd w:fill="F2F5F2" w:color="auto" w:val="clear"/>
-        <w:spacing w:after="80" w:before="0"/>
+        <w:spacing w:after="0" w:before="0"/>
         <w:ind w:left="200"/>
       </w:pPr>
       <w:r>
@@ -9625,6 +9757,21 @@
           <w:szCs w:val="18"/>
         </w:rPr>
         <w:t xml:space="preserve">#define PLANT_ID             "plant01"</w:t>
+      </w:r>
+    </w:p>
+    <w:p>
+      <w:pPr>
+        <w:shd w:fill="F2F5F2" w:color="auto" w:val="clear"/>
+        <w:spacing w:after="80" w:before="0"/>
+        <w:ind w:left="200"/>
+      </w:pPr>
+      <w:r>
+        <w:rPr>
+          <w:rFonts w:ascii="Consolas" w:cs="Consolas" w:eastAsia="Consolas" w:hAnsi="Consolas"/>
+          <w:sz w:val="18"/>
+          <w:szCs w:val="18"/>
+        </w:rPr>
+        <w:t xml:space="preserve">#define SOLAR_ENABLED        0                   // 0 = USB power bank now; 1 after Part F</w:t>
       </w:r>
     </w:p>
     <w:p>
@@ -12746,6 +12893,3571 @@
           <w:sz w:val="32"/>
           <w:szCs w:val="32"/>
         </w:rPr>
+        <w:t xml:space="preserve">Part F. Solar power part</w:t>
+      </w:r>
+    </w:p>
+    <w:p>
+      <w:pPr>
+        <w:spacing w:after="60" w:before="60"/>
+      </w:pPr>
+      <w:r>
+        <w:rPr>
+          <w:rFonts w:ascii="Arial" w:cs="Arial" w:eastAsia="Arial" w:hAnsi="Arial"/>
+          <w:sz w:val="20"/>
+          <w:szCs w:val="20"/>
+        </w:rPr>
+        <w:t xml:space="preserve">A 6 V solar panel charges two 18650 Li-ion batteries; a boost converter gives the ESP32 its 5 V. The ESP32 measures the battery and the panel and the apps show 🔋 battery % and 🔆 “Charging from the sun”. Do this part </w:t>
+      </w:r>
+      <w:r>
+        <w:rPr>
+          <w:rFonts w:ascii="Arial" w:cs="Arial" w:eastAsia="Arial" w:hAnsi="Arial"/>
+          <w:b/>
+          <w:bCs/>
+          <w:sz w:val="20"/>
+          <w:szCs w:val="20"/>
+        </w:rPr>
+        <w:t xml:space="preserve">after</w:t>
+      </w:r>
+      <w:r>
+        <w:rPr>
+          <w:rFonts w:ascii="Arial" w:cs="Arial" w:eastAsia="Arial" w:hAnsi="Arial"/>
+          <w:sz w:val="20"/>
+          <w:szCs w:val="20"/>
+        </w:rPr>
+        <w:t xml:space="preserve"> Parts D and E work on a USB power bank.</w:t>
+      </w:r>
+    </w:p>
+    <w:p>
+      <w:pPr>
+        <w:pStyle w:val="Heading2"/>
+        <w:spacing w:after="100" w:before="240"/>
+      </w:pPr>
+      <w:r>
+        <w:rPr>
+          <w:rFonts w:ascii="Arial" w:cs="Arial" w:eastAsia="Arial" w:hAnsi="Arial"/>
+          <w:b/>
+          <w:bCs/>
+          <w:color w:val="2F7D4F"/>
+          <w:sz w:val="26"/>
+          <w:szCs w:val="26"/>
+        </w:rPr>
+        <w:t xml:space="preserve">F.1 Files of this part</w:t>
+      </w:r>
+    </w:p>
+    <w:tbl>
+      <w:tblPr>
+        <w:tblW w:type="dxa" w:w="9906"/>
+        <w:tblBorders>
+          <w:top w:val="single" w:color="auto" w:sz="4"/>
+          <w:left w:val="single" w:color="auto" w:sz="4"/>
+          <w:bottom w:val="single" w:color="auto" w:sz="4"/>
+          <w:right w:val="single" w:color="auto" w:sz="4"/>
+          <w:insideH w:val="single" w:color="auto" w:sz="4"/>
+          <w:insideV w:val="single" w:color="auto" w:sz="4"/>
+        </w:tblBorders>
+      </w:tblPr>
+      <w:tblGrid>
+        <w:gridCol w:w="3600"/>
+        <w:gridCol w:w="4706"/>
+        <w:gridCol w:w="1600"/>
+      </w:tblGrid>
+      <w:tr>
+        <w:trPr>
+          <w:tblHeader/>
+        </w:trPr>
+        <w:tc>
+          <w:tcPr>
+            <w:tcW w:type="dxa" w:w="3600"/>
+            <w:tcBorders>
+              <w:top w:val="single" w:color="B7C9BC" w:sz="4"/>
+              <w:left w:val="single" w:color="B7C9BC" w:sz="4"/>
+              <w:bottom w:val="single" w:color="B7C9BC" w:sz="4"/>
+              <w:right w:val="single" w:color="B7C9BC" w:sz="4"/>
+            </w:tcBorders>
+            <w:shd w:fill="2F7D4F" w:color="auto" w:val="clear"/>
+            <w:tcMar>
+              <w:top w:type="dxa" w:w="60"/>
+              <w:left w:type="dxa" w:w="100"/>
+              <w:bottom w:type="dxa" w:w="60"/>
+              <w:right w:type="dxa" w:w="100"/>
+            </w:tcMar>
+            <w:vAlign w:val="center"/>
+          </w:tcPr>
+          <w:p>
+            <w:r>
+              <w:rPr>
+                <w:rFonts w:ascii="Arial" w:cs="Arial" w:eastAsia="Arial" w:hAnsi="Arial"/>
+                <w:b/>
+                <w:bCs/>
+                <w:color w:val="FFFFFF"/>
+                <w:sz w:val="18"/>
+                <w:szCs w:val="18"/>
+              </w:rPr>
+              <w:t xml:space="preserve">File (full path inside Rayy-Project)</w:t>
+            </w:r>
+          </w:p>
+        </w:tc>
+        <w:tc>
+          <w:tcPr>
+            <w:tcW w:type="dxa" w:w="4706"/>
+            <w:tcBorders>
+              <w:top w:val="single" w:color="B7C9BC" w:sz="4"/>
+              <w:left w:val="single" w:color="B7C9BC" w:sz="4"/>
+              <w:bottom w:val="single" w:color="B7C9BC" w:sz="4"/>
+              <w:right w:val="single" w:color="B7C9BC" w:sz="4"/>
+            </w:tcBorders>
+            <w:shd w:fill="2F7D4F" w:color="auto" w:val="clear"/>
+            <w:tcMar>
+              <w:top w:type="dxa" w:w="60"/>
+              <w:left w:type="dxa" w:w="100"/>
+              <w:bottom w:type="dxa" w:w="60"/>
+              <w:right w:type="dxa" w:w="100"/>
+            </w:tcMar>
+            <w:vAlign w:val="center"/>
+          </w:tcPr>
+          <w:p>
+            <w:r>
+              <w:rPr>
+                <w:rFonts w:ascii="Arial" w:cs="Arial" w:eastAsia="Arial" w:hAnsi="Arial"/>
+                <w:b/>
+                <w:bCs/>
+                <w:color w:val="FFFFFF"/>
+                <w:sz w:val="18"/>
+                <w:szCs w:val="18"/>
+              </w:rPr>
+              <w:t xml:space="preserve">What it is for</w:t>
+            </w:r>
+          </w:p>
+        </w:tc>
+        <w:tc>
+          <w:tcPr>
+            <w:tcW w:type="dxa" w:w="1600"/>
+            <w:tcBorders>
+              <w:top w:val="single" w:color="B7C9BC" w:sz="4"/>
+              <w:left w:val="single" w:color="B7C9BC" w:sz="4"/>
+              <w:bottom w:val="single" w:color="B7C9BC" w:sz="4"/>
+              <w:right w:val="single" w:color="B7C9BC" w:sz="4"/>
+            </w:tcBorders>
+            <w:shd w:fill="2F7D4F" w:color="auto" w:val="clear"/>
+            <w:tcMar>
+              <w:top w:type="dxa" w:w="60"/>
+              <w:left w:type="dxa" w:w="100"/>
+              <w:bottom w:type="dxa" w:w="60"/>
+              <w:right w:type="dxa" w:w="100"/>
+            </w:tcMar>
+            <w:vAlign w:val="center"/>
+          </w:tcPr>
+          <w:p>
+            <w:r>
+              <w:rPr>
+                <w:rFonts w:ascii="Arial" w:cs="Arial" w:eastAsia="Arial" w:hAnsi="Arial"/>
+                <w:b/>
+                <w:bCs/>
+                <w:color w:val="FFFFFF"/>
+                <w:sz w:val="18"/>
+                <w:szCs w:val="18"/>
+              </w:rPr>
+              <w:t xml:space="preserve">Do you edit it?</w:t>
+            </w:r>
+          </w:p>
+        </w:tc>
+      </w:tr>
+      <w:tr>
+        <w:trPr>
+          <w:cantSplit/>
+        </w:trPr>
+        <w:tc>
+          <w:tcPr>
+            <w:tcW w:type="dxa" w:w="3600"/>
+            <w:tcBorders>
+              <w:top w:val="single" w:color="B7C9BC" w:sz="4"/>
+              <w:left w:val="single" w:color="B7C9BC" w:sz="4"/>
+              <w:bottom w:val="single" w:color="B7C9BC" w:sz="4"/>
+              <w:right w:val="single" w:color="B7C9BC" w:sz="4"/>
+            </w:tcBorders>
+            <w:tcMar>
+              <w:top w:type="dxa" w:w="60"/>
+              <w:left w:type="dxa" w:w="100"/>
+              <w:bottom w:type="dxa" w:w="60"/>
+              <w:right w:type="dxa" w:w="100"/>
+            </w:tcMar>
+            <w:vAlign w:val="center"/>
+          </w:tcPr>
+          <w:p>
+            <w:r>
+              <w:rPr>
+                <w:rFonts w:ascii="Consolas" w:cs="Consolas" w:eastAsia="Consolas" w:hAnsi="Consolas"/>
+                <w:color w:val="1D4F7A"/>
+                <w:sz w:val="18"/>
+                <w:szCs w:val="18"/>
+              </w:rPr>
+              <w:t xml:space="preserve">docs/11-solar-power.md</w:t>
+            </w:r>
+          </w:p>
+        </w:tc>
+        <w:tc>
+          <w:tcPr>
+            <w:tcW w:type="dxa" w:w="4706"/>
+            <w:tcBorders>
+              <w:top w:val="single" w:color="B7C9BC" w:sz="4"/>
+              <w:left w:val="single" w:color="B7C9BC" w:sz="4"/>
+              <w:bottom w:val="single" w:color="B7C9BC" w:sz="4"/>
+              <w:right w:val="single" w:color="B7C9BC" w:sz="4"/>
+            </w:tcBorders>
+            <w:tcMar>
+              <w:top w:type="dxa" w:w="60"/>
+              <w:left w:type="dxa" w:w="100"/>
+              <w:bottom w:type="dxa" w:w="60"/>
+              <w:right w:type="dxa" w:w="100"/>
+            </w:tcMar>
+            <w:vAlign w:val="center"/>
+          </w:tcPr>
+          <w:p>
+            <w:r>
+              <w:rPr>
+                <w:rFonts w:ascii="Arial" w:cs="Arial" w:eastAsia="Arial" w:hAnsi="Arial"/>
+                <w:sz w:val="18"/>
+                <w:szCs w:val="18"/>
+              </w:rPr>
+              <w:t xml:space="preserve">Components, energy calculation, wiring, safety, calibration, tests</w:t>
+            </w:r>
+          </w:p>
+        </w:tc>
+        <w:tc>
+          <w:tcPr>
+            <w:tcW w:type="dxa" w:w="1600"/>
+            <w:tcBorders>
+              <w:top w:val="single" w:color="B7C9BC" w:sz="4"/>
+              <w:left w:val="single" w:color="B7C9BC" w:sz="4"/>
+              <w:bottom w:val="single" w:color="B7C9BC" w:sz="4"/>
+              <w:right w:val="single" w:color="B7C9BC" w:sz="4"/>
+            </w:tcBorders>
+            <w:tcMar>
+              <w:top w:type="dxa" w:w="60"/>
+              <w:left w:type="dxa" w:w="100"/>
+              <w:bottom w:type="dxa" w:w="60"/>
+              <w:right w:type="dxa" w:w="100"/>
+            </w:tcMar>
+            <w:vAlign w:val="center"/>
+          </w:tcPr>
+          <w:p>
+            <w:r>
+              <w:rPr>
+                <w:rFonts w:ascii="Arial" w:cs="Arial" w:eastAsia="Arial" w:hAnsi="Arial"/>
+                <w:sz w:val="18"/>
+                <w:szCs w:val="18"/>
+              </w:rPr>
+              <w:t xml:space="preserve">No (read)</w:t>
+            </w:r>
+          </w:p>
+        </w:tc>
+      </w:tr>
+      <w:tr>
+        <w:trPr>
+          <w:cantSplit/>
+        </w:trPr>
+        <w:tc>
+          <w:tcPr>
+            <w:tcW w:type="dxa" w:w="3600"/>
+            <w:tcBorders>
+              <w:top w:val="single" w:color="B7C9BC" w:sz="4"/>
+              <w:left w:val="single" w:color="B7C9BC" w:sz="4"/>
+              <w:bottom w:val="single" w:color="B7C9BC" w:sz="4"/>
+              <w:right w:val="single" w:color="B7C9BC" w:sz="4"/>
+            </w:tcBorders>
+            <w:shd w:fill="F5F9F5" w:color="auto" w:val="clear"/>
+            <w:tcMar>
+              <w:top w:type="dxa" w:w="60"/>
+              <w:left w:type="dxa" w:w="100"/>
+              <w:bottom w:type="dxa" w:w="60"/>
+              <w:right w:type="dxa" w:w="100"/>
+            </w:tcMar>
+            <w:vAlign w:val="center"/>
+          </w:tcPr>
+          <w:p>
+            <w:r>
+              <w:rPr>
+                <w:rFonts w:ascii="Consolas" w:cs="Consolas" w:eastAsia="Consolas" w:hAnsi="Consolas"/>
+                <w:color w:val="1D4F7A"/>
+                <w:sz w:val="18"/>
+                <w:szCs w:val="18"/>
+              </w:rPr>
+              <w:t xml:space="preserve">docs/Rayy-Components-Prices.docx</w:t>
+            </w:r>
+          </w:p>
+        </w:tc>
+        <w:tc>
+          <w:tcPr>
+            <w:tcW w:type="dxa" w:w="4706"/>
+            <w:tcBorders>
+              <w:top w:val="single" w:color="B7C9BC" w:sz="4"/>
+              <w:left w:val="single" w:color="B7C9BC" w:sz="4"/>
+              <w:bottom w:val="single" w:color="B7C9BC" w:sz="4"/>
+              <w:right w:val="single" w:color="B7C9BC" w:sz="4"/>
+            </w:tcBorders>
+            <w:shd w:fill="F5F9F5" w:color="auto" w:val="clear"/>
+            <w:tcMar>
+              <w:top w:type="dxa" w:w="60"/>
+              <w:left w:type="dxa" w:w="100"/>
+              <w:bottom w:type="dxa" w:w="60"/>
+              <w:right w:type="dxa" w:w="100"/>
+            </w:tcMar>
+            <w:vAlign w:val="center"/>
+          </w:tcPr>
+          <w:p>
+            <w:r>
+              <w:rPr>
+                <w:rFonts w:ascii="Arial" w:cs="Arial" w:eastAsia="Arial" w:hAnsi="Arial"/>
+                <w:sz w:val="18"/>
+                <w:szCs w:val="18"/>
+              </w:rPr>
+              <w:t xml:space="preserve">Part 2 table: the solar components with codes, prices and buy links</w:t>
+            </w:r>
+          </w:p>
+        </w:tc>
+        <w:tc>
+          <w:tcPr>
+            <w:tcW w:type="dxa" w:w="1600"/>
+            <w:tcBorders>
+              <w:top w:val="single" w:color="B7C9BC" w:sz="4"/>
+              <w:left w:val="single" w:color="B7C9BC" w:sz="4"/>
+              <w:bottom w:val="single" w:color="B7C9BC" w:sz="4"/>
+              <w:right w:val="single" w:color="B7C9BC" w:sz="4"/>
+            </w:tcBorders>
+            <w:shd w:fill="F5F9F5" w:color="auto" w:val="clear"/>
+            <w:tcMar>
+              <w:top w:type="dxa" w:w="60"/>
+              <w:left w:type="dxa" w:w="100"/>
+              <w:bottom w:type="dxa" w:w="60"/>
+              <w:right w:type="dxa" w:w="100"/>
+            </w:tcMar>
+            <w:vAlign w:val="center"/>
+          </w:tcPr>
+          <w:p>
+            <w:r>
+              <w:rPr>
+                <w:rFonts w:ascii="Arial" w:cs="Arial" w:eastAsia="Arial" w:hAnsi="Arial"/>
+                <w:sz w:val="18"/>
+                <w:szCs w:val="18"/>
+              </w:rPr>
+              <w:t xml:space="preserve">No</w:t>
+            </w:r>
+          </w:p>
+        </w:tc>
+      </w:tr>
+      <w:tr>
+        <w:trPr>
+          <w:cantSplit/>
+        </w:trPr>
+        <w:tc>
+          <w:tcPr>
+            <w:tcW w:type="dxa" w:w="3600"/>
+            <w:tcBorders>
+              <w:top w:val="single" w:color="B7C9BC" w:sz="4"/>
+              <w:left w:val="single" w:color="B7C9BC" w:sz="4"/>
+              <w:bottom w:val="single" w:color="B7C9BC" w:sz="4"/>
+              <w:right w:val="single" w:color="B7C9BC" w:sz="4"/>
+            </w:tcBorders>
+            <w:tcMar>
+              <w:top w:type="dxa" w:w="60"/>
+              <w:left w:type="dxa" w:w="100"/>
+              <w:bottom w:type="dxa" w:w="60"/>
+              <w:right w:type="dxa" w:w="100"/>
+            </w:tcMar>
+            <w:vAlign w:val="center"/>
+          </w:tcPr>
+          <w:p>
+            <w:r>
+              <w:rPr>
+                <w:rFonts w:ascii="Consolas" w:cs="Consolas" w:eastAsia="Consolas" w:hAnsi="Consolas"/>
+                <w:color w:val="1D4F7A"/>
+                <w:sz w:val="18"/>
+                <w:szCs w:val="18"/>
+              </w:rPr>
+              <w:t xml:space="preserve">docs/images/wiring-diagram.png</w:t>
+            </w:r>
+          </w:p>
+        </w:tc>
+        <w:tc>
+          <w:tcPr>
+            <w:tcW w:type="dxa" w:w="4706"/>
+            <w:tcBorders>
+              <w:top w:val="single" w:color="B7C9BC" w:sz="4"/>
+              <w:left w:val="single" w:color="B7C9BC" w:sz="4"/>
+              <w:bottom w:val="single" w:color="B7C9BC" w:sz="4"/>
+              <w:right w:val="single" w:color="B7C9BC" w:sz="4"/>
+            </w:tcBorders>
+            <w:tcMar>
+              <w:top w:type="dxa" w:w="60"/>
+              <w:left w:type="dxa" w:w="100"/>
+              <w:bottom w:type="dxa" w:w="60"/>
+              <w:right w:type="dxa" w:w="100"/>
+            </w:tcMar>
+            <w:vAlign w:val="center"/>
+          </w:tcPr>
+          <w:p>
+            <w:r>
+              <w:rPr>
+                <w:rFonts w:ascii="Arial" w:cs="Arial" w:eastAsia="Arial" w:hAnsi="Arial"/>
+                <w:sz w:val="18"/>
+                <w:szCs w:val="18"/>
+              </w:rPr>
+              <w:t xml:space="preserve">Wiring diagram with the solar part at the bottom</w:t>
+            </w:r>
+          </w:p>
+        </w:tc>
+        <w:tc>
+          <w:tcPr>
+            <w:tcW w:type="dxa" w:w="1600"/>
+            <w:tcBorders>
+              <w:top w:val="single" w:color="B7C9BC" w:sz="4"/>
+              <w:left w:val="single" w:color="B7C9BC" w:sz="4"/>
+              <w:bottom w:val="single" w:color="B7C9BC" w:sz="4"/>
+              <w:right w:val="single" w:color="B7C9BC" w:sz="4"/>
+            </w:tcBorders>
+            <w:tcMar>
+              <w:top w:type="dxa" w:w="60"/>
+              <w:left w:type="dxa" w:w="100"/>
+              <w:bottom w:type="dxa" w:w="60"/>
+              <w:right w:type="dxa" w:w="100"/>
+            </w:tcMar>
+            <w:vAlign w:val="center"/>
+          </w:tcPr>
+          <w:p>
+            <w:r>
+              <w:rPr>
+                <w:rFonts w:ascii="Arial" w:cs="Arial" w:eastAsia="Arial" w:hAnsi="Arial"/>
+                <w:sz w:val="18"/>
+                <w:szCs w:val="18"/>
+              </w:rPr>
+              <w:t xml:space="preserve">No</w:t>
+            </w:r>
+          </w:p>
+        </w:tc>
+      </w:tr>
+      <w:tr>
+        <w:trPr>
+          <w:cantSplit/>
+        </w:trPr>
+        <w:tc>
+          <w:tcPr>
+            <w:tcW w:type="dxa" w:w="3600"/>
+            <w:tcBorders>
+              <w:top w:val="single" w:color="B7C9BC" w:sz="4"/>
+              <w:left w:val="single" w:color="B7C9BC" w:sz="4"/>
+              <w:bottom w:val="single" w:color="B7C9BC" w:sz="4"/>
+              <w:right w:val="single" w:color="B7C9BC" w:sz="4"/>
+            </w:tcBorders>
+            <w:shd w:fill="F5F9F5" w:color="auto" w:val="clear"/>
+            <w:tcMar>
+              <w:top w:type="dxa" w:w="60"/>
+              <w:left w:type="dxa" w:w="100"/>
+              <w:bottom w:type="dxa" w:w="60"/>
+              <w:right w:type="dxa" w:w="100"/>
+            </w:tcMar>
+            <w:vAlign w:val="center"/>
+          </w:tcPr>
+          <w:p>
+            <w:r>
+              <w:rPr>
+                <w:rFonts w:ascii="Consolas" w:cs="Consolas" w:eastAsia="Consolas" w:hAnsi="Consolas"/>
+                <w:color w:val="1D4F7A"/>
+                <w:sz w:val="18"/>
+                <w:szCs w:val="18"/>
+              </w:rPr>
+              <w:t xml:space="preserve">firmware/Rayy/config.h</w:t>
+            </w:r>
+          </w:p>
+        </w:tc>
+        <w:tc>
+          <w:tcPr>
+            <w:tcW w:type="dxa" w:w="4706"/>
+            <w:tcBorders>
+              <w:top w:val="single" w:color="B7C9BC" w:sz="4"/>
+              <w:left w:val="single" w:color="B7C9BC" w:sz="4"/>
+              <w:bottom w:val="single" w:color="B7C9BC" w:sz="4"/>
+              <w:right w:val="single" w:color="B7C9BC" w:sz="4"/>
+            </w:tcBorders>
+            <w:shd w:fill="F5F9F5" w:color="auto" w:val="clear"/>
+            <w:tcMar>
+              <w:top w:type="dxa" w:w="60"/>
+              <w:left w:type="dxa" w:w="100"/>
+              <w:bottom w:type="dxa" w:w="60"/>
+              <w:right w:type="dxa" w:w="100"/>
+            </w:tcMar>
+            <w:vAlign w:val="center"/>
+          </w:tcPr>
+          <w:p>
+            <w:r>
+              <w:rPr>
+                <w:rFonts w:ascii="Consolas" w:cs="Consolas" w:eastAsia="Consolas" w:hAnsi="Consolas"/>
+                <w:color w:val="1D4F7A"/>
+                <w:sz w:val="18"/>
+                <w:szCs w:val="18"/>
+              </w:rPr>
+              <w:t xml:space="preserve">SOLAR_ENABLED</w:t>
+            </w:r>
+            <w:r>
+              <w:rPr>
+                <w:rFonts w:ascii="Arial" w:cs="Arial" w:eastAsia="Arial" w:hAnsi="Arial"/>
+                <w:sz w:val="18"/>
+                <w:szCs w:val="18"/>
+              </w:rPr>
+              <w:t xml:space="preserve">, </w:t>
+            </w:r>
+            <w:r>
+              <w:rPr>
+                <w:rFonts w:ascii="Consolas" w:cs="Consolas" w:eastAsia="Consolas" w:hAnsi="Consolas"/>
+                <w:color w:val="1D4F7A"/>
+                <w:sz w:val="18"/>
+                <w:szCs w:val="18"/>
+              </w:rPr>
+              <w:t xml:space="preserve">BATTERY_DIVIDER</w:t>
+            </w:r>
+            <w:r>
+              <w:rPr>
+                <w:rFonts w:ascii="Arial" w:cs="Arial" w:eastAsia="Arial" w:hAnsi="Arial"/>
+                <w:sz w:val="18"/>
+                <w:szCs w:val="18"/>
+              </w:rPr>
+              <w:t xml:space="preserve">, </w:t>
+            </w:r>
+            <w:r>
+              <w:rPr>
+                <w:rFonts w:ascii="Consolas" w:cs="Consolas" w:eastAsia="Consolas" w:hAnsi="Consolas"/>
+                <w:color w:val="1D4F7A"/>
+                <w:sz w:val="18"/>
+                <w:szCs w:val="18"/>
+              </w:rPr>
+              <w:t xml:space="preserve">SOLAR_DIVIDER</w:t>
+            </w:r>
+            <w:r>
+              <w:rPr>
+                <w:rFonts w:ascii="Arial" w:cs="Arial" w:eastAsia="Arial" w:hAnsi="Arial"/>
+                <w:sz w:val="18"/>
+                <w:szCs w:val="18"/>
+              </w:rPr>
+              <w:t xml:space="preserve">, </w:t>
+            </w:r>
+            <w:r>
+              <w:rPr>
+                <w:rFonts w:ascii="Consolas" w:cs="Consolas" w:eastAsia="Consolas" w:hAnsi="Consolas"/>
+                <w:color w:val="1D4F7A"/>
+                <w:sz w:val="18"/>
+                <w:szCs w:val="18"/>
+              </w:rPr>
+              <w:t xml:space="preserve">LOW_BATTERY_PCT</w:t>
+            </w:r>
+            <w:r>
+              <w:rPr>
+                <w:rFonts w:ascii="Arial" w:cs="Arial" w:eastAsia="Arial" w:hAnsi="Arial"/>
+                <w:sz w:val="18"/>
+                <w:szCs w:val="18"/>
+              </w:rPr>
+              <w:t xml:space="preserve">, </w:t>
+            </w:r>
+            <w:r>
+              <w:rPr>
+                <w:rFonts w:ascii="Consolas" w:cs="Consolas" w:eastAsia="Consolas" w:hAnsi="Consolas"/>
+                <w:color w:val="1D4F7A"/>
+                <w:sz w:val="18"/>
+                <w:szCs w:val="18"/>
+              </w:rPr>
+              <w:t xml:space="preserve">LOW_POWER_UPLOAD_MS</w:t>
+            </w:r>
+          </w:p>
+        </w:tc>
+        <w:tc>
+          <w:tcPr>
+            <w:tcW w:type="dxa" w:w="1600"/>
+            <w:tcBorders>
+              <w:top w:val="single" w:color="B7C9BC" w:sz="4"/>
+              <w:left w:val="single" w:color="B7C9BC" w:sz="4"/>
+              <w:bottom w:val="single" w:color="B7C9BC" w:sz="4"/>
+              <w:right w:val="single" w:color="B7C9BC" w:sz="4"/>
+            </w:tcBorders>
+            <w:shd w:fill="F5F9F5" w:color="auto" w:val="clear"/>
+            <w:tcMar>
+              <w:top w:type="dxa" w:w="60"/>
+              <w:left w:type="dxa" w:w="100"/>
+              <w:bottom w:type="dxa" w:w="60"/>
+              <w:right w:type="dxa" w:w="100"/>
+            </w:tcMar>
+            <w:vAlign w:val="center"/>
+          </w:tcPr>
+          <w:p>
+            <w:r>
+              <w:rPr>
+                <w:rFonts w:ascii="Arial" w:cs="Arial" w:eastAsia="Arial" w:hAnsi="Arial"/>
+                <w:b/>
+                <w:bCs/>
+                <w:sz w:val="18"/>
+                <w:szCs w:val="18"/>
+              </w:rPr>
+              <w:t xml:space="preserve">Yes</w:t>
+            </w:r>
+            <w:r>
+              <w:rPr>
+                <w:rFonts w:ascii="Arial" w:cs="Arial" w:eastAsia="Arial" w:hAnsi="Arial"/>
+                <w:sz w:val="18"/>
+                <w:szCs w:val="18"/>
+              </w:rPr>
+              <w:t xml:space="preserve"> (SOLAR_ENABLED 1)</w:t>
+            </w:r>
+          </w:p>
+        </w:tc>
+      </w:tr>
+      <w:tr>
+        <w:trPr>
+          <w:cantSplit/>
+        </w:trPr>
+        <w:tc>
+          <w:tcPr>
+            <w:tcW w:type="dxa" w:w="3600"/>
+            <w:tcBorders>
+              <w:top w:val="single" w:color="B7C9BC" w:sz="4"/>
+              <w:left w:val="single" w:color="B7C9BC" w:sz="4"/>
+              <w:bottom w:val="single" w:color="B7C9BC" w:sz="4"/>
+              <w:right w:val="single" w:color="B7C9BC" w:sz="4"/>
+            </w:tcBorders>
+            <w:tcMar>
+              <w:top w:type="dxa" w:w="60"/>
+              <w:left w:type="dxa" w:w="100"/>
+              <w:bottom w:type="dxa" w:w="60"/>
+              <w:right w:type="dxa" w:w="100"/>
+            </w:tcMar>
+            <w:vAlign w:val="center"/>
+          </w:tcPr>
+          <w:p>
+            <w:r>
+              <w:rPr>
+                <w:rFonts w:ascii="Consolas" w:cs="Consolas" w:eastAsia="Consolas" w:hAnsi="Consolas"/>
+                <w:color w:val="1D4F7A"/>
+                <w:sz w:val="18"/>
+                <w:szCs w:val="18"/>
+              </w:rPr>
+              <w:t xml:space="preserve">firmware/Rayy/pins.h</w:t>
+            </w:r>
+          </w:p>
+        </w:tc>
+        <w:tc>
+          <w:tcPr>
+            <w:tcW w:type="dxa" w:w="4706"/>
+            <w:tcBorders>
+              <w:top w:val="single" w:color="B7C9BC" w:sz="4"/>
+              <w:left w:val="single" w:color="B7C9BC" w:sz="4"/>
+              <w:bottom w:val="single" w:color="B7C9BC" w:sz="4"/>
+              <w:right w:val="single" w:color="B7C9BC" w:sz="4"/>
+            </w:tcBorders>
+            <w:tcMar>
+              <w:top w:type="dxa" w:w="60"/>
+              <w:left w:type="dxa" w:w="100"/>
+              <w:bottom w:type="dxa" w:w="60"/>
+              <w:right w:type="dxa" w:w="100"/>
+            </w:tcMar>
+            <w:vAlign w:val="center"/>
+          </w:tcPr>
+          <w:p>
+            <w:r>
+              <w:rPr>
+                <w:rFonts w:ascii="Consolas" w:cs="Consolas" w:eastAsia="Consolas" w:hAnsi="Consolas"/>
+                <w:color w:val="1D4F7A"/>
+                <w:sz w:val="18"/>
+                <w:szCs w:val="18"/>
+              </w:rPr>
+              <w:t xml:space="preserve">PIN_BATTERY 35</w:t>
+            </w:r>
+            <w:r>
+              <w:rPr>
+                <w:rFonts w:ascii="Arial" w:cs="Arial" w:eastAsia="Arial" w:hAnsi="Arial"/>
+                <w:sz w:val="18"/>
+                <w:szCs w:val="18"/>
+              </w:rPr>
+              <w:t xml:space="preserve">, </w:t>
+            </w:r>
+            <w:r>
+              <w:rPr>
+                <w:rFonts w:ascii="Consolas" w:cs="Consolas" w:eastAsia="Consolas" w:hAnsi="Consolas"/>
+                <w:color w:val="1D4F7A"/>
+                <w:sz w:val="18"/>
+                <w:szCs w:val="18"/>
+              </w:rPr>
+              <w:t xml:space="preserve">PIN_SOLAR 39</w:t>
+            </w:r>
+          </w:p>
+        </w:tc>
+        <w:tc>
+          <w:tcPr>
+            <w:tcW w:type="dxa" w:w="1600"/>
+            <w:tcBorders>
+              <w:top w:val="single" w:color="B7C9BC" w:sz="4"/>
+              <w:left w:val="single" w:color="B7C9BC" w:sz="4"/>
+              <w:bottom w:val="single" w:color="B7C9BC" w:sz="4"/>
+              <w:right w:val="single" w:color="B7C9BC" w:sz="4"/>
+            </w:tcBorders>
+            <w:tcMar>
+              <w:top w:type="dxa" w:w="60"/>
+              <w:left w:type="dxa" w:w="100"/>
+              <w:bottom w:type="dxa" w:w="60"/>
+              <w:right w:type="dxa" w:w="100"/>
+            </w:tcMar>
+            <w:vAlign w:val="center"/>
+          </w:tcPr>
+          <w:p>
+            <w:r>
+              <w:rPr>
+                <w:rFonts w:ascii="Arial" w:cs="Arial" w:eastAsia="Arial" w:hAnsi="Arial"/>
+                <w:sz w:val="18"/>
+                <w:szCs w:val="18"/>
+              </w:rPr>
+              <w:t xml:space="preserve">Only if you wire differently</w:t>
+            </w:r>
+          </w:p>
+        </w:tc>
+      </w:tr>
+      <w:tr>
+        <w:trPr>
+          <w:cantSplit/>
+        </w:trPr>
+        <w:tc>
+          <w:tcPr>
+            <w:tcW w:type="dxa" w:w="3600"/>
+            <w:tcBorders>
+              <w:top w:val="single" w:color="B7C9BC" w:sz="4"/>
+              <w:left w:val="single" w:color="B7C9BC" w:sz="4"/>
+              <w:bottom w:val="single" w:color="B7C9BC" w:sz="4"/>
+              <w:right w:val="single" w:color="B7C9BC" w:sz="4"/>
+            </w:tcBorders>
+            <w:shd w:fill="F5F9F5" w:color="auto" w:val="clear"/>
+            <w:tcMar>
+              <w:top w:type="dxa" w:w="60"/>
+              <w:left w:type="dxa" w:w="100"/>
+              <w:bottom w:type="dxa" w:w="60"/>
+              <w:right w:type="dxa" w:w="100"/>
+            </w:tcMar>
+            <w:vAlign w:val="center"/>
+          </w:tcPr>
+          <w:p>
+            <w:r>
+              <w:rPr>
+                <w:rFonts w:ascii="Consolas" w:cs="Consolas" w:eastAsia="Consolas" w:hAnsi="Consolas"/>
+                <w:color w:val="1D4F7A"/>
+                <w:sz w:val="18"/>
+                <w:szCs w:val="18"/>
+              </w:rPr>
+              <w:t xml:space="preserve">firmware/Rayy/power.h</w:t>
+            </w:r>
+            <w:r>
+              <w:rPr>
+                <w:rFonts w:ascii="Arial" w:cs="Arial" w:eastAsia="Arial" w:hAnsi="Arial"/>
+                <w:sz w:val="18"/>
+                <w:szCs w:val="18"/>
+              </w:rPr>
+              <w:t xml:space="preserve">, </w:t>
+            </w:r>
+            <w:r>
+              <w:rPr>
+                <w:rFonts w:ascii="Consolas" w:cs="Consolas" w:eastAsia="Consolas" w:hAnsi="Consolas"/>
+                <w:color w:val="1D4F7A"/>
+                <w:sz w:val="18"/>
+                <w:szCs w:val="18"/>
+              </w:rPr>
+              <w:t xml:space="preserve">power.cpp</w:t>
+            </w:r>
+          </w:p>
+        </w:tc>
+        <w:tc>
+          <w:tcPr>
+            <w:tcW w:type="dxa" w:w="4706"/>
+            <w:tcBorders>
+              <w:top w:val="single" w:color="B7C9BC" w:sz="4"/>
+              <w:left w:val="single" w:color="B7C9BC" w:sz="4"/>
+              <w:bottom w:val="single" w:color="B7C9BC" w:sz="4"/>
+              <w:right w:val="single" w:color="B7C9BC" w:sz="4"/>
+            </w:tcBorders>
+            <w:shd w:fill="F5F9F5" w:color="auto" w:val="clear"/>
+            <w:tcMar>
+              <w:top w:type="dxa" w:w="60"/>
+              <w:left w:type="dxa" w:w="100"/>
+              <w:bottom w:type="dxa" w:w="60"/>
+              <w:right w:type="dxa" w:w="100"/>
+            </w:tcMar>
+            <w:vAlign w:val="center"/>
+          </w:tcPr>
+          <w:p>
+            <w:r>
+              <w:rPr>
+                <w:rFonts w:ascii="Arial" w:cs="Arial" w:eastAsia="Arial" w:hAnsi="Arial"/>
+                <w:sz w:val="18"/>
+                <w:szCs w:val="18"/>
+              </w:rPr>
+              <w:t xml:space="preserve">Reads the two voltages (16 samples, calibrated millivolts)</w:t>
+            </w:r>
+          </w:p>
+        </w:tc>
+        <w:tc>
+          <w:tcPr>
+            <w:tcW w:type="dxa" w:w="1600"/>
+            <w:tcBorders>
+              <w:top w:val="single" w:color="B7C9BC" w:sz="4"/>
+              <w:left w:val="single" w:color="B7C9BC" w:sz="4"/>
+              <w:bottom w:val="single" w:color="B7C9BC" w:sz="4"/>
+              <w:right w:val="single" w:color="B7C9BC" w:sz="4"/>
+            </w:tcBorders>
+            <w:shd w:fill="F5F9F5" w:color="auto" w:val="clear"/>
+            <w:tcMar>
+              <w:top w:type="dxa" w:w="60"/>
+              <w:left w:type="dxa" w:w="100"/>
+              <w:bottom w:type="dxa" w:w="60"/>
+              <w:right w:type="dxa" w:w="100"/>
+            </w:tcMar>
+            <w:vAlign w:val="center"/>
+          </w:tcPr>
+          <w:p>
+            <w:r>
+              <w:rPr>
+                <w:rFonts w:ascii="Arial" w:cs="Arial" w:eastAsia="Arial" w:hAnsi="Arial"/>
+                <w:sz w:val="18"/>
+                <w:szCs w:val="18"/>
+              </w:rPr>
+              <w:t xml:space="preserve">No</w:t>
+            </w:r>
+          </w:p>
+        </w:tc>
+      </w:tr>
+      <w:tr>
+        <w:trPr>
+          <w:cantSplit/>
+        </w:trPr>
+        <w:tc>
+          <w:tcPr>
+            <w:tcW w:type="dxa" w:w="3600"/>
+            <w:tcBorders>
+              <w:top w:val="single" w:color="B7C9BC" w:sz="4"/>
+              <w:left w:val="single" w:color="B7C9BC" w:sz="4"/>
+              <w:bottom w:val="single" w:color="B7C9BC" w:sz="4"/>
+              <w:right w:val="single" w:color="B7C9BC" w:sz="4"/>
+            </w:tcBorders>
+            <w:tcMar>
+              <w:top w:type="dxa" w:w="60"/>
+              <w:left w:type="dxa" w:w="100"/>
+              <w:bottom w:type="dxa" w:w="60"/>
+              <w:right w:type="dxa" w:w="100"/>
+            </w:tcMar>
+            <w:vAlign w:val="center"/>
+          </w:tcPr>
+          <w:p>
+            <w:r>
+              <w:rPr>
+                <w:rFonts w:ascii="Consolas" w:cs="Consolas" w:eastAsia="Consolas" w:hAnsi="Consolas"/>
+                <w:color w:val="1D4F7A"/>
+                <w:sz w:val="18"/>
+                <w:szCs w:val="18"/>
+              </w:rPr>
+              <w:t xml:space="preserve">firmware/Rayy/power_calc.h</w:t>
+            </w:r>
+          </w:p>
+        </w:tc>
+        <w:tc>
+          <w:tcPr>
+            <w:tcW w:type="dxa" w:w="4706"/>
+            <w:tcBorders>
+              <w:top w:val="single" w:color="B7C9BC" w:sz="4"/>
+              <w:left w:val="single" w:color="B7C9BC" w:sz="4"/>
+              <w:bottom w:val="single" w:color="B7C9BC" w:sz="4"/>
+              <w:right w:val="single" w:color="B7C9BC" w:sz="4"/>
+            </w:tcBorders>
+            <w:tcMar>
+              <w:top w:type="dxa" w:w="60"/>
+              <w:left w:type="dxa" w:w="100"/>
+              <w:bottom w:type="dxa" w:w="60"/>
+              <w:right w:type="dxa" w:w="100"/>
+            </w:tcMar>
+            <w:vAlign w:val="center"/>
+          </w:tcPr>
+          <w:p>
+            <w:r>
+              <w:rPr>
+                <w:rFonts w:ascii="Arial" w:cs="Arial" w:eastAsia="Arial" w:hAnsi="Arial"/>
+                <w:sz w:val="18"/>
+                <w:szCs w:val="18"/>
+              </w:rPr>
+              <w:t xml:space="preserve">Battery % curve, “is charging”, power-saving hysteresis</w:t>
+            </w:r>
+          </w:p>
+        </w:tc>
+        <w:tc>
+          <w:tcPr>
+            <w:tcW w:type="dxa" w:w="1600"/>
+            <w:tcBorders>
+              <w:top w:val="single" w:color="B7C9BC" w:sz="4"/>
+              <w:left w:val="single" w:color="B7C9BC" w:sz="4"/>
+              <w:bottom w:val="single" w:color="B7C9BC" w:sz="4"/>
+              <w:right w:val="single" w:color="B7C9BC" w:sz="4"/>
+            </w:tcBorders>
+            <w:tcMar>
+              <w:top w:type="dxa" w:w="60"/>
+              <w:left w:type="dxa" w:w="100"/>
+              <w:bottom w:type="dxa" w:w="60"/>
+              <w:right w:type="dxa" w:w="100"/>
+            </w:tcMar>
+            <w:vAlign w:val="center"/>
+          </w:tcPr>
+          <w:p>
+            <w:r>
+              <w:rPr>
+                <w:rFonts w:ascii="Arial" w:cs="Arial" w:eastAsia="Arial" w:hAnsi="Arial"/>
+                <w:sz w:val="18"/>
+                <w:szCs w:val="18"/>
+              </w:rPr>
+              <w:t xml:space="preserve">No</w:t>
+            </w:r>
+          </w:p>
+        </w:tc>
+      </w:tr>
+      <w:tr>
+        <w:trPr>
+          <w:cantSplit/>
+        </w:trPr>
+        <w:tc>
+          <w:tcPr>
+            <w:tcW w:type="dxa" w:w="3600"/>
+            <w:tcBorders>
+              <w:top w:val="single" w:color="B7C9BC" w:sz="4"/>
+              <w:left w:val="single" w:color="B7C9BC" w:sz="4"/>
+              <w:bottom w:val="single" w:color="B7C9BC" w:sz="4"/>
+              <w:right w:val="single" w:color="B7C9BC" w:sz="4"/>
+            </w:tcBorders>
+            <w:shd w:fill="F5F9F5" w:color="auto" w:val="clear"/>
+            <w:tcMar>
+              <w:top w:type="dxa" w:w="60"/>
+              <w:left w:type="dxa" w:w="100"/>
+              <w:bottom w:type="dxa" w:w="60"/>
+              <w:right w:type="dxa" w:w="100"/>
+            </w:tcMar>
+            <w:vAlign w:val="center"/>
+          </w:tcPr>
+          <w:p>
+            <w:r>
+              <w:rPr>
+                <w:rFonts w:ascii="Consolas" w:cs="Consolas" w:eastAsia="Consolas" w:hAnsi="Consolas"/>
+                <w:color w:val="1D4F7A"/>
+                <w:sz w:val="18"/>
+                <w:szCs w:val="18"/>
+              </w:rPr>
+              <w:t xml:space="preserve">web/app.js</w:t>
+            </w:r>
+            <w:r>
+              <w:rPr>
+                <w:rFonts w:ascii="Arial" w:cs="Arial" w:eastAsia="Arial" w:hAnsi="Arial"/>
+                <w:sz w:val="18"/>
+                <w:szCs w:val="18"/>
+              </w:rPr>
+              <w:t xml:space="preserve">, </w:t>
+            </w:r>
+            <w:r>
+              <w:rPr>
+                <w:rFonts w:ascii="Consolas" w:cs="Consolas" w:eastAsia="Consolas" w:hAnsi="Consolas"/>
+                <w:color w:val="1D4F7A"/>
+                <w:sz w:val="18"/>
+                <w:szCs w:val="18"/>
+              </w:rPr>
+              <w:t xml:space="preserve">web/index.html</w:t>
+            </w:r>
+          </w:p>
+        </w:tc>
+        <w:tc>
+          <w:tcPr>
+            <w:tcW w:type="dxa" w:w="4706"/>
+            <w:tcBorders>
+              <w:top w:val="single" w:color="B7C9BC" w:sz="4"/>
+              <w:left w:val="single" w:color="B7C9BC" w:sz="4"/>
+              <w:bottom w:val="single" w:color="B7C9BC" w:sz="4"/>
+              <w:right w:val="single" w:color="B7C9BC" w:sz="4"/>
+            </w:tcBorders>
+            <w:shd w:fill="F5F9F5" w:color="auto" w:val="clear"/>
+            <w:tcMar>
+              <w:top w:type="dxa" w:w="60"/>
+              <w:left w:type="dxa" w:w="100"/>
+              <w:bottom w:type="dxa" w:w="60"/>
+              <w:right w:type="dxa" w:w="100"/>
+            </w:tcMar>
+            <w:vAlign w:val="center"/>
+          </w:tcPr>
+          <w:p>
+            <w:r>
+              <w:rPr>
+                <w:rFonts w:ascii="Arial" w:cs="Arial" w:eastAsia="Arial" w:hAnsi="Arial"/>
+                <w:sz w:val="18"/>
+                <w:szCs w:val="18"/>
+              </w:rPr>
+              <w:t xml:space="preserve">Battery and solar cards, battery line in the chart</w:t>
+            </w:r>
+          </w:p>
+        </w:tc>
+        <w:tc>
+          <w:tcPr>
+            <w:tcW w:type="dxa" w:w="1600"/>
+            <w:tcBorders>
+              <w:top w:val="single" w:color="B7C9BC" w:sz="4"/>
+              <w:left w:val="single" w:color="B7C9BC" w:sz="4"/>
+              <w:bottom w:val="single" w:color="B7C9BC" w:sz="4"/>
+              <w:right w:val="single" w:color="B7C9BC" w:sz="4"/>
+            </w:tcBorders>
+            <w:shd w:fill="F5F9F5" w:color="auto" w:val="clear"/>
+            <w:tcMar>
+              <w:top w:type="dxa" w:w="60"/>
+              <w:left w:type="dxa" w:w="100"/>
+              <w:bottom w:type="dxa" w:w="60"/>
+              <w:right w:type="dxa" w:w="100"/>
+            </w:tcMar>
+            <w:vAlign w:val="center"/>
+          </w:tcPr>
+          <w:p>
+            <w:r>
+              <w:rPr>
+                <w:rFonts w:ascii="Arial" w:cs="Arial" w:eastAsia="Arial" w:hAnsi="Arial"/>
+                <w:sz w:val="18"/>
+                <w:szCs w:val="18"/>
+              </w:rPr>
+              <w:t xml:space="preserve">No</w:t>
+            </w:r>
+          </w:p>
+        </w:tc>
+      </w:tr>
+      <w:tr>
+        <w:trPr>
+          <w:cantSplit/>
+        </w:trPr>
+        <w:tc>
+          <w:tcPr>
+            <w:tcW w:type="dxa" w:w="3600"/>
+            <w:tcBorders>
+              <w:top w:val="single" w:color="B7C9BC" w:sz="4"/>
+              <w:left w:val="single" w:color="B7C9BC" w:sz="4"/>
+              <w:bottom w:val="single" w:color="B7C9BC" w:sz="4"/>
+              <w:right w:val="single" w:color="B7C9BC" w:sz="4"/>
+            </w:tcBorders>
+            <w:tcMar>
+              <w:top w:type="dxa" w:w="60"/>
+              <w:left w:type="dxa" w:w="100"/>
+              <w:bottom w:type="dxa" w:w="60"/>
+              <w:right w:type="dxa" w:w="100"/>
+            </w:tcMar>
+            <w:vAlign w:val="center"/>
+          </w:tcPr>
+          <w:p>
+            <w:r>
+              <w:rPr>
+                <w:rFonts w:ascii="Consolas" w:cs="Consolas" w:eastAsia="Consolas" w:hAnsi="Consolas"/>
+                <w:color w:val="1D4F7A"/>
+                <w:sz w:val="18"/>
+                <w:szCs w:val="18"/>
+              </w:rPr>
+              <w:t xml:space="preserve">android/Rayy/app/src/main/java/com/rayy/app/ui/MainScreen.kt</w:t>
+            </w:r>
+            <w:r>
+              <w:rPr>
+                <w:rFonts w:ascii="Arial" w:cs="Arial" w:eastAsia="Arial" w:hAnsi="Arial"/>
+                <w:sz w:val="18"/>
+                <w:szCs w:val="18"/>
+              </w:rPr>
+              <w:t xml:space="preserve">, </w:t>
+            </w:r>
+            <w:r>
+              <w:rPr>
+                <w:rFonts w:ascii="Consolas" w:cs="Consolas" w:eastAsia="Consolas" w:hAnsi="Consolas"/>
+                <w:color w:val="1D4F7A"/>
+                <w:sz w:val="18"/>
+                <w:szCs w:val="18"/>
+              </w:rPr>
+              <w:t xml:space="preserve">Model.kt</w:t>
+            </w:r>
+          </w:p>
+        </w:tc>
+        <w:tc>
+          <w:tcPr>
+            <w:tcW w:type="dxa" w:w="4706"/>
+            <w:tcBorders>
+              <w:top w:val="single" w:color="B7C9BC" w:sz="4"/>
+              <w:left w:val="single" w:color="B7C9BC" w:sz="4"/>
+              <w:bottom w:val="single" w:color="B7C9BC" w:sz="4"/>
+              <w:right w:val="single" w:color="B7C9BC" w:sz="4"/>
+            </w:tcBorders>
+            <w:tcMar>
+              <w:top w:type="dxa" w:w="60"/>
+              <w:left w:type="dxa" w:w="100"/>
+              <w:bottom w:type="dxa" w:w="60"/>
+              <w:right w:type="dxa" w:w="100"/>
+            </w:tcMar>
+            <w:vAlign w:val="center"/>
+          </w:tcPr>
+          <w:p>
+            <w:r>
+              <w:rPr>
+                <w:rFonts w:ascii="Arial" w:cs="Arial" w:eastAsia="Arial" w:hAnsi="Arial"/>
+                <w:sz w:val="18"/>
+                <w:szCs w:val="18"/>
+              </w:rPr>
+              <w:t xml:space="preserve">Battery and solar cards in the app</w:t>
+            </w:r>
+          </w:p>
+        </w:tc>
+        <w:tc>
+          <w:tcPr>
+            <w:tcW w:type="dxa" w:w="1600"/>
+            <w:tcBorders>
+              <w:top w:val="single" w:color="B7C9BC" w:sz="4"/>
+              <w:left w:val="single" w:color="B7C9BC" w:sz="4"/>
+              <w:bottom w:val="single" w:color="B7C9BC" w:sz="4"/>
+              <w:right w:val="single" w:color="B7C9BC" w:sz="4"/>
+            </w:tcBorders>
+            <w:tcMar>
+              <w:top w:type="dxa" w:w="60"/>
+              <w:left w:type="dxa" w:w="100"/>
+              <w:bottom w:type="dxa" w:w="60"/>
+              <w:right w:type="dxa" w:w="100"/>
+            </w:tcMar>
+            <w:vAlign w:val="center"/>
+          </w:tcPr>
+          <w:p>
+            <w:r>
+              <w:rPr>
+                <w:rFonts w:ascii="Arial" w:cs="Arial" w:eastAsia="Arial" w:hAnsi="Arial"/>
+                <w:sz w:val="18"/>
+                <w:szCs w:val="18"/>
+              </w:rPr>
+              <w:t xml:space="preserve">No</w:t>
+            </w:r>
+          </w:p>
+        </w:tc>
+      </w:tr>
+    </w:tbl>
+    <w:p>
+      <w:pPr>
+        <w:pStyle w:val="Heading2"/>
+        <w:spacing w:after="100" w:before="240"/>
+      </w:pPr>
+      <w:r>
+        <w:rPr>
+          <w:rFonts w:ascii="Arial" w:cs="Arial" w:eastAsia="Arial" w:hAnsi="Arial"/>
+          <w:b/>
+          <w:bCs/>
+          <w:color w:val="2F7D4F"/>
+          <w:sz w:val="26"/>
+          <w:szCs w:val="26"/>
+        </w:rPr>
+        <w:t xml:space="preserve">F.2 What to buy and install</w:t>
+      </w:r>
+    </w:p>
+    <w:p>
+      <w:pPr>
+        <w:spacing w:after="60" w:before="60"/>
+      </w:pPr>
+      <w:r>
+        <w:rPr>
+          <w:rFonts w:ascii="Arial" w:cs="Arial" w:eastAsia="Arial" w:hAnsi="Arial"/>
+          <w:sz w:val="20"/>
+          <w:szCs w:val="20"/>
+        </w:rPr>
+        <w:t xml:space="preserve">Nothing new to install on the computer. Buy the </w:t>
+      </w:r>
+      <w:r>
+        <w:rPr>
+          <w:rFonts w:ascii="Arial" w:cs="Arial" w:eastAsia="Arial" w:hAnsi="Arial"/>
+          <w:b/>
+          <w:bCs/>
+          <w:sz w:val="20"/>
+          <w:szCs w:val="20"/>
+        </w:rPr>
+        <w:t xml:space="preserve">Part 2</w:t>
+      </w:r>
+      <w:r>
+        <w:rPr>
+          <w:rFonts w:ascii="Arial" w:cs="Arial" w:eastAsia="Arial" w:hAnsi="Arial"/>
+          <w:sz w:val="20"/>
+          <w:szCs w:val="20"/>
+        </w:rPr>
+        <w:t xml:space="preserve"> components (≈ 121–184 SAR) and use a </w:t>
+      </w:r>
+      <w:r>
+        <w:rPr>
+          <w:rFonts w:ascii="Arial" w:cs="Arial" w:eastAsia="Arial" w:hAnsi="Arial"/>
+          <w:b/>
+          <w:bCs/>
+          <w:sz w:val="20"/>
+          <w:szCs w:val="20"/>
+        </w:rPr>
+        <w:t xml:space="preserve">multimeter</w:t>
+      </w:r>
+      <w:r>
+        <w:rPr>
+          <w:rFonts w:ascii="Arial" w:cs="Arial" w:eastAsia="Arial" w:hAnsi="Arial"/>
+          <w:sz w:val="20"/>
+          <w:szCs w:val="20"/>
+        </w:rPr>
+        <w:t xml:space="preserve">:</w:t>
+      </w:r>
+    </w:p>
+    <w:tbl>
+      <w:tblPr>
+        <w:tblW w:type="dxa" w:w="9906"/>
+        <w:tblBorders>
+          <w:top w:val="single" w:color="auto" w:sz="4"/>
+          <w:left w:val="single" w:color="auto" w:sz="4"/>
+          <w:bottom w:val="single" w:color="auto" w:sz="4"/>
+          <w:right w:val="single" w:color="auto" w:sz="4"/>
+          <w:insideH w:val="single" w:color="auto" w:sz="4"/>
+          <w:insideV w:val="single" w:color="auto" w:sz="4"/>
+        </w:tblBorders>
+      </w:tblPr>
+      <w:tblGrid>
+        <w:gridCol w:w="3200"/>
+        <w:gridCol w:w="1000"/>
+        <w:gridCol w:w="5706"/>
+      </w:tblGrid>
+      <w:tr>
+        <w:trPr>
+          <w:tblHeader/>
+        </w:trPr>
+        <w:tc>
+          <w:tcPr>
+            <w:tcW w:type="dxa" w:w="3200"/>
+            <w:tcBorders>
+              <w:top w:val="single" w:color="B7C9BC" w:sz="4"/>
+              <w:left w:val="single" w:color="B7C9BC" w:sz="4"/>
+              <w:bottom w:val="single" w:color="B7C9BC" w:sz="4"/>
+              <w:right w:val="single" w:color="B7C9BC" w:sz="4"/>
+            </w:tcBorders>
+            <w:shd w:fill="2F7D4F" w:color="auto" w:val="clear"/>
+            <w:tcMar>
+              <w:top w:type="dxa" w:w="60"/>
+              <w:left w:type="dxa" w:w="100"/>
+              <w:bottom w:type="dxa" w:w="60"/>
+              <w:right w:type="dxa" w:w="100"/>
+            </w:tcMar>
+            <w:vAlign w:val="center"/>
+          </w:tcPr>
+          <w:p>
+            <w:r>
+              <w:rPr>
+                <w:rFonts w:ascii="Arial" w:cs="Arial" w:eastAsia="Arial" w:hAnsi="Arial"/>
+                <w:b/>
+                <w:bCs/>
+                <w:color w:val="FFFFFF"/>
+                <w:sz w:val="18"/>
+                <w:szCs w:val="18"/>
+              </w:rPr>
+              <w:t xml:space="preserve">Component</w:t>
+            </w:r>
+          </w:p>
+        </w:tc>
+        <w:tc>
+          <w:tcPr>
+            <w:tcW w:type="dxa" w:w="1000"/>
+            <w:tcBorders>
+              <w:top w:val="single" w:color="B7C9BC" w:sz="4"/>
+              <w:left w:val="single" w:color="B7C9BC" w:sz="4"/>
+              <w:bottom w:val="single" w:color="B7C9BC" w:sz="4"/>
+              <w:right w:val="single" w:color="B7C9BC" w:sz="4"/>
+            </w:tcBorders>
+            <w:shd w:fill="2F7D4F" w:color="auto" w:val="clear"/>
+            <w:tcMar>
+              <w:top w:type="dxa" w:w="60"/>
+              <w:left w:type="dxa" w:w="100"/>
+              <w:bottom w:type="dxa" w:w="60"/>
+              <w:right w:type="dxa" w:w="100"/>
+            </w:tcMar>
+            <w:vAlign w:val="center"/>
+          </w:tcPr>
+          <w:p>
+            <w:r>
+              <w:rPr>
+                <w:rFonts w:ascii="Arial" w:cs="Arial" w:eastAsia="Arial" w:hAnsi="Arial"/>
+                <w:b/>
+                <w:bCs/>
+                <w:color w:val="FFFFFF"/>
+                <w:sz w:val="18"/>
+                <w:szCs w:val="18"/>
+              </w:rPr>
+              <w:t xml:space="preserve">Qty</w:t>
+            </w:r>
+          </w:p>
+        </w:tc>
+        <w:tc>
+          <w:tcPr>
+            <w:tcW w:type="dxa" w:w="5706"/>
+            <w:tcBorders>
+              <w:top w:val="single" w:color="B7C9BC" w:sz="4"/>
+              <w:left w:val="single" w:color="B7C9BC" w:sz="4"/>
+              <w:bottom w:val="single" w:color="B7C9BC" w:sz="4"/>
+              <w:right w:val="single" w:color="B7C9BC" w:sz="4"/>
+            </w:tcBorders>
+            <w:shd w:fill="2F7D4F" w:color="auto" w:val="clear"/>
+            <w:tcMar>
+              <w:top w:type="dxa" w:w="60"/>
+              <w:left w:type="dxa" w:w="100"/>
+              <w:bottom w:type="dxa" w:w="60"/>
+              <w:right w:type="dxa" w:w="100"/>
+            </w:tcMar>
+            <w:vAlign w:val="center"/>
+          </w:tcPr>
+          <w:p>
+            <w:r>
+              <w:rPr>
+                <w:rFonts w:ascii="Arial" w:cs="Arial" w:eastAsia="Arial" w:hAnsi="Arial"/>
+                <w:b/>
+                <w:bCs/>
+                <w:color w:val="FFFFFF"/>
+                <w:sz w:val="18"/>
+                <w:szCs w:val="18"/>
+              </w:rPr>
+              <w:t xml:space="preserve">Note</w:t>
+            </w:r>
+          </w:p>
+        </w:tc>
+      </w:tr>
+      <w:tr>
+        <w:trPr>
+          <w:cantSplit/>
+        </w:trPr>
+        <w:tc>
+          <w:tcPr>
+            <w:tcW w:type="dxa" w:w="3200"/>
+            <w:tcBorders>
+              <w:top w:val="single" w:color="B7C9BC" w:sz="4"/>
+              <w:left w:val="single" w:color="B7C9BC" w:sz="4"/>
+              <w:bottom w:val="single" w:color="B7C9BC" w:sz="4"/>
+              <w:right w:val="single" w:color="B7C9BC" w:sz="4"/>
+            </w:tcBorders>
+            <w:tcMar>
+              <w:top w:type="dxa" w:w="60"/>
+              <w:left w:type="dxa" w:w="100"/>
+              <w:bottom w:type="dxa" w:w="60"/>
+              <w:right w:type="dxa" w:w="100"/>
+            </w:tcMar>
+            <w:vAlign w:val="center"/>
+          </w:tcPr>
+          <w:p>
+            <w:r>
+              <w:rPr>
+                <w:rFonts w:ascii="Arial" w:cs="Arial" w:eastAsia="Arial" w:hAnsi="Arial"/>
+                <w:sz w:val="18"/>
+                <w:szCs w:val="18"/>
+              </w:rPr>
+              <w:t xml:space="preserve">Solar panel 6 V 6 W</w:t>
+            </w:r>
+          </w:p>
+        </w:tc>
+        <w:tc>
+          <w:tcPr>
+            <w:tcW w:type="dxa" w:w="1000"/>
+            <w:tcBorders>
+              <w:top w:val="single" w:color="B7C9BC" w:sz="4"/>
+              <w:left w:val="single" w:color="B7C9BC" w:sz="4"/>
+              <w:bottom w:val="single" w:color="B7C9BC" w:sz="4"/>
+              <w:right w:val="single" w:color="B7C9BC" w:sz="4"/>
+            </w:tcBorders>
+            <w:tcMar>
+              <w:top w:type="dxa" w:w="60"/>
+              <w:left w:type="dxa" w:w="100"/>
+              <w:bottom w:type="dxa" w:w="60"/>
+              <w:right w:type="dxa" w:w="100"/>
+            </w:tcMar>
+            <w:vAlign w:val="center"/>
+          </w:tcPr>
+          <w:p>
+            <w:r>
+              <w:rPr>
+                <w:rFonts w:ascii="Arial" w:cs="Arial" w:eastAsia="Arial" w:hAnsi="Arial"/>
+                <w:sz w:val="18"/>
+                <w:szCs w:val="18"/>
+              </w:rPr>
+              <w:t xml:space="preserve">1</w:t>
+            </w:r>
+          </w:p>
+        </w:tc>
+        <w:tc>
+          <w:tcPr>
+            <w:tcW w:type="dxa" w:w="5706"/>
+            <w:tcBorders>
+              <w:top w:val="single" w:color="B7C9BC" w:sz="4"/>
+              <w:left w:val="single" w:color="B7C9BC" w:sz="4"/>
+              <w:bottom w:val="single" w:color="B7C9BC" w:sz="4"/>
+              <w:right w:val="single" w:color="B7C9BC" w:sz="4"/>
+            </w:tcBorders>
+            <w:tcMar>
+              <w:top w:type="dxa" w:w="60"/>
+              <w:left w:type="dxa" w:w="100"/>
+              <w:bottom w:type="dxa" w:w="60"/>
+              <w:right w:type="dxa" w:w="100"/>
+            </w:tcMar>
+            <w:vAlign w:val="center"/>
+          </w:tcPr>
+          <w:p>
+            <w:r>
+              <w:rPr>
+                <w:rFonts w:ascii="Arial" w:cs="Arial" w:eastAsia="Arial" w:hAnsi="Arial"/>
+                <w:sz w:val="18"/>
+                <w:szCs w:val="18"/>
+              </w:rPr>
+              <w:t xml:space="preserve">Outside the box, facing the sun</w:t>
+            </w:r>
+          </w:p>
+        </w:tc>
+      </w:tr>
+      <w:tr>
+        <w:trPr>
+          <w:cantSplit/>
+        </w:trPr>
+        <w:tc>
+          <w:tcPr>
+            <w:tcW w:type="dxa" w:w="3200"/>
+            <w:tcBorders>
+              <w:top w:val="single" w:color="B7C9BC" w:sz="4"/>
+              <w:left w:val="single" w:color="B7C9BC" w:sz="4"/>
+              <w:bottom w:val="single" w:color="B7C9BC" w:sz="4"/>
+              <w:right w:val="single" w:color="B7C9BC" w:sz="4"/>
+            </w:tcBorders>
+            <w:shd w:fill="F5F9F5" w:color="auto" w:val="clear"/>
+            <w:tcMar>
+              <w:top w:type="dxa" w:w="60"/>
+              <w:left w:type="dxa" w:w="100"/>
+              <w:bottom w:type="dxa" w:w="60"/>
+              <w:right w:type="dxa" w:w="100"/>
+            </w:tcMar>
+            <w:vAlign w:val="center"/>
+          </w:tcPr>
+          <w:p>
+            <w:r>
+              <w:rPr>
+                <w:rFonts w:ascii="Arial" w:cs="Arial" w:eastAsia="Arial" w:hAnsi="Arial"/>
+                <w:sz w:val="18"/>
+                <w:szCs w:val="18"/>
+              </w:rPr>
+              <w:t xml:space="preserve">CN3791 MPPT charger (6 V version)</w:t>
+            </w:r>
+          </w:p>
+        </w:tc>
+        <w:tc>
+          <w:tcPr>
+            <w:tcW w:type="dxa" w:w="1000"/>
+            <w:tcBorders>
+              <w:top w:val="single" w:color="B7C9BC" w:sz="4"/>
+              <w:left w:val="single" w:color="B7C9BC" w:sz="4"/>
+              <w:bottom w:val="single" w:color="B7C9BC" w:sz="4"/>
+              <w:right w:val="single" w:color="B7C9BC" w:sz="4"/>
+            </w:tcBorders>
+            <w:shd w:fill="F5F9F5" w:color="auto" w:val="clear"/>
+            <w:tcMar>
+              <w:top w:type="dxa" w:w="60"/>
+              <w:left w:type="dxa" w:w="100"/>
+              <w:bottom w:type="dxa" w:w="60"/>
+              <w:right w:type="dxa" w:w="100"/>
+            </w:tcMar>
+            <w:vAlign w:val="center"/>
+          </w:tcPr>
+          <w:p>
+            <w:r>
+              <w:rPr>
+                <w:rFonts w:ascii="Arial" w:cs="Arial" w:eastAsia="Arial" w:hAnsi="Arial"/>
+                <w:sz w:val="18"/>
+                <w:szCs w:val="18"/>
+              </w:rPr>
+              <w:t xml:space="preserve">1</w:t>
+            </w:r>
+          </w:p>
+        </w:tc>
+        <w:tc>
+          <w:tcPr>
+            <w:tcW w:type="dxa" w:w="5706"/>
+            <w:tcBorders>
+              <w:top w:val="single" w:color="B7C9BC" w:sz="4"/>
+              <w:left w:val="single" w:color="B7C9BC" w:sz="4"/>
+              <w:bottom w:val="single" w:color="B7C9BC" w:sz="4"/>
+              <w:right w:val="single" w:color="B7C9BC" w:sz="4"/>
+            </w:tcBorders>
+            <w:shd w:fill="F5F9F5" w:color="auto" w:val="clear"/>
+            <w:tcMar>
+              <w:top w:type="dxa" w:w="60"/>
+              <w:left w:type="dxa" w:w="100"/>
+              <w:bottom w:type="dxa" w:w="60"/>
+              <w:right w:type="dxa" w:w="100"/>
+            </w:tcMar>
+            <w:vAlign w:val="center"/>
+          </w:tcPr>
+          <w:p>
+            <w:r>
+              <w:rPr>
+                <w:rFonts w:ascii="Arial" w:cs="Arial" w:eastAsia="Arial" w:hAnsi="Arial"/>
+                <w:sz w:val="18"/>
+                <w:szCs w:val="18"/>
+              </w:rPr>
+              <w:t xml:space="preserve">IN from the panel, BAT to the batteries</w:t>
+            </w:r>
+          </w:p>
+        </w:tc>
+      </w:tr>
+      <w:tr>
+        <w:trPr>
+          <w:cantSplit/>
+        </w:trPr>
+        <w:tc>
+          <w:tcPr>
+            <w:tcW w:type="dxa" w:w="3200"/>
+            <w:tcBorders>
+              <w:top w:val="single" w:color="B7C9BC" w:sz="4"/>
+              <w:left w:val="single" w:color="B7C9BC" w:sz="4"/>
+              <w:bottom w:val="single" w:color="B7C9BC" w:sz="4"/>
+              <w:right w:val="single" w:color="B7C9BC" w:sz="4"/>
+            </w:tcBorders>
+            <w:tcMar>
+              <w:top w:type="dxa" w:w="60"/>
+              <w:left w:type="dxa" w:w="100"/>
+              <w:bottom w:type="dxa" w:w="60"/>
+              <w:right w:type="dxa" w:w="100"/>
+            </w:tcMar>
+            <w:vAlign w:val="center"/>
+          </w:tcPr>
+          <w:p>
+            <w:r>
+              <w:rPr>
+                <w:rFonts w:ascii="Arial" w:cs="Arial" w:eastAsia="Arial" w:hAnsi="Arial"/>
+                <w:sz w:val="18"/>
+                <w:szCs w:val="18"/>
+              </w:rPr>
+              <w:t xml:space="preserve">18650 Li-ion 3.7 V 3000 mAh, protected</w:t>
+            </w:r>
+          </w:p>
+        </w:tc>
+        <w:tc>
+          <w:tcPr>
+            <w:tcW w:type="dxa" w:w="1000"/>
+            <w:tcBorders>
+              <w:top w:val="single" w:color="B7C9BC" w:sz="4"/>
+              <w:left w:val="single" w:color="B7C9BC" w:sz="4"/>
+              <w:bottom w:val="single" w:color="B7C9BC" w:sz="4"/>
+              <w:right w:val="single" w:color="B7C9BC" w:sz="4"/>
+            </w:tcBorders>
+            <w:tcMar>
+              <w:top w:type="dxa" w:w="60"/>
+              <w:left w:type="dxa" w:w="100"/>
+              <w:bottom w:type="dxa" w:w="60"/>
+              <w:right w:type="dxa" w:w="100"/>
+            </w:tcMar>
+            <w:vAlign w:val="center"/>
+          </w:tcPr>
+          <w:p>
+            <w:r>
+              <w:rPr>
+                <w:rFonts w:ascii="Arial" w:cs="Arial" w:eastAsia="Arial" w:hAnsi="Arial"/>
+                <w:sz w:val="18"/>
+                <w:szCs w:val="18"/>
+              </w:rPr>
+              <w:t xml:space="preserve">2</w:t>
+            </w:r>
+          </w:p>
+        </w:tc>
+        <w:tc>
+          <w:tcPr>
+            <w:tcW w:type="dxa" w:w="5706"/>
+            <w:tcBorders>
+              <w:top w:val="single" w:color="B7C9BC" w:sz="4"/>
+              <w:left w:val="single" w:color="B7C9BC" w:sz="4"/>
+              <w:bottom w:val="single" w:color="B7C9BC" w:sz="4"/>
+              <w:right w:val="single" w:color="B7C9BC" w:sz="4"/>
+            </w:tcBorders>
+            <w:tcMar>
+              <w:top w:type="dxa" w:w="60"/>
+              <w:left w:type="dxa" w:w="100"/>
+              <w:bottom w:type="dxa" w:w="60"/>
+              <w:right w:type="dxa" w:w="100"/>
+            </w:tcMar>
+            <w:vAlign w:val="center"/>
+          </w:tcPr>
+          <w:p>
+            <w:r>
+              <w:rPr>
+                <w:rFonts w:ascii="Arial" w:cs="Arial" w:eastAsia="Arial" w:hAnsi="Arial"/>
+                <w:sz w:val="18"/>
+                <w:szCs w:val="18"/>
+              </w:rPr>
+              <w:t xml:space="preserve">Same model and charge</w:t>
+            </w:r>
+          </w:p>
+        </w:tc>
+      </w:tr>
+      <w:tr>
+        <w:trPr>
+          <w:cantSplit/>
+        </w:trPr>
+        <w:tc>
+          <w:tcPr>
+            <w:tcW w:type="dxa" w:w="3200"/>
+            <w:tcBorders>
+              <w:top w:val="single" w:color="B7C9BC" w:sz="4"/>
+              <w:left w:val="single" w:color="B7C9BC" w:sz="4"/>
+              <w:bottom w:val="single" w:color="B7C9BC" w:sz="4"/>
+              <w:right w:val="single" w:color="B7C9BC" w:sz="4"/>
+            </w:tcBorders>
+            <w:shd w:fill="F5F9F5" w:color="auto" w:val="clear"/>
+            <w:tcMar>
+              <w:top w:type="dxa" w:w="60"/>
+              <w:left w:type="dxa" w:w="100"/>
+              <w:bottom w:type="dxa" w:w="60"/>
+              <w:right w:type="dxa" w:w="100"/>
+            </w:tcMar>
+            <w:vAlign w:val="center"/>
+          </w:tcPr>
+          <w:p>
+            <w:r>
+              <w:rPr>
+                <w:rFonts w:ascii="Arial" w:cs="Arial" w:eastAsia="Arial" w:hAnsi="Arial"/>
+                <w:sz w:val="18"/>
+                <w:szCs w:val="18"/>
+              </w:rPr>
+              <w:t xml:space="preserve">2 × 18650 holder, parallel</w:t>
+            </w:r>
+          </w:p>
+        </w:tc>
+        <w:tc>
+          <w:tcPr>
+            <w:tcW w:type="dxa" w:w="1000"/>
+            <w:tcBorders>
+              <w:top w:val="single" w:color="B7C9BC" w:sz="4"/>
+              <w:left w:val="single" w:color="B7C9BC" w:sz="4"/>
+              <w:bottom w:val="single" w:color="B7C9BC" w:sz="4"/>
+              <w:right w:val="single" w:color="B7C9BC" w:sz="4"/>
+            </w:tcBorders>
+            <w:shd w:fill="F5F9F5" w:color="auto" w:val="clear"/>
+            <w:tcMar>
+              <w:top w:type="dxa" w:w="60"/>
+              <w:left w:type="dxa" w:w="100"/>
+              <w:bottom w:type="dxa" w:w="60"/>
+              <w:right w:type="dxa" w:w="100"/>
+            </w:tcMar>
+            <w:vAlign w:val="center"/>
+          </w:tcPr>
+          <w:p>
+            <w:r>
+              <w:rPr>
+                <w:rFonts w:ascii="Arial" w:cs="Arial" w:eastAsia="Arial" w:hAnsi="Arial"/>
+                <w:sz w:val="18"/>
+                <w:szCs w:val="18"/>
+              </w:rPr>
+              <w:t xml:space="preserve">1</w:t>
+            </w:r>
+          </w:p>
+        </w:tc>
+        <w:tc>
+          <w:tcPr>
+            <w:tcW w:type="dxa" w:w="5706"/>
+            <w:tcBorders>
+              <w:top w:val="single" w:color="B7C9BC" w:sz="4"/>
+              <w:left w:val="single" w:color="B7C9BC" w:sz="4"/>
+              <w:bottom w:val="single" w:color="B7C9BC" w:sz="4"/>
+              <w:right w:val="single" w:color="B7C9BC" w:sz="4"/>
+            </w:tcBorders>
+            <w:shd w:fill="F5F9F5" w:color="auto" w:val="clear"/>
+            <w:tcMar>
+              <w:top w:type="dxa" w:w="60"/>
+              <w:left w:type="dxa" w:w="100"/>
+              <w:bottom w:type="dxa" w:w="60"/>
+              <w:right w:type="dxa" w:w="100"/>
+            </w:tcMar>
+            <w:vAlign w:val="center"/>
+          </w:tcPr>
+          <w:p>
+            <w:r>
+              <w:rPr>
+                <w:rFonts w:ascii="Arial" w:cs="Arial" w:eastAsia="Arial" w:hAnsi="Arial"/>
+                <w:sz w:val="18"/>
+                <w:szCs w:val="18"/>
+              </w:rPr>
+              <w:t xml:space="preserve">3.7 V, 6000 mAh</w:t>
+            </w:r>
+          </w:p>
+        </w:tc>
+      </w:tr>
+      <w:tr>
+        <w:trPr>
+          <w:cantSplit/>
+        </w:trPr>
+        <w:tc>
+          <w:tcPr>
+            <w:tcW w:type="dxa" w:w="3200"/>
+            <w:tcBorders>
+              <w:top w:val="single" w:color="B7C9BC" w:sz="4"/>
+              <w:left w:val="single" w:color="B7C9BC" w:sz="4"/>
+              <w:bottom w:val="single" w:color="B7C9BC" w:sz="4"/>
+              <w:right w:val="single" w:color="B7C9BC" w:sz="4"/>
+            </w:tcBorders>
+            <w:tcMar>
+              <w:top w:type="dxa" w:w="60"/>
+              <w:left w:type="dxa" w:w="100"/>
+              <w:bottom w:type="dxa" w:w="60"/>
+              <w:right w:type="dxa" w:w="100"/>
+            </w:tcMar>
+            <w:vAlign w:val="center"/>
+          </w:tcPr>
+          <w:p>
+            <w:r>
+              <w:rPr>
+                <w:rFonts w:ascii="Arial" w:cs="Arial" w:eastAsia="Arial" w:hAnsi="Arial"/>
+                <w:sz w:val="18"/>
+                <w:szCs w:val="18"/>
+              </w:rPr>
+              <w:t xml:space="preserve">MT3608 boost converter</w:t>
+            </w:r>
+          </w:p>
+        </w:tc>
+        <w:tc>
+          <w:tcPr>
+            <w:tcW w:type="dxa" w:w="1000"/>
+            <w:tcBorders>
+              <w:top w:val="single" w:color="B7C9BC" w:sz="4"/>
+              <w:left w:val="single" w:color="B7C9BC" w:sz="4"/>
+              <w:bottom w:val="single" w:color="B7C9BC" w:sz="4"/>
+              <w:right w:val="single" w:color="B7C9BC" w:sz="4"/>
+            </w:tcBorders>
+            <w:tcMar>
+              <w:top w:type="dxa" w:w="60"/>
+              <w:left w:type="dxa" w:w="100"/>
+              <w:bottom w:type="dxa" w:w="60"/>
+              <w:right w:type="dxa" w:w="100"/>
+            </w:tcMar>
+            <w:vAlign w:val="center"/>
+          </w:tcPr>
+          <w:p>
+            <w:r>
+              <w:rPr>
+                <w:rFonts w:ascii="Arial" w:cs="Arial" w:eastAsia="Arial" w:hAnsi="Arial"/>
+                <w:sz w:val="18"/>
+                <w:szCs w:val="18"/>
+              </w:rPr>
+              <w:t xml:space="preserve">1</w:t>
+            </w:r>
+          </w:p>
+        </w:tc>
+        <w:tc>
+          <w:tcPr>
+            <w:tcW w:type="dxa" w:w="5706"/>
+            <w:tcBorders>
+              <w:top w:val="single" w:color="B7C9BC" w:sz="4"/>
+              <w:left w:val="single" w:color="B7C9BC" w:sz="4"/>
+              <w:bottom w:val="single" w:color="B7C9BC" w:sz="4"/>
+              <w:right w:val="single" w:color="B7C9BC" w:sz="4"/>
+            </w:tcBorders>
+            <w:tcMar>
+              <w:top w:type="dxa" w:w="60"/>
+              <w:left w:type="dxa" w:w="100"/>
+              <w:bottom w:type="dxa" w:w="60"/>
+              <w:right w:type="dxa" w:w="100"/>
+            </w:tcMar>
+            <w:vAlign w:val="center"/>
+          </w:tcPr>
+          <w:p>
+            <w:r>
+              <w:rPr>
+                <w:rFonts w:ascii="Arial" w:cs="Arial" w:eastAsia="Arial" w:hAnsi="Arial"/>
+                <w:sz w:val="18"/>
+                <w:szCs w:val="18"/>
+              </w:rPr>
+              <w:t xml:space="preserve">Set to 5.1 V before connecting</w:t>
+            </w:r>
+          </w:p>
+        </w:tc>
+      </w:tr>
+      <w:tr>
+        <w:trPr>
+          <w:cantSplit/>
+        </w:trPr>
+        <w:tc>
+          <w:tcPr>
+            <w:tcW w:type="dxa" w:w="3200"/>
+            <w:tcBorders>
+              <w:top w:val="single" w:color="B7C9BC" w:sz="4"/>
+              <w:left w:val="single" w:color="B7C9BC" w:sz="4"/>
+              <w:bottom w:val="single" w:color="B7C9BC" w:sz="4"/>
+              <w:right w:val="single" w:color="B7C9BC" w:sz="4"/>
+            </w:tcBorders>
+            <w:shd w:fill="F5F9F5" w:color="auto" w:val="clear"/>
+            <w:tcMar>
+              <w:top w:type="dxa" w:w="60"/>
+              <w:left w:type="dxa" w:w="100"/>
+              <w:bottom w:type="dxa" w:w="60"/>
+              <w:right w:type="dxa" w:w="100"/>
+            </w:tcMar>
+            <w:vAlign w:val="center"/>
+          </w:tcPr>
+          <w:p>
+            <w:r>
+              <w:rPr>
+                <w:rFonts w:ascii="Arial" w:cs="Arial" w:eastAsia="Arial" w:hAnsi="Arial"/>
+                <w:sz w:val="18"/>
+                <w:szCs w:val="18"/>
+              </w:rPr>
+              <w:t xml:space="preserve">100 kΩ resistors</w:t>
+            </w:r>
+          </w:p>
+        </w:tc>
+        <w:tc>
+          <w:tcPr>
+            <w:tcW w:type="dxa" w:w="1000"/>
+            <w:tcBorders>
+              <w:top w:val="single" w:color="B7C9BC" w:sz="4"/>
+              <w:left w:val="single" w:color="B7C9BC" w:sz="4"/>
+              <w:bottom w:val="single" w:color="B7C9BC" w:sz="4"/>
+              <w:right w:val="single" w:color="B7C9BC" w:sz="4"/>
+            </w:tcBorders>
+            <w:shd w:fill="F5F9F5" w:color="auto" w:val="clear"/>
+            <w:tcMar>
+              <w:top w:type="dxa" w:w="60"/>
+              <w:left w:type="dxa" w:w="100"/>
+              <w:bottom w:type="dxa" w:w="60"/>
+              <w:right w:type="dxa" w:w="100"/>
+            </w:tcMar>
+            <w:vAlign w:val="center"/>
+          </w:tcPr>
+          <w:p>
+            <w:r>
+              <w:rPr>
+                <w:rFonts w:ascii="Arial" w:cs="Arial" w:eastAsia="Arial" w:hAnsi="Arial"/>
+                <w:sz w:val="18"/>
+                <w:szCs w:val="18"/>
+              </w:rPr>
+              <w:t xml:space="preserve">5</w:t>
+            </w:r>
+          </w:p>
+        </w:tc>
+        <w:tc>
+          <w:tcPr>
+            <w:tcW w:type="dxa" w:w="5706"/>
+            <w:tcBorders>
+              <w:top w:val="single" w:color="B7C9BC" w:sz="4"/>
+              <w:left w:val="single" w:color="B7C9BC" w:sz="4"/>
+              <w:bottom w:val="single" w:color="B7C9BC" w:sz="4"/>
+              <w:right w:val="single" w:color="B7C9BC" w:sz="4"/>
+            </w:tcBorders>
+            <w:shd w:fill="F5F9F5" w:color="auto" w:val="clear"/>
+            <w:tcMar>
+              <w:top w:type="dxa" w:w="60"/>
+              <w:left w:type="dxa" w:w="100"/>
+              <w:bottom w:type="dxa" w:w="60"/>
+              <w:right w:type="dxa" w:w="100"/>
+            </w:tcMar>
+            <w:vAlign w:val="center"/>
+          </w:tcPr>
+          <w:p>
+            <w:r>
+              <w:rPr>
+                <w:rFonts w:ascii="Arial" w:cs="Arial" w:eastAsia="Arial" w:hAnsi="Arial"/>
+                <w:sz w:val="18"/>
+                <w:szCs w:val="18"/>
+              </w:rPr>
+              <w:t xml:space="preserve">Two voltage dividers</w:t>
+            </w:r>
+          </w:p>
+        </w:tc>
+      </w:tr>
+      <w:tr>
+        <w:trPr>
+          <w:cantSplit/>
+        </w:trPr>
+        <w:tc>
+          <w:tcPr>
+            <w:tcW w:type="dxa" w:w="3200"/>
+            <w:tcBorders>
+              <w:top w:val="single" w:color="B7C9BC" w:sz="4"/>
+              <w:left w:val="single" w:color="B7C9BC" w:sz="4"/>
+              <w:bottom w:val="single" w:color="B7C9BC" w:sz="4"/>
+              <w:right w:val="single" w:color="B7C9BC" w:sz="4"/>
+            </w:tcBorders>
+            <w:tcMar>
+              <w:top w:type="dxa" w:w="60"/>
+              <w:left w:type="dxa" w:w="100"/>
+              <w:bottom w:type="dxa" w:w="60"/>
+              <w:right w:type="dxa" w:w="100"/>
+            </w:tcMar>
+            <w:vAlign w:val="center"/>
+          </w:tcPr>
+          <w:p>
+            <w:r>
+              <w:rPr>
+                <w:rFonts w:ascii="Arial" w:cs="Arial" w:eastAsia="Arial" w:hAnsi="Arial"/>
+                <w:sz w:val="18"/>
+                <w:szCs w:val="18"/>
+              </w:rPr>
+              <w:t xml:space="preserve">ON/OFF switch, JST connectors, red/black wire</w:t>
+            </w:r>
+          </w:p>
+        </w:tc>
+        <w:tc>
+          <w:tcPr>
+            <w:tcW w:type="dxa" w:w="1000"/>
+            <w:tcBorders>
+              <w:top w:val="single" w:color="B7C9BC" w:sz="4"/>
+              <w:left w:val="single" w:color="B7C9BC" w:sz="4"/>
+              <w:bottom w:val="single" w:color="B7C9BC" w:sz="4"/>
+              <w:right w:val="single" w:color="B7C9BC" w:sz="4"/>
+            </w:tcBorders>
+            <w:tcMar>
+              <w:top w:type="dxa" w:w="60"/>
+              <w:left w:type="dxa" w:w="100"/>
+              <w:bottom w:type="dxa" w:w="60"/>
+              <w:right w:type="dxa" w:w="100"/>
+            </w:tcMar>
+            <w:vAlign w:val="center"/>
+          </w:tcPr>
+          <w:p>
+            <w:r>
+              <w:rPr>
+                <w:rFonts w:ascii="Arial" w:cs="Arial" w:eastAsia="Arial" w:hAnsi="Arial"/>
+                <w:sz w:val="18"/>
+                <w:szCs w:val="18"/>
+              </w:rPr>
+              <w:t xml:space="preserve">1 set</w:t>
+            </w:r>
+          </w:p>
+        </w:tc>
+        <w:tc>
+          <w:tcPr>
+            <w:tcW w:type="dxa" w:w="5706"/>
+            <w:tcBorders>
+              <w:top w:val="single" w:color="B7C9BC" w:sz="4"/>
+              <w:left w:val="single" w:color="B7C9BC" w:sz="4"/>
+              <w:bottom w:val="single" w:color="B7C9BC" w:sz="4"/>
+              <w:right w:val="single" w:color="B7C9BC" w:sz="4"/>
+            </w:tcBorders>
+            <w:tcMar>
+              <w:top w:type="dxa" w:w="60"/>
+              <w:left w:type="dxa" w:w="100"/>
+              <w:bottom w:type="dxa" w:w="60"/>
+              <w:right w:type="dxa" w:w="100"/>
+            </w:tcMar>
+            <w:vAlign w:val="center"/>
+          </w:tcPr>
+          <w:p>
+            <w:r>
+              <w:rPr>
+                <w:rFonts w:ascii="Arial" w:cs="Arial" w:eastAsia="Arial" w:hAnsi="Arial"/>
+                <w:sz w:val="18"/>
+                <w:szCs w:val="18"/>
+              </w:rPr>
+              <w:t xml:space="preserve">—</w:t>
+            </w:r>
+          </w:p>
+        </w:tc>
+      </w:tr>
+    </w:tbl>
+    <w:p>
+      <w:pPr>
+        <w:pStyle w:val="Heading2"/>
+        <w:spacing w:after="100" w:before="240"/>
+      </w:pPr>
+      <w:r>
+        <w:rPr>
+          <w:rFonts w:ascii="Arial" w:cs="Arial" w:eastAsia="Arial" w:hAnsi="Arial"/>
+          <w:b/>
+          <w:bCs/>
+          <w:color w:val="2F7D4F"/>
+          <w:sz w:val="26"/>
+          <w:szCs w:val="26"/>
+        </w:rPr>
+        <w:t xml:space="preserve">F.3 Configuration</w:t>
+      </w:r>
+    </w:p>
+    <w:p>
+      <w:pPr>
+        <w:shd w:fill="F2F5F2" w:color="auto" w:val="clear"/>
+        <w:spacing w:after="0" w:before="80"/>
+        <w:ind w:left="200"/>
+      </w:pPr>
+      <w:r>
+        <w:rPr>
+          <w:rFonts w:ascii="Consolas" w:cs="Consolas" w:eastAsia="Consolas" w:hAnsi="Consolas"/>
+          <w:sz w:val="18"/>
+          <w:szCs w:val="18"/>
+        </w:rPr>
+        <w:t xml:space="preserve">#define SOLAR_ENABLED         1           // solar panel + battery</w:t>
+      </w:r>
+    </w:p>
+    <w:p>
+      <w:pPr>
+        <w:shd w:fill="F2F5F2" w:color="auto" w:val="clear"/>
+        <w:spacing w:after="0" w:before="0"/>
+        <w:ind w:left="200"/>
+      </w:pPr>
+      <w:r>
+        <w:rPr>
+          <w:rFonts w:ascii="Consolas" w:cs="Consolas" w:eastAsia="Consolas" w:hAnsi="Consolas"/>
+          <w:sz w:val="18"/>
+          <w:szCs w:val="18"/>
+        </w:rPr>
+        <w:t xml:space="preserve">#define BATTERY_DIVIDER       2.0f        // 100k + 100k</w:t>
+      </w:r>
+    </w:p>
+    <w:p>
+      <w:pPr>
+        <w:shd w:fill="F2F5F2" w:color="auto" w:val="clear"/>
+        <w:spacing w:after="0" w:before="0"/>
+        <w:ind w:left="200"/>
+      </w:pPr>
+      <w:r>
+        <w:rPr>
+          <w:rFonts w:ascii="Consolas" w:cs="Consolas" w:eastAsia="Consolas" w:hAnsi="Consolas"/>
+          <w:sz w:val="18"/>
+          <w:szCs w:val="18"/>
+        </w:rPr>
+        <w:t xml:space="preserve">#define SOLAR_DIVIDER         3.0f        // 200k + 100k</w:t>
+      </w:r>
+    </w:p>
+    <w:p>
+      <w:pPr>
+        <w:shd w:fill="F2F5F2" w:color="auto" w:val="clear"/>
+        <w:spacing w:after="0" w:before="0"/>
+        <w:ind w:left="200"/>
+      </w:pPr>
+      <w:r>
+        <w:rPr>
+          <w:rFonts w:ascii="Consolas" w:cs="Consolas" w:eastAsia="Consolas" w:hAnsi="Consolas"/>
+          <w:sz w:val="18"/>
+          <w:szCs w:val="18"/>
+        </w:rPr>
+        <w:t xml:space="preserve">#define LOW_BATTERY_PCT       15          // power-saving mode below 15 %</w:t>
+      </w:r>
+    </w:p>
+    <w:p>
+      <w:pPr>
+        <w:shd w:fill="F2F5F2" w:color="auto" w:val="clear"/>
+        <w:spacing w:after="80" w:before="0"/>
+        <w:ind w:left="200"/>
+      </w:pPr>
+      <w:r>
+        <w:rPr>
+          <w:rFonts w:ascii="Consolas" w:cs="Consolas" w:eastAsia="Consolas" w:hAnsi="Consolas"/>
+          <w:sz w:val="18"/>
+          <w:szCs w:val="18"/>
+        </w:rPr>
+        <w:t xml:space="preserve">#define LOW_POWER_UPLOAD_MS   120000UL    // upload every 2 min when saving</w:t>
+      </w:r>
+    </w:p>
+    <w:p>
+      <w:pPr>
+        <w:pStyle w:val="Heading2"/>
+        <w:spacing w:after="100" w:before="240"/>
+      </w:pPr>
+      <w:r>
+        <w:rPr>
+          <w:rFonts w:ascii="Arial" w:cs="Arial" w:eastAsia="Arial" w:hAnsi="Arial"/>
+          <w:b/>
+          <w:bCs/>
+          <w:color w:val="2F7D4F"/>
+          <w:sz w:val="26"/>
+          <w:szCs w:val="26"/>
+        </w:rPr>
+        <w:t xml:space="preserve">F.4 Steps</w:t>
+      </w:r>
+    </w:p>
+    <w:p>
+      <w:pPr>
+        <w:pStyle w:val="ListParagraph"/>
+        <w:numPr>
+          <w:ilvl w:val="0"/>
+          <w:numId w:val="16"/>
+        </w:numPr>
+        <w:spacing w:after="40" w:before="40"/>
+      </w:pPr>
+      <w:r>
+        <w:rPr>
+          <w:rFonts w:ascii="Arial" w:cs="Arial" w:eastAsia="Arial" w:hAnsi="Arial"/>
+          <w:sz w:val="20"/>
+          <w:szCs w:val="20"/>
+        </w:rPr>
+        <w:t xml:space="preserve">Connect </w:t>
+      </w:r>
+      <w:r>
+        <w:rPr>
+          <w:rFonts w:ascii="Arial" w:cs="Arial" w:eastAsia="Arial" w:hAnsi="Arial"/>
+          <w:b/>
+          <w:bCs/>
+          <w:sz w:val="20"/>
+          <w:szCs w:val="20"/>
+        </w:rPr>
+        <w:t xml:space="preserve">only the batteries</w:t>
+      </w:r>
+      <w:r>
+        <w:rPr>
+          <w:rFonts w:ascii="Arial" w:cs="Arial" w:eastAsia="Arial" w:hAnsi="Arial"/>
+          <w:sz w:val="20"/>
+          <w:szCs w:val="20"/>
+        </w:rPr>
+        <w:t xml:space="preserve"> to the MT3608 VIN, put the multimeter on VOUT and turn the small screw until it reads </w:t>
+      </w:r>
+      <w:r>
+        <w:rPr>
+          <w:rFonts w:ascii="Arial" w:cs="Arial" w:eastAsia="Arial" w:hAnsi="Arial"/>
+          <w:b/>
+          <w:bCs/>
+          <w:sz w:val="20"/>
+          <w:szCs w:val="20"/>
+        </w:rPr>
+        <w:t xml:space="preserve">5.1 V</w:t>
+      </w:r>
+      <w:r>
+        <w:rPr>
+          <w:rFonts w:ascii="Arial" w:cs="Arial" w:eastAsia="Arial" w:hAnsi="Arial"/>
+          <w:sz w:val="20"/>
+          <w:szCs w:val="20"/>
+        </w:rPr>
+        <w:t xml:space="preserve">.</w:t>
+      </w:r>
+    </w:p>
+    <w:p>
+      <w:pPr>
+        <w:pStyle w:val="ListParagraph"/>
+        <w:numPr>
+          <w:ilvl w:val="0"/>
+          <w:numId w:val="16"/>
+        </w:numPr>
+        <w:spacing w:after="40" w:before="40"/>
+      </w:pPr>
+      <w:r>
+        <w:rPr>
+          <w:rFonts w:ascii="Arial" w:cs="Arial" w:eastAsia="Arial" w:hAnsi="Arial"/>
+          <w:sz w:val="20"/>
+          <w:szCs w:val="20"/>
+        </w:rPr>
+        <w:t xml:space="preserve">Panel (+)/(−) → CN3791 </w:t>
+      </w:r>
+      <w:r>
+        <w:rPr>
+          <w:rFonts w:ascii="Arial" w:cs="Arial" w:eastAsia="Arial" w:hAnsi="Arial"/>
+          <w:b/>
+          <w:bCs/>
+          <w:sz w:val="20"/>
+          <w:szCs w:val="20"/>
+        </w:rPr>
+        <w:t xml:space="preserve">IN+ / IN−</w:t>
+      </w:r>
+      <w:r>
+        <w:rPr>
+          <w:rFonts w:ascii="Arial" w:cs="Arial" w:eastAsia="Arial" w:hAnsi="Arial"/>
+          <w:sz w:val="20"/>
+          <w:szCs w:val="20"/>
+        </w:rPr>
+        <w:t xml:space="preserve">. CN3791 </w:t>
+      </w:r>
+      <w:r>
+        <w:rPr>
+          <w:rFonts w:ascii="Arial" w:cs="Arial" w:eastAsia="Arial" w:hAnsi="Arial"/>
+          <w:b/>
+          <w:bCs/>
+          <w:sz w:val="20"/>
+          <w:szCs w:val="20"/>
+        </w:rPr>
+        <w:t xml:space="preserve">BAT+ / BAT−</w:t>
+      </w:r>
+      <w:r>
+        <w:rPr>
+          <w:rFonts w:ascii="Arial" w:cs="Arial" w:eastAsia="Arial" w:hAnsi="Arial"/>
+          <w:sz w:val="20"/>
+          <w:szCs w:val="20"/>
+        </w:rPr>
+        <w:t xml:space="preserve"> → battery holder.</w:t>
+      </w:r>
+    </w:p>
+    <w:p>
+      <w:pPr>
+        <w:pStyle w:val="ListParagraph"/>
+        <w:numPr>
+          <w:ilvl w:val="0"/>
+          <w:numId w:val="16"/>
+        </w:numPr>
+        <w:spacing w:after="40" w:before="40"/>
+      </w:pPr>
+      <w:r>
+        <w:rPr>
+          <w:rFonts w:ascii="Arial" w:cs="Arial" w:eastAsia="Arial" w:hAnsi="Arial"/>
+          <w:sz w:val="20"/>
+          <w:szCs w:val="20"/>
+        </w:rPr>
+        <w:t xml:space="preserve">Battery (+) → </w:t>
+      </w:r>
+      <w:r>
+        <w:rPr>
+          <w:rFonts w:ascii="Arial" w:cs="Arial" w:eastAsia="Arial" w:hAnsi="Arial"/>
+          <w:b/>
+          <w:bCs/>
+          <w:sz w:val="20"/>
+          <w:szCs w:val="20"/>
+        </w:rPr>
+        <w:t xml:space="preserve">switch</w:t>
+      </w:r>
+      <w:r>
+        <w:rPr>
+          <w:rFonts w:ascii="Arial" w:cs="Arial" w:eastAsia="Arial" w:hAnsi="Arial"/>
+          <w:sz w:val="20"/>
+          <w:szCs w:val="20"/>
+        </w:rPr>
+        <w:t xml:space="preserve"> → MT3608 </w:t>
+      </w:r>
+      <w:r>
+        <w:rPr>
+          <w:rFonts w:ascii="Arial" w:cs="Arial" w:eastAsia="Arial" w:hAnsi="Arial"/>
+          <w:b/>
+          <w:bCs/>
+          <w:sz w:val="20"/>
+          <w:szCs w:val="20"/>
+        </w:rPr>
+        <w:t xml:space="preserve">VIN+</w:t>
+      </w:r>
+      <w:r>
+        <w:rPr>
+          <w:rFonts w:ascii="Arial" w:cs="Arial" w:eastAsia="Arial" w:hAnsi="Arial"/>
+          <w:sz w:val="20"/>
+          <w:szCs w:val="20"/>
+        </w:rPr>
+        <w:t xml:space="preserve">; battery (−) → </w:t>
+      </w:r>
+      <w:r>
+        <w:rPr>
+          <w:rFonts w:ascii="Arial" w:cs="Arial" w:eastAsia="Arial" w:hAnsi="Arial"/>
+          <w:b/>
+          <w:bCs/>
+          <w:sz w:val="20"/>
+          <w:szCs w:val="20"/>
+        </w:rPr>
+        <w:t xml:space="preserve">VIN−</w:t>
+      </w:r>
+      <w:r>
+        <w:rPr>
+          <w:rFonts w:ascii="Arial" w:cs="Arial" w:eastAsia="Arial" w:hAnsi="Arial"/>
+          <w:sz w:val="20"/>
+          <w:szCs w:val="20"/>
+        </w:rPr>
+        <w:t xml:space="preserve">.</w:t>
+      </w:r>
+    </w:p>
+    <w:p>
+      <w:pPr>
+        <w:pStyle w:val="ListParagraph"/>
+        <w:numPr>
+          <w:ilvl w:val="0"/>
+          <w:numId w:val="16"/>
+        </w:numPr>
+        <w:spacing w:after="40" w:before="40"/>
+      </w:pPr>
+      <w:r>
+        <w:rPr>
+          <w:rFonts w:ascii="Arial" w:cs="Arial" w:eastAsia="Arial" w:hAnsi="Arial"/>
+          <w:sz w:val="20"/>
+          <w:szCs w:val="20"/>
+        </w:rPr>
+        <w:t xml:space="preserve">Battery divider: battery (+) → 100 kΩ → </w:t>
+      </w:r>
+      <w:r>
+        <w:rPr>
+          <w:rFonts w:ascii="Arial" w:cs="Arial" w:eastAsia="Arial" w:hAnsi="Arial"/>
+          <w:b/>
+          <w:bCs/>
+          <w:sz w:val="20"/>
+          <w:szCs w:val="20"/>
+        </w:rPr>
+        <w:t xml:space="preserve">GPIO35</w:t>
+      </w:r>
+      <w:r>
+        <w:rPr>
+          <w:rFonts w:ascii="Arial" w:cs="Arial" w:eastAsia="Arial" w:hAnsi="Arial"/>
+          <w:sz w:val="20"/>
+          <w:szCs w:val="20"/>
+        </w:rPr>
+        <w:t xml:space="preserve"> → 100 kΩ → GND.</w:t>
+      </w:r>
+    </w:p>
+    <w:p>
+      <w:pPr>
+        <w:pStyle w:val="ListParagraph"/>
+        <w:numPr>
+          <w:ilvl w:val="0"/>
+          <w:numId w:val="16"/>
+        </w:numPr>
+        <w:spacing w:after="40" w:before="40"/>
+      </w:pPr>
+      <w:r>
+        <w:rPr>
+          <w:rFonts w:ascii="Arial" w:cs="Arial" w:eastAsia="Arial" w:hAnsi="Arial"/>
+          <w:sz w:val="20"/>
+          <w:szCs w:val="20"/>
+        </w:rPr>
+        <w:t xml:space="preserve">Panel divider: panel (+) → 100 kΩ → 100 kΩ → </w:t>
+      </w:r>
+      <w:r>
+        <w:rPr>
+          <w:rFonts w:ascii="Arial" w:cs="Arial" w:eastAsia="Arial" w:hAnsi="Arial"/>
+          <w:b/>
+          <w:bCs/>
+          <w:sz w:val="20"/>
+          <w:szCs w:val="20"/>
+        </w:rPr>
+        <w:t xml:space="preserve">GPIO39 (VN)</w:t>
+      </w:r>
+      <w:r>
+        <w:rPr>
+          <w:rFonts w:ascii="Arial" w:cs="Arial" w:eastAsia="Arial" w:hAnsi="Arial"/>
+          <w:sz w:val="20"/>
+          <w:szCs w:val="20"/>
+        </w:rPr>
+        <w:t xml:space="preserve"> → 100 kΩ → GND.</w:t>
+      </w:r>
+    </w:p>
+    <w:p>
+      <w:pPr>
+        <w:pStyle w:val="ListParagraph"/>
+        <w:numPr>
+          <w:ilvl w:val="0"/>
+          <w:numId w:val="16"/>
+        </w:numPr>
+        <w:spacing w:after="40" w:before="40"/>
+      </w:pPr>
+      <w:r>
+        <w:rPr>
+          <w:rFonts w:ascii="Arial" w:cs="Arial" w:eastAsia="Arial" w:hAnsi="Arial"/>
+          <w:sz w:val="20"/>
+          <w:szCs w:val="20"/>
+        </w:rPr>
+        <w:t xml:space="preserve">Set </w:t>
+      </w:r>
+      <w:r>
+        <w:rPr>
+          <w:rFonts w:ascii="Consolas" w:cs="Consolas" w:eastAsia="Consolas" w:hAnsi="Consolas"/>
+          <w:color w:val="1D4F7A"/>
+          <w:sz w:val="20"/>
+          <w:szCs w:val="20"/>
+        </w:rPr>
+        <w:t xml:space="preserve">SOLAR_ENABLED 1</w:t>
+      </w:r>
+      <w:r>
+        <w:rPr>
+          <w:rFonts w:ascii="Arial" w:cs="Arial" w:eastAsia="Arial" w:hAnsi="Arial"/>
+          <w:sz w:val="20"/>
+          <w:szCs w:val="20"/>
+        </w:rPr>
+        <w:t xml:space="preserve"> in config.h and upload with the USB cable. </w:t>
+      </w:r>
+      <w:r>
+        <w:rPr>
+          <w:rFonts w:ascii="Arial" w:cs="Arial" w:eastAsia="Arial" w:hAnsi="Arial"/>
+          <w:b/>
+          <w:bCs/>
+          <w:sz w:val="20"/>
+          <w:szCs w:val="20"/>
+        </w:rPr>
+        <w:t xml:space="preserve">Unplug the USB cable.</w:t>
+      </w:r>
+    </w:p>
+    <w:p>
+      <w:pPr>
+        <w:pStyle w:val="ListParagraph"/>
+        <w:numPr>
+          <w:ilvl w:val="0"/>
+          <w:numId w:val="16"/>
+        </w:numPr>
+        <w:spacing w:after="40" w:before="40"/>
+      </w:pPr>
+      <w:r>
+        <w:rPr>
+          <w:rFonts w:ascii="Arial" w:cs="Arial" w:eastAsia="Arial" w:hAnsi="Arial"/>
+          <w:sz w:val="20"/>
+          <w:szCs w:val="20"/>
+        </w:rPr>
+        <w:t xml:space="preserve">Connect MT3608 </w:t>
+      </w:r>
+      <w:r>
+        <w:rPr>
+          <w:rFonts w:ascii="Arial" w:cs="Arial" w:eastAsia="Arial" w:hAnsi="Arial"/>
+          <w:b/>
+          <w:bCs/>
+          <w:sz w:val="20"/>
+          <w:szCs w:val="20"/>
+        </w:rPr>
+        <w:t xml:space="preserve">VOUT+ → ESP32 VIN</w:t>
+      </w:r>
+      <w:r>
+        <w:rPr>
+          <w:rFonts w:ascii="Arial" w:cs="Arial" w:eastAsia="Arial" w:hAnsi="Arial"/>
+          <w:sz w:val="20"/>
+          <w:szCs w:val="20"/>
+        </w:rPr>
+        <w:t xml:space="preserve"> and </w:t>
+      </w:r>
+      <w:r>
+        <w:rPr>
+          <w:rFonts w:ascii="Arial" w:cs="Arial" w:eastAsia="Arial" w:hAnsi="Arial"/>
+          <w:b/>
+          <w:bCs/>
+          <w:sz w:val="20"/>
+          <w:szCs w:val="20"/>
+        </w:rPr>
+        <w:t xml:space="preserve">VOUT− → GND</w:t>
+      </w:r>
+      <w:r>
+        <w:rPr>
+          <w:rFonts w:ascii="Arial" w:cs="Arial" w:eastAsia="Arial" w:hAnsi="Arial"/>
+          <w:sz w:val="20"/>
+          <w:szCs w:val="20"/>
+        </w:rPr>
+        <w:t xml:space="preserve">, then switch on.</w:t>
+      </w:r>
+    </w:p>
+    <w:p>
+      <w:pPr>
+        <w:pStyle w:val="ListParagraph"/>
+        <w:numPr>
+          <w:ilvl w:val="0"/>
+          <w:numId w:val="16"/>
+        </w:numPr>
+        <w:spacing w:after="40" w:before="40"/>
+      </w:pPr>
+      <w:r>
+        <w:rPr>
+          <w:rFonts w:ascii="Arial" w:cs="Arial" w:eastAsia="Arial" w:hAnsi="Arial"/>
+          <w:sz w:val="20"/>
+          <w:szCs w:val="20"/>
+        </w:rPr>
+        <w:t xml:space="preserve">Calibrate: compare the battery voltage on the multimeter with the Serial Monitor line </w:t>
+      </w:r>
+      <w:r>
+        <w:rPr>
+          <w:rFonts w:ascii="Consolas" w:cs="Consolas" w:eastAsia="Consolas" w:hAnsi="Consolas"/>
+          <w:color w:val="1D4F7A"/>
+          <w:sz w:val="20"/>
+          <w:szCs w:val="20"/>
+        </w:rPr>
+        <w:t xml:space="preserve">power: battery=…</w:t>
+      </w:r>
+      <w:r>
+        <w:rPr>
+          <w:rFonts w:ascii="Arial" w:cs="Arial" w:eastAsia="Arial" w:hAnsi="Arial"/>
+          <w:sz w:val="20"/>
+          <w:szCs w:val="20"/>
+        </w:rPr>
+        <w:t xml:space="preserve">; adjust </w:t>
+      </w:r>
+      <w:r>
+        <w:rPr>
+          <w:rFonts w:ascii="Consolas" w:cs="Consolas" w:eastAsia="Consolas" w:hAnsi="Consolas"/>
+          <w:color w:val="1D4F7A"/>
+          <w:sz w:val="20"/>
+          <w:szCs w:val="20"/>
+        </w:rPr>
+        <w:t xml:space="preserve">BATTERY_DIVIDER</w:t>
+      </w:r>
+      <w:r>
+        <w:rPr>
+          <w:rFonts w:ascii="Arial" w:cs="Arial" w:eastAsia="Arial" w:hAnsi="Arial"/>
+          <w:sz w:val="20"/>
+          <w:szCs w:val="20"/>
+        </w:rPr>
+        <w:t xml:space="preserve"> if the difference is more than 0.05 V (same for the panel).</w:t>
+      </w:r>
+    </w:p>
+    <w:p>
+      <w:pPr>
+        <w:spacing w:after="60" w:before="60"/>
+      </w:pPr>
+      <w:r>
+        <w:rPr>
+          <w:rFonts w:ascii="Arial" w:cs="Arial" w:eastAsia="Arial" w:hAnsi="Arial"/>
+          <w:b/>
+          <w:bCs/>
+          <w:sz w:val="20"/>
+          <w:szCs w:val="20"/>
+        </w:rPr>
+        <w:t xml:space="preserve">Check:</w:t>
+      </w:r>
+      <w:r>
+        <w:rPr>
+          <w:rFonts w:ascii="Arial" w:cs="Arial" w:eastAsia="Arial" w:hAnsi="Arial"/>
+          <w:sz w:val="20"/>
+          <w:szCs w:val="20"/>
+        </w:rPr>
+        <w:t xml:space="preserve"> in the sun the web and the app show 🔋 battery % and “Charging from the sun ☀️”; covering the panel shows “Not charging now”; Firebase </w:t>
+      </w:r>
+      <w:r>
+        <w:rPr>
+          <w:rFonts w:ascii="Consolas" w:cs="Consolas" w:eastAsia="Consolas" w:hAnsi="Consolas"/>
+          <w:color w:val="1D4F7A"/>
+          <w:sz w:val="20"/>
+          <w:szCs w:val="20"/>
+        </w:rPr>
+        <w:t xml:space="preserve">live</w:t>
+      </w:r>
+      <w:r>
+        <w:rPr>
+          <w:rFonts w:ascii="Arial" w:cs="Arial" w:eastAsia="Arial" w:hAnsi="Arial"/>
+          <w:sz w:val="20"/>
+          <w:szCs w:val="20"/>
+        </w:rPr>
+        <w:t xml:space="preserve"> has </w:t>
+      </w:r>
+      <w:r>
+        <w:rPr>
+          <w:rFonts w:ascii="Consolas" w:cs="Consolas" w:eastAsia="Consolas" w:hAnsi="Consolas"/>
+          <w:color w:val="1D4F7A"/>
+          <w:sz w:val="20"/>
+          <w:szCs w:val="20"/>
+        </w:rPr>
+        <w:t xml:space="preserve">battery_pct</w:t>
+      </w:r>
+      <w:r>
+        <w:rPr>
+          <w:rFonts w:ascii="Arial" w:cs="Arial" w:eastAsia="Arial" w:hAnsi="Arial"/>
+          <w:sz w:val="20"/>
+          <w:szCs w:val="20"/>
+        </w:rPr>
+        <w:t xml:space="preserve">, </w:t>
+      </w:r>
+      <w:r>
+        <w:rPr>
+          <w:rFonts w:ascii="Consolas" w:cs="Consolas" w:eastAsia="Consolas" w:hAnsi="Consolas"/>
+          <w:color w:val="1D4F7A"/>
+          <w:sz w:val="20"/>
+          <w:szCs w:val="20"/>
+        </w:rPr>
+        <w:t xml:space="preserve">battery_v</w:t>
+      </w:r>
+      <w:r>
+        <w:rPr>
+          <w:rFonts w:ascii="Arial" w:cs="Arial" w:eastAsia="Arial" w:hAnsi="Arial"/>
+          <w:sz w:val="20"/>
+          <w:szCs w:val="20"/>
+        </w:rPr>
+        <w:t xml:space="preserve">, </w:t>
+      </w:r>
+      <w:r>
+        <w:rPr>
+          <w:rFonts w:ascii="Consolas" w:cs="Consolas" w:eastAsia="Consolas" w:hAnsi="Consolas"/>
+          <w:color w:val="1D4F7A"/>
+          <w:sz w:val="20"/>
+          <w:szCs w:val="20"/>
+        </w:rPr>
+        <w:t xml:space="preserve">solar_v</w:t>
+      </w:r>
+      <w:r>
+        <w:rPr>
+          <w:rFonts w:ascii="Arial" w:cs="Arial" w:eastAsia="Arial" w:hAnsi="Arial"/>
+          <w:sz w:val="20"/>
+          <w:szCs w:val="20"/>
+        </w:rPr>
+        <w:t xml:space="preserve">, </w:t>
+      </w:r>
+      <w:r>
+        <w:rPr>
+          <w:rFonts w:ascii="Consolas" w:cs="Consolas" w:eastAsia="Consolas" w:hAnsi="Consolas"/>
+          <w:color w:val="1D4F7A"/>
+          <w:sz w:val="20"/>
+          <w:szCs w:val="20"/>
+        </w:rPr>
+        <w:t xml:space="preserve">charging</w:t>
+      </w:r>
+      <w:r>
+        <w:rPr>
+          <w:rFonts w:ascii="Arial" w:cs="Arial" w:eastAsia="Arial" w:hAnsi="Arial"/>
+          <w:sz w:val="20"/>
+          <w:szCs w:val="20"/>
+        </w:rPr>
+        <w:t xml:space="preserve">, </w:t>
+      </w:r>
+      <w:r>
+        <w:rPr>
+          <w:rFonts w:ascii="Consolas" w:cs="Consolas" w:eastAsia="Consolas" w:hAnsi="Consolas"/>
+          <w:color w:val="1D4F7A"/>
+          <w:sz w:val="20"/>
+          <w:szCs w:val="20"/>
+        </w:rPr>
+        <w:t xml:space="preserve">saving</w:t>
+      </w:r>
+      <w:r>
+        <w:rPr>
+          <w:rFonts w:ascii="Arial" w:cs="Arial" w:eastAsia="Arial" w:hAnsi="Arial"/>
+          <w:sz w:val="20"/>
+          <w:szCs w:val="20"/>
+        </w:rPr>
+        <w:t xml:space="preserve">.</w:t>
+      </w:r>
+    </w:p>
+    <w:p>
+      <w:pPr>
+        <w:pStyle w:val="Heading2"/>
+        <w:spacing w:after="100" w:before="240"/>
+      </w:pPr>
+      <w:r>
+        <w:rPr>
+          <w:rFonts w:ascii="Arial" w:cs="Arial" w:eastAsia="Arial" w:hAnsi="Arial"/>
+          <w:b/>
+          <w:bCs/>
+          <w:color w:val="2F7D4F"/>
+          <w:sz w:val="26"/>
+          <w:szCs w:val="26"/>
+        </w:rPr>
+        <w:t xml:space="preserve">F.5 Common problems</w:t>
+      </w:r>
+    </w:p>
+    <w:tbl>
+      <w:tblPr>
+        <w:tblW w:type="dxa" w:w="9906"/>
+        <w:tblBorders>
+          <w:top w:val="single" w:color="auto" w:sz="4"/>
+          <w:left w:val="single" w:color="auto" w:sz="4"/>
+          <w:bottom w:val="single" w:color="auto" w:sz="4"/>
+          <w:right w:val="single" w:color="auto" w:sz="4"/>
+          <w:insideH w:val="single" w:color="auto" w:sz="4"/>
+          <w:insideV w:val="single" w:color="auto" w:sz="4"/>
+        </w:tblBorders>
+      </w:tblPr>
+      <w:tblGrid>
+        <w:gridCol w:w="3600"/>
+        <w:gridCol w:w="6306"/>
+      </w:tblGrid>
+      <w:tr>
+        <w:trPr>
+          <w:tblHeader/>
+        </w:trPr>
+        <w:tc>
+          <w:tcPr>
+            <w:tcW w:type="dxa" w:w="3600"/>
+            <w:tcBorders>
+              <w:top w:val="single" w:color="B7C9BC" w:sz="4"/>
+              <w:left w:val="single" w:color="B7C9BC" w:sz="4"/>
+              <w:bottom w:val="single" w:color="B7C9BC" w:sz="4"/>
+              <w:right w:val="single" w:color="B7C9BC" w:sz="4"/>
+            </w:tcBorders>
+            <w:shd w:fill="2F7D4F" w:color="auto" w:val="clear"/>
+            <w:tcMar>
+              <w:top w:type="dxa" w:w="60"/>
+              <w:left w:type="dxa" w:w="100"/>
+              <w:bottom w:type="dxa" w:w="60"/>
+              <w:right w:type="dxa" w:w="100"/>
+            </w:tcMar>
+            <w:vAlign w:val="center"/>
+          </w:tcPr>
+          <w:p>
+            <w:r>
+              <w:rPr>
+                <w:rFonts w:ascii="Arial" w:cs="Arial" w:eastAsia="Arial" w:hAnsi="Arial"/>
+                <w:b/>
+                <w:bCs/>
+                <w:color w:val="FFFFFF"/>
+                <w:sz w:val="18"/>
+                <w:szCs w:val="18"/>
+              </w:rPr>
+              <w:t xml:space="preserve">Problem</w:t>
+            </w:r>
+          </w:p>
+        </w:tc>
+        <w:tc>
+          <w:tcPr>
+            <w:tcW w:type="dxa" w:w="6306"/>
+            <w:tcBorders>
+              <w:top w:val="single" w:color="B7C9BC" w:sz="4"/>
+              <w:left w:val="single" w:color="B7C9BC" w:sz="4"/>
+              <w:bottom w:val="single" w:color="B7C9BC" w:sz="4"/>
+              <w:right w:val="single" w:color="B7C9BC" w:sz="4"/>
+            </w:tcBorders>
+            <w:shd w:fill="2F7D4F" w:color="auto" w:val="clear"/>
+            <w:tcMar>
+              <w:top w:type="dxa" w:w="60"/>
+              <w:left w:type="dxa" w:w="100"/>
+              <w:bottom w:type="dxa" w:w="60"/>
+              <w:right w:type="dxa" w:w="100"/>
+            </w:tcMar>
+            <w:vAlign w:val="center"/>
+          </w:tcPr>
+          <w:p>
+            <w:r>
+              <w:rPr>
+                <w:rFonts w:ascii="Arial" w:cs="Arial" w:eastAsia="Arial" w:hAnsi="Arial"/>
+                <w:b/>
+                <w:bCs/>
+                <w:color w:val="FFFFFF"/>
+                <w:sz w:val="18"/>
+                <w:szCs w:val="18"/>
+              </w:rPr>
+              <w:t xml:space="preserve">Solution</w:t>
+            </w:r>
+          </w:p>
+        </w:tc>
+      </w:tr>
+      <w:tr>
+        <w:trPr>
+          <w:cantSplit/>
+        </w:trPr>
+        <w:tc>
+          <w:tcPr>
+            <w:tcW w:type="dxa" w:w="3600"/>
+            <w:tcBorders>
+              <w:top w:val="single" w:color="B7C9BC" w:sz="4"/>
+              <w:left w:val="single" w:color="B7C9BC" w:sz="4"/>
+              <w:bottom w:val="single" w:color="B7C9BC" w:sz="4"/>
+              <w:right w:val="single" w:color="B7C9BC" w:sz="4"/>
+            </w:tcBorders>
+            <w:tcMar>
+              <w:top w:type="dxa" w:w="60"/>
+              <w:left w:type="dxa" w:w="100"/>
+              <w:bottom w:type="dxa" w:w="60"/>
+              <w:right w:type="dxa" w:w="100"/>
+            </w:tcMar>
+            <w:vAlign w:val="center"/>
+          </w:tcPr>
+          <w:p>
+            <w:r>
+              <w:rPr>
+                <w:rFonts w:ascii="Arial" w:cs="Arial" w:eastAsia="Arial" w:hAnsi="Arial"/>
+                <w:sz w:val="18"/>
+                <w:szCs w:val="18"/>
+              </w:rPr>
+              <w:t xml:space="preserve">ESP32 restarts when Wi-Fi starts</w:t>
+            </w:r>
+          </w:p>
+        </w:tc>
+        <w:tc>
+          <w:tcPr>
+            <w:tcW w:type="dxa" w:w="6306"/>
+            <w:tcBorders>
+              <w:top w:val="single" w:color="B7C9BC" w:sz="4"/>
+              <w:left w:val="single" w:color="B7C9BC" w:sz="4"/>
+              <w:bottom w:val="single" w:color="B7C9BC" w:sz="4"/>
+              <w:right w:val="single" w:color="B7C9BC" w:sz="4"/>
+            </w:tcBorders>
+            <w:tcMar>
+              <w:top w:type="dxa" w:w="60"/>
+              <w:left w:type="dxa" w:w="100"/>
+              <w:bottom w:type="dxa" w:w="60"/>
+              <w:right w:type="dxa" w:w="100"/>
+            </w:tcMar>
+            <w:vAlign w:val="center"/>
+          </w:tcPr>
+          <w:p>
+            <w:r>
+              <w:rPr>
+                <w:rFonts w:ascii="Arial" w:cs="Arial" w:eastAsia="Arial" w:hAnsi="Arial"/>
+                <w:sz w:val="18"/>
+                <w:szCs w:val="18"/>
+              </w:rPr>
+              <w:t xml:space="preserve">Battery empty or MT3608 below 5 V: charge the battery, set the MT3608 to 5.1 V</w:t>
+            </w:r>
+          </w:p>
+        </w:tc>
+      </w:tr>
+      <w:tr>
+        <w:trPr>
+          <w:cantSplit/>
+        </w:trPr>
+        <w:tc>
+          <w:tcPr>
+            <w:tcW w:type="dxa" w:w="3600"/>
+            <w:tcBorders>
+              <w:top w:val="single" w:color="B7C9BC" w:sz="4"/>
+              <w:left w:val="single" w:color="B7C9BC" w:sz="4"/>
+              <w:bottom w:val="single" w:color="B7C9BC" w:sz="4"/>
+              <w:right w:val="single" w:color="B7C9BC" w:sz="4"/>
+            </w:tcBorders>
+            <w:shd w:fill="F5F9F5" w:color="auto" w:val="clear"/>
+            <w:tcMar>
+              <w:top w:type="dxa" w:w="60"/>
+              <w:left w:type="dxa" w:w="100"/>
+              <w:bottom w:type="dxa" w:w="60"/>
+              <w:right w:type="dxa" w:w="100"/>
+            </w:tcMar>
+            <w:vAlign w:val="center"/>
+          </w:tcPr>
+          <w:p>
+            <w:r>
+              <w:rPr>
+                <w:rFonts w:ascii="Arial" w:cs="Arial" w:eastAsia="Arial" w:hAnsi="Arial"/>
+                <w:sz w:val="18"/>
+                <w:szCs w:val="18"/>
+              </w:rPr>
+              <w:t xml:space="preserve">Battery % is 0 or wrong</w:t>
+            </w:r>
+          </w:p>
+        </w:tc>
+        <w:tc>
+          <w:tcPr>
+            <w:tcW w:type="dxa" w:w="6306"/>
+            <w:tcBorders>
+              <w:top w:val="single" w:color="B7C9BC" w:sz="4"/>
+              <w:left w:val="single" w:color="B7C9BC" w:sz="4"/>
+              <w:bottom w:val="single" w:color="B7C9BC" w:sz="4"/>
+              <w:right w:val="single" w:color="B7C9BC" w:sz="4"/>
+            </w:tcBorders>
+            <w:shd w:fill="F5F9F5" w:color="auto" w:val="clear"/>
+            <w:tcMar>
+              <w:top w:type="dxa" w:w="60"/>
+              <w:left w:type="dxa" w:w="100"/>
+              <w:bottom w:type="dxa" w:w="60"/>
+              <w:right w:type="dxa" w:w="100"/>
+            </w:tcMar>
+            <w:vAlign w:val="center"/>
+          </w:tcPr>
+          <w:p>
+            <w:r>
+              <w:rPr>
+                <w:rFonts w:ascii="Arial" w:cs="Arial" w:eastAsia="Arial" w:hAnsi="Arial"/>
+                <w:sz w:val="18"/>
+                <w:szCs w:val="18"/>
+              </w:rPr>
+              <w:t xml:space="preserve">Check the divider on GPIO35 and </w:t>
+            </w:r>
+            <w:r>
+              <w:rPr>
+                <w:rFonts w:ascii="Consolas" w:cs="Consolas" w:eastAsia="Consolas" w:hAnsi="Consolas"/>
+                <w:color w:val="1D4F7A"/>
+                <w:sz w:val="18"/>
+                <w:szCs w:val="18"/>
+              </w:rPr>
+              <w:t xml:space="preserve">SOLAR_ENABLED 1</w:t>
+            </w:r>
+            <w:r>
+              <w:rPr>
+                <w:rFonts w:ascii="Arial" w:cs="Arial" w:eastAsia="Arial" w:hAnsi="Arial"/>
+                <w:sz w:val="18"/>
+                <w:szCs w:val="18"/>
+              </w:rPr>
+              <w:t xml:space="preserve">; calibrate </w:t>
+            </w:r>
+            <w:r>
+              <w:rPr>
+                <w:rFonts w:ascii="Consolas" w:cs="Consolas" w:eastAsia="Consolas" w:hAnsi="Consolas"/>
+                <w:color w:val="1D4F7A"/>
+                <w:sz w:val="18"/>
+                <w:szCs w:val="18"/>
+              </w:rPr>
+              <w:t xml:space="preserve">BATTERY_DIVIDER</w:t>
+            </w:r>
+          </w:p>
+        </w:tc>
+      </w:tr>
+      <w:tr>
+        <w:trPr>
+          <w:cantSplit/>
+        </w:trPr>
+        <w:tc>
+          <w:tcPr>
+            <w:tcW w:type="dxa" w:w="3600"/>
+            <w:tcBorders>
+              <w:top w:val="single" w:color="B7C9BC" w:sz="4"/>
+              <w:left w:val="single" w:color="B7C9BC" w:sz="4"/>
+              <w:bottom w:val="single" w:color="B7C9BC" w:sz="4"/>
+              <w:right w:val="single" w:color="B7C9BC" w:sz="4"/>
+            </w:tcBorders>
+            <w:tcMar>
+              <w:top w:type="dxa" w:w="60"/>
+              <w:left w:type="dxa" w:w="100"/>
+              <w:bottom w:type="dxa" w:w="60"/>
+              <w:right w:type="dxa" w:w="100"/>
+            </w:tcMar>
+            <w:vAlign w:val="center"/>
+          </w:tcPr>
+          <w:p>
+            <w:r>
+              <w:rPr>
+                <w:rFonts w:ascii="Arial" w:cs="Arial" w:eastAsia="Arial" w:hAnsi="Arial"/>
+                <w:sz w:val="18"/>
+                <w:szCs w:val="18"/>
+              </w:rPr>
+              <w:t xml:space="preserve">“Not charging” in full sun</w:t>
+            </w:r>
+          </w:p>
+        </w:tc>
+        <w:tc>
+          <w:tcPr>
+            <w:tcW w:type="dxa" w:w="6306"/>
+            <w:tcBorders>
+              <w:top w:val="single" w:color="B7C9BC" w:sz="4"/>
+              <w:left w:val="single" w:color="B7C9BC" w:sz="4"/>
+              <w:bottom w:val="single" w:color="B7C9BC" w:sz="4"/>
+              <w:right w:val="single" w:color="B7C9BC" w:sz="4"/>
+            </w:tcBorders>
+            <w:tcMar>
+              <w:top w:type="dxa" w:w="60"/>
+              <w:left w:type="dxa" w:w="100"/>
+              <w:bottom w:type="dxa" w:w="60"/>
+              <w:right w:type="dxa" w:w="100"/>
+            </w:tcMar>
+            <w:vAlign w:val="center"/>
+          </w:tcPr>
+          <w:p>
+            <w:r>
+              <w:rPr>
+                <w:rFonts w:ascii="Arial" w:cs="Arial" w:eastAsia="Arial" w:hAnsi="Arial"/>
+                <w:sz w:val="18"/>
+                <w:szCs w:val="18"/>
+              </w:rPr>
+              <w:t xml:space="preserve">Panel wires reversed, CN3791 IN not connected, or the panel is shaded</w:t>
+            </w:r>
+          </w:p>
+        </w:tc>
+      </w:tr>
+      <w:tr>
+        <w:trPr>
+          <w:cantSplit/>
+        </w:trPr>
+        <w:tc>
+          <w:tcPr>
+            <w:tcW w:type="dxa" w:w="3600"/>
+            <w:tcBorders>
+              <w:top w:val="single" w:color="B7C9BC" w:sz="4"/>
+              <w:left w:val="single" w:color="B7C9BC" w:sz="4"/>
+              <w:bottom w:val="single" w:color="B7C9BC" w:sz="4"/>
+              <w:right w:val="single" w:color="B7C9BC" w:sz="4"/>
+            </w:tcBorders>
+            <w:shd w:fill="F5F9F5" w:color="auto" w:val="clear"/>
+            <w:tcMar>
+              <w:top w:type="dxa" w:w="60"/>
+              <w:left w:type="dxa" w:w="100"/>
+              <w:bottom w:type="dxa" w:w="60"/>
+              <w:right w:type="dxa" w:w="100"/>
+            </w:tcMar>
+            <w:vAlign w:val="center"/>
+          </w:tcPr>
+          <w:p>
+            <w:r>
+              <w:rPr>
+                <w:rFonts w:ascii="Arial" w:cs="Arial" w:eastAsia="Arial" w:hAnsi="Arial"/>
+                <w:sz w:val="18"/>
+                <w:szCs w:val="18"/>
+              </w:rPr>
+              <w:t xml:space="preserve">No battery cards in the apps</w:t>
+            </w:r>
+          </w:p>
+        </w:tc>
+        <w:tc>
+          <w:tcPr>
+            <w:tcW w:type="dxa" w:w="6306"/>
+            <w:tcBorders>
+              <w:top w:val="single" w:color="B7C9BC" w:sz="4"/>
+              <w:left w:val="single" w:color="B7C9BC" w:sz="4"/>
+              <w:bottom w:val="single" w:color="B7C9BC" w:sz="4"/>
+              <w:right w:val="single" w:color="B7C9BC" w:sz="4"/>
+            </w:tcBorders>
+            <w:shd w:fill="F5F9F5" w:color="auto" w:val="clear"/>
+            <w:tcMar>
+              <w:top w:type="dxa" w:w="60"/>
+              <w:left w:type="dxa" w:w="100"/>
+              <w:bottom w:type="dxa" w:w="60"/>
+              <w:right w:type="dxa" w:w="100"/>
+            </w:tcMar>
+            <w:vAlign w:val="center"/>
+          </w:tcPr>
+          <w:p>
+            <w:r>
+              <w:rPr>
+                <w:rFonts w:ascii="Consolas" w:cs="Consolas" w:eastAsia="Consolas" w:hAnsi="Consolas"/>
+                <w:color w:val="1D4F7A"/>
+                <w:sz w:val="18"/>
+                <w:szCs w:val="18"/>
+              </w:rPr>
+              <w:t xml:space="preserve">SOLAR_ENABLED</w:t>
+            </w:r>
+            <w:r>
+              <w:rPr>
+                <w:rFonts w:ascii="Arial" w:cs="Arial" w:eastAsia="Arial" w:hAnsi="Arial"/>
+                <w:sz w:val="18"/>
+                <w:szCs w:val="18"/>
+              </w:rPr>
+              <w:t xml:space="preserve"> is 0, or the firmware was not uploaded again</w:t>
+            </w:r>
+          </w:p>
+        </w:tc>
+      </w:tr>
+      <w:tr>
+        <w:trPr>
+          <w:cantSplit/>
+        </w:trPr>
+        <w:tc>
+          <w:tcPr>
+            <w:tcW w:type="dxa" w:w="3600"/>
+            <w:tcBorders>
+              <w:top w:val="single" w:color="B7C9BC" w:sz="4"/>
+              <w:left w:val="single" w:color="B7C9BC" w:sz="4"/>
+              <w:bottom w:val="single" w:color="B7C9BC" w:sz="4"/>
+              <w:right w:val="single" w:color="B7C9BC" w:sz="4"/>
+            </w:tcBorders>
+            <w:tcMar>
+              <w:top w:type="dxa" w:w="60"/>
+              <w:left w:type="dxa" w:w="100"/>
+              <w:bottom w:type="dxa" w:w="60"/>
+              <w:right w:type="dxa" w:w="100"/>
+            </w:tcMar>
+            <w:vAlign w:val="center"/>
+          </w:tcPr>
+          <w:p>
+            <w:r>
+              <w:rPr>
+                <w:rFonts w:ascii="Arial" w:cs="Arial" w:eastAsia="Arial" w:hAnsi="Arial"/>
+                <w:sz w:val="18"/>
+                <w:szCs w:val="18"/>
+              </w:rPr>
+              <w:t xml:space="preserve">Board damaged / hot</w:t>
+            </w:r>
+          </w:p>
+        </w:tc>
+        <w:tc>
+          <w:tcPr>
+            <w:tcW w:type="dxa" w:w="6306"/>
+            <w:tcBorders>
+              <w:top w:val="single" w:color="B7C9BC" w:sz="4"/>
+              <w:left w:val="single" w:color="B7C9BC" w:sz="4"/>
+              <w:bottom w:val="single" w:color="B7C9BC" w:sz="4"/>
+              <w:right w:val="single" w:color="B7C9BC" w:sz="4"/>
+            </w:tcBorders>
+            <w:tcMar>
+              <w:top w:type="dxa" w:w="60"/>
+              <w:left w:type="dxa" w:w="100"/>
+              <w:bottom w:type="dxa" w:w="60"/>
+              <w:right w:type="dxa" w:w="100"/>
+            </w:tcMar>
+            <w:vAlign w:val="center"/>
+          </w:tcPr>
+          <w:p>
+            <w:r>
+              <w:rPr>
+                <w:rFonts w:ascii="Arial" w:cs="Arial" w:eastAsia="Arial" w:hAnsi="Arial"/>
+                <w:sz w:val="18"/>
+                <w:szCs w:val="18"/>
+              </w:rPr>
+              <w:t xml:space="preserve">USB cable and MT3608 connected at the same time, or the MT3608 was not set to 5.1 V first</w:t>
+            </w:r>
+          </w:p>
+        </w:tc>
+      </w:tr>
+    </w:tbl>
+    <w:p>
+      <w:pPr>
+        <w:pStyle w:val="Heading1"/>
+        <w:pageBreakBefore/>
+        <w:spacing w:after="160" w:before="0"/>
+      </w:pPr>
+      <w:r>
+        <w:rPr>
+          <w:rFonts w:ascii="Arial" w:cs="Arial" w:eastAsia="Arial" w:hAnsi="Arial"/>
+          <w:b/>
+          <w:bCs/>
+          <w:color w:val="2F7D4F"/>
+          <w:sz w:val="32"/>
+          <w:szCs w:val="32"/>
+        </w:rPr>
+        <w:t xml:space="preserve">Part G. Artificial intelligence (future work)</w:t>
+      </w:r>
+    </w:p>
+    <w:p>
+      <w:pPr>
+        <w:spacing w:after="60" w:before="60"/>
+      </w:pPr>
+      <w:r>
+        <w:rPr>
+          <w:rFonts w:ascii="Arial" w:cs="Arial" w:eastAsia="Arial" w:hAnsi="Arial"/>
+          <w:sz w:val="20"/>
+          <w:szCs w:val="20"/>
+        </w:rPr>
+        <w:t xml:space="preserve">AI is </w:t>
+      </w:r>
+      <w:r>
+        <w:rPr>
+          <w:rFonts w:ascii="Arial" w:cs="Arial" w:eastAsia="Arial" w:hAnsi="Arial"/>
+          <w:b/>
+          <w:bCs/>
+          <w:sz w:val="20"/>
+          <w:szCs w:val="20"/>
+        </w:rPr>
+        <w:t xml:space="preserve">not part of the current version</w:t>
+      </w:r>
+      <w:r>
+        <w:rPr>
+          <w:rFonts w:ascii="Arial" w:cs="Arial" w:eastAsia="Arial" w:hAnsi="Arial"/>
+          <w:sz w:val="20"/>
+          <w:szCs w:val="20"/>
+        </w:rPr>
+        <w:t xml:space="preserve">. The project is ready for it, so it can be added later without changing the existing code. Full plan: </w:t>
+      </w:r>
+      <w:r>
+        <w:rPr>
+          <w:rFonts w:ascii="Consolas" w:cs="Consolas" w:eastAsia="Consolas" w:hAnsi="Consolas"/>
+          <w:color w:val="1D4F7A"/>
+          <w:sz w:val="20"/>
+          <w:szCs w:val="20"/>
+        </w:rPr>
+        <w:t xml:space="preserve">docs/12-future-ai.md</w:t>
+      </w:r>
+      <w:r>
+        <w:rPr>
+          <w:rFonts w:ascii="Arial" w:cs="Arial" w:eastAsia="Arial" w:hAnsi="Arial"/>
+          <w:sz w:val="20"/>
+          <w:szCs w:val="20"/>
+        </w:rPr>
+        <w:t xml:space="preserve">.</w:t>
+      </w:r>
+    </w:p>
+    <w:tbl>
+      <w:tblPr>
+        <w:tblW w:type="dxa" w:w="9906"/>
+        <w:tblBorders>
+          <w:top w:val="single" w:color="auto" w:sz="4"/>
+          <w:left w:val="single" w:color="auto" w:sz="4"/>
+          <w:bottom w:val="single" w:color="auto" w:sz="4"/>
+          <w:right w:val="single" w:color="auto" w:sz="4"/>
+          <w:insideH w:val="single" w:color="auto" w:sz="4"/>
+          <w:insideV w:val="single" w:color="auto" w:sz="4"/>
+        </w:tblBorders>
+      </w:tblPr>
+      <w:tblGrid>
+        <w:gridCol w:w="3000"/>
+        <w:gridCol w:w="6906"/>
+      </w:tblGrid>
+      <w:tr>
+        <w:trPr>
+          <w:tblHeader/>
+        </w:trPr>
+        <w:tc>
+          <w:tcPr>
+            <w:tcW w:type="dxa" w:w="3000"/>
+            <w:tcBorders>
+              <w:top w:val="single" w:color="B7C9BC" w:sz="4"/>
+              <w:left w:val="single" w:color="B7C9BC" w:sz="4"/>
+              <w:bottom w:val="single" w:color="B7C9BC" w:sz="4"/>
+              <w:right w:val="single" w:color="B7C9BC" w:sz="4"/>
+            </w:tcBorders>
+            <w:shd w:fill="2F7D4F" w:color="auto" w:val="clear"/>
+            <w:tcMar>
+              <w:top w:type="dxa" w:w="60"/>
+              <w:left w:type="dxa" w:w="100"/>
+              <w:bottom w:type="dxa" w:w="60"/>
+              <w:right w:type="dxa" w:w="100"/>
+            </w:tcMar>
+            <w:vAlign w:val="center"/>
+          </w:tcPr>
+          <w:p>
+            <w:r>
+              <w:rPr>
+                <w:rFonts w:ascii="Arial" w:cs="Arial" w:eastAsia="Arial" w:hAnsi="Arial"/>
+                <w:b/>
+                <w:bCs/>
+                <w:color w:val="FFFFFF"/>
+                <w:sz w:val="18"/>
+                <w:szCs w:val="18"/>
+              </w:rPr>
+              <w:t xml:space="preserve">Ready today</w:t>
+            </w:r>
+          </w:p>
+        </w:tc>
+        <w:tc>
+          <w:tcPr>
+            <w:tcW w:type="dxa" w:w="6906"/>
+            <w:tcBorders>
+              <w:top w:val="single" w:color="B7C9BC" w:sz="4"/>
+              <w:left w:val="single" w:color="B7C9BC" w:sz="4"/>
+              <w:bottom w:val="single" w:color="B7C9BC" w:sz="4"/>
+              <w:right w:val="single" w:color="B7C9BC" w:sz="4"/>
+            </w:tcBorders>
+            <w:shd w:fill="2F7D4F" w:color="auto" w:val="clear"/>
+            <w:tcMar>
+              <w:top w:type="dxa" w:w="60"/>
+              <w:left w:type="dxa" w:w="100"/>
+              <w:bottom w:type="dxa" w:w="60"/>
+              <w:right w:type="dxa" w:w="100"/>
+            </w:tcMar>
+            <w:vAlign w:val="center"/>
+          </w:tcPr>
+          <w:p>
+            <w:r>
+              <w:rPr>
+                <w:rFonts w:ascii="Arial" w:cs="Arial" w:eastAsia="Arial" w:hAnsi="Arial"/>
+                <w:b/>
+                <w:bCs/>
+                <w:color w:val="FFFFFF"/>
+                <w:sz w:val="18"/>
+                <w:szCs w:val="18"/>
+              </w:rPr>
+              <w:t xml:space="preserve">How a future AI part uses it</w:t>
+            </w:r>
+          </w:p>
+        </w:tc>
+      </w:tr>
+      <w:tr>
+        <w:trPr>
+          <w:cantSplit/>
+        </w:trPr>
+        <w:tc>
+          <w:tcPr>
+            <w:tcW w:type="dxa" w:w="3000"/>
+            <w:tcBorders>
+              <w:top w:val="single" w:color="B7C9BC" w:sz="4"/>
+              <w:left w:val="single" w:color="B7C9BC" w:sz="4"/>
+              <w:bottom w:val="single" w:color="B7C9BC" w:sz="4"/>
+              <w:right w:val="single" w:color="B7C9BC" w:sz="4"/>
+            </w:tcBorders>
+            <w:tcMar>
+              <w:top w:type="dxa" w:w="60"/>
+              <w:left w:type="dxa" w:w="100"/>
+              <w:bottom w:type="dxa" w:w="60"/>
+              <w:right w:type="dxa" w:w="100"/>
+            </w:tcMar>
+            <w:vAlign w:val="center"/>
+          </w:tcPr>
+          <w:p>
+            <w:r>
+              <w:rPr>
+                <w:rFonts w:ascii="Consolas" w:cs="Consolas" w:eastAsia="Consolas" w:hAnsi="Consolas"/>
+                <w:color w:val="1D4F7A"/>
+                <w:sz w:val="18"/>
+                <w:szCs w:val="18"/>
+              </w:rPr>
+              <w:t xml:space="preserve">plants/plant01/history</w:t>
+            </w:r>
+          </w:p>
+        </w:tc>
+        <w:tc>
+          <w:tcPr>
+            <w:tcW w:type="dxa" w:w="6906"/>
+            <w:tcBorders>
+              <w:top w:val="single" w:color="B7C9BC" w:sz="4"/>
+              <w:left w:val="single" w:color="B7C9BC" w:sz="4"/>
+              <w:bottom w:val="single" w:color="B7C9BC" w:sz="4"/>
+              <w:right w:val="single" w:color="B7C9BC" w:sz="4"/>
+            </w:tcBorders>
+            <w:tcMar>
+              <w:top w:type="dxa" w:w="60"/>
+              <w:left w:type="dxa" w:w="100"/>
+              <w:bottom w:type="dxa" w:w="60"/>
+              <w:right w:type="dxa" w:w="100"/>
+            </w:tcMar>
+            <w:vAlign w:val="center"/>
+          </w:tcPr>
+          <w:p>
+            <w:r>
+              <w:rPr>
+                <w:rFonts w:ascii="Arial" w:cs="Arial" w:eastAsia="Arial" w:hAnsi="Arial"/>
+                <w:sz w:val="18"/>
+                <w:szCs w:val="18"/>
+              </w:rPr>
+              <w:t xml:space="preserve">Training data (every 5 min: moisture, temperature, humidity, light, battery). Export: Firebase console → ⋮ → Export JSON</w:t>
+            </w:r>
+          </w:p>
+        </w:tc>
+      </w:tr>
+      <w:tr>
+        <w:trPr>
+          <w:cantSplit/>
+        </w:trPr>
+        <w:tc>
+          <w:tcPr>
+            <w:tcW w:type="dxa" w:w="3000"/>
+            <w:tcBorders>
+              <w:top w:val="single" w:color="B7C9BC" w:sz="4"/>
+              <w:left w:val="single" w:color="B7C9BC" w:sz="4"/>
+              <w:bottom w:val="single" w:color="B7C9BC" w:sz="4"/>
+              <w:right w:val="single" w:color="B7C9BC" w:sz="4"/>
+            </w:tcBorders>
+            <w:shd w:fill="F5F9F5" w:color="auto" w:val="clear"/>
+            <w:tcMar>
+              <w:top w:type="dxa" w:w="60"/>
+              <w:left w:type="dxa" w:w="100"/>
+              <w:bottom w:type="dxa" w:w="60"/>
+              <w:right w:type="dxa" w:w="100"/>
+            </w:tcMar>
+            <w:vAlign w:val="center"/>
+          </w:tcPr>
+          <w:p>
+            <w:r>
+              <w:rPr>
+                <w:rFonts w:ascii="Consolas" w:cs="Consolas" w:eastAsia="Consolas" w:hAnsi="Consolas"/>
+                <w:color w:val="1D4F7A"/>
+                <w:sz w:val="18"/>
+                <w:szCs w:val="18"/>
+              </w:rPr>
+              <w:t xml:space="preserve">plants/plant01/ai</w:t>
+            </w:r>
+            <w:r>
+              <w:rPr>
+                <w:rFonts w:ascii="Arial" w:cs="Arial" w:eastAsia="Arial" w:hAnsi="Arial"/>
+                <w:sz w:val="18"/>
+                <w:szCs w:val="18"/>
+              </w:rPr>
+              <w:t xml:space="preserve"> (reserved in the rules)</w:t>
+            </w:r>
+          </w:p>
+        </w:tc>
+        <w:tc>
+          <w:tcPr>
+            <w:tcW w:type="dxa" w:w="6906"/>
+            <w:tcBorders>
+              <w:top w:val="single" w:color="B7C9BC" w:sz="4"/>
+              <w:left w:val="single" w:color="B7C9BC" w:sz="4"/>
+              <w:bottom w:val="single" w:color="B7C9BC" w:sz="4"/>
+              <w:right w:val="single" w:color="B7C9BC" w:sz="4"/>
+            </w:tcBorders>
+            <w:shd w:fill="F5F9F5" w:color="auto" w:val="clear"/>
+            <w:tcMar>
+              <w:top w:type="dxa" w:w="60"/>
+              <w:left w:type="dxa" w:w="100"/>
+              <w:bottom w:type="dxa" w:w="60"/>
+              <w:right w:type="dxa" w:w="100"/>
+            </w:tcMar>
+            <w:vAlign w:val="center"/>
+          </w:tcPr>
+          <w:p>
+            <w:r>
+              <w:rPr>
+                <w:rFonts w:ascii="Arial" w:cs="Arial" w:eastAsia="Arial" w:hAnsi="Arial"/>
+                <w:sz w:val="18"/>
+                <w:szCs w:val="18"/>
+              </w:rPr>
+              <w:t xml:space="preserve">Where the AI writes its results, e.g. </w:t>
+            </w:r>
+            <w:r>
+              <w:rPr>
+                <w:rFonts w:ascii="Consolas" w:cs="Consolas" w:eastAsia="Consolas" w:hAnsi="Consolas"/>
+                <w:color w:val="1D4F7A"/>
+                <w:sz w:val="18"/>
+                <w:szCs w:val="18"/>
+              </w:rPr>
+              <w:t xml:space="preserve">next_water_hours</w:t>
+            </w:r>
+            <w:r>
+              <w:rPr>
+                <w:rFonts w:ascii="Arial" w:cs="Arial" w:eastAsia="Arial" w:hAnsi="Arial"/>
+                <w:sz w:val="18"/>
+                <w:szCs w:val="18"/>
+              </w:rPr>
+              <w:t xml:space="preserve">, </w:t>
+            </w:r>
+            <w:r>
+              <w:rPr>
+                <w:rFonts w:ascii="Consolas" w:cs="Consolas" w:eastAsia="Consolas" w:hAnsi="Consolas"/>
+                <w:color w:val="1D4F7A"/>
+                <w:sz w:val="18"/>
+                <w:szCs w:val="18"/>
+              </w:rPr>
+              <w:t xml:space="preserve">tip</w:t>
+            </w:r>
+            <w:r>
+              <w:rPr>
+                <w:rFonts w:ascii="Arial" w:cs="Arial" w:eastAsia="Arial" w:hAnsi="Arial"/>
+                <w:sz w:val="18"/>
+                <w:szCs w:val="18"/>
+              </w:rPr>
+              <w:t xml:space="preserve">, </w:t>
+            </w:r>
+            <w:r>
+              <w:rPr>
+                <w:rFonts w:ascii="Consolas" w:cs="Consolas" w:eastAsia="Consolas" w:hAnsi="Consolas"/>
+                <w:color w:val="1D4F7A"/>
+                <w:sz w:val="18"/>
+                <w:szCs w:val="18"/>
+              </w:rPr>
+              <w:t xml:space="preserve">message</w:t>
+            </w:r>
+          </w:p>
+        </w:tc>
+      </w:tr>
+      <w:tr>
+        <w:trPr>
+          <w:cantSplit/>
+        </w:trPr>
+        <w:tc>
+          <w:tcPr>
+            <w:tcW w:type="dxa" w:w="3000"/>
+            <w:tcBorders>
+              <w:top w:val="single" w:color="B7C9BC" w:sz="4"/>
+              <w:left w:val="single" w:color="B7C9BC" w:sz="4"/>
+              <w:bottom w:val="single" w:color="B7C9BC" w:sz="4"/>
+              <w:right w:val="single" w:color="B7C9BC" w:sz="4"/>
+            </w:tcBorders>
+            <w:tcMar>
+              <w:top w:type="dxa" w:w="60"/>
+              <w:left w:type="dxa" w:w="100"/>
+              <w:bottom w:type="dxa" w:w="60"/>
+              <w:right w:type="dxa" w:w="100"/>
+            </w:tcMar>
+            <w:vAlign w:val="center"/>
+          </w:tcPr>
+          <w:p>
+            <w:r>
+              <w:rPr>
+                <w:rFonts w:ascii="Consolas" w:cs="Consolas" w:eastAsia="Consolas" w:hAnsi="Consolas"/>
+                <w:color w:val="1D4F7A"/>
+                <w:sz w:val="18"/>
+                <w:szCs w:val="18"/>
+              </w:rPr>
+              <w:t xml:space="preserve">evaluateMood()</w:t>
+            </w:r>
+            <w:r>
+              <w:rPr>
+                <w:rFonts w:ascii="Arial" w:cs="Arial" w:eastAsia="Arial" w:hAnsi="Arial"/>
+                <w:sz w:val="18"/>
+                <w:szCs w:val="18"/>
+              </w:rPr>
+              <w:t xml:space="preserve"> in </w:t>
+            </w:r>
+            <w:r>
+              <w:rPr>
+                <w:rFonts w:ascii="Consolas" w:cs="Consolas" w:eastAsia="Consolas" w:hAnsi="Consolas"/>
+                <w:color w:val="1D4F7A"/>
+                <w:sz w:val="18"/>
+                <w:szCs w:val="18"/>
+              </w:rPr>
+              <w:t xml:space="preserve">mood.cpp</w:t>
+            </w:r>
+          </w:p>
+        </w:tc>
+        <w:tc>
+          <w:tcPr>
+            <w:tcW w:type="dxa" w:w="6906"/>
+            <w:tcBorders>
+              <w:top w:val="single" w:color="B7C9BC" w:sz="4"/>
+              <w:left w:val="single" w:color="B7C9BC" w:sz="4"/>
+              <w:bottom w:val="single" w:color="B7C9BC" w:sz="4"/>
+              <w:right w:val="single" w:color="B7C9BC" w:sz="4"/>
+            </w:tcBorders>
+            <w:tcMar>
+              <w:top w:type="dxa" w:w="60"/>
+              <w:left w:type="dxa" w:w="100"/>
+              <w:bottom w:type="dxa" w:w="60"/>
+              <w:right w:type="dxa" w:w="100"/>
+            </w:tcMar>
+            <w:vAlign w:val="center"/>
+          </w:tcPr>
+          <w:p>
+            <w:r>
+              <w:rPr>
+                <w:rFonts w:ascii="Arial" w:cs="Arial" w:eastAsia="Arial" w:hAnsi="Arial"/>
+                <w:sz w:val="18"/>
+                <w:szCs w:val="18"/>
+              </w:rPr>
+              <w:t xml:space="preserve">The single place where an on-device (TinyML) model can plug in</w:t>
+            </w:r>
+          </w:p>
+        </w:tc>
+      </w:tr>
+    </w:tbl>
+    <w:p>
+      <w:pPr>
+        <w:pStyle w:val="Heading2"/>
+        <w:spacing w:after="100" w:before="240"/>
+      </w:pPr>
+      <w:r>
+        <w:rPr>
+          <w:rFonts w:ascii="Arial" w:cs="Arial" w:eastAsia="Arial" w:hAnsi="Arial"/>
+          <w:b/>
+          <w:bCs/>
+          <w:color w:val="2F7D4F"/>
+          <w:sz w:val="26"/>
+          <w:szCs w:val="26"/>
+        </w:rPr>
+        <w:t xml:space="preserve">Options (from simple to advanced)</w:t>
+      </w:r>
+    </w:p>
+    <w:p>
+      <w:pPr>
+        <w:pStyle w:val="ListParagraph"/>
+        <w:numPr>
+          <w:ilvl w:val="0"/>
+          <w:numId w:val="17"/>
+        </w:numPr>
+        <w:spacing w:after="30" w:before="30"/>
+      </w:pPr>
+      <w:r>
+        <w:rPr>
+          <w:rFonts w:ascii="Arial" w:cs="Arial" w:eastAsia="Arial" w:hAnsi="Arial"/>
+          <w:b/>
+          <w:bCs/>
+          <w:sz w:val="20"/>
+          <w:szCs w:val="20"/>
+        </w:rPr>
+        <w:t xml:space="preserve">A. Watering prediction</w:t>
+      </w:r>
+      <w:r>
+        <w:rPr>
+          <w:rFonts w:ascii="Arial" w:cs="Arial" w:eastAsia="Arial" w:hAnsi="Arial"/>
+          <w:sz w:val="20"/>
+          <w:szCs w:val="20"/>
+        </w:rPr>
+        <w:t xml:space="preserve"> with a Firebase Cloud Function (Blaze plan) or a Python script on a PC: “thirsty in about 9 hours”.</w:t>
+      </w:r>
+    </w:p>
+    <w:p>
+      <w:pPr>
+        <w:pStyle w:val="ListParagraph"/>
+        <w:numPr>
+          <w:ilvl w:val="0"/>
+          <w:numId w:val="17"/>
+        </w:numPr>
+        <w:spacing w:after="30" w:before="30"/>
+      </w:pPr>
+      <w:r>
+        <w:rPr>
+          <w:rFonts w:ascii="Arial" w:cs="Arial" w:eastAsia="Arial" w:hAnsi="Arial"/>
+          <w:b/>
+          <w:bCs/>
+          <w:sz w:val="20"/>
+          <w:szCs w:val="20"/>
+        </w:rPr>
+        <w:t xml:space="preserve">B. TinyML on the ESP32</w:t>
+      </w:r>
+      <w:r>
+        <w:rPr>
+          <w:rFonts w:ascii="Arial" w:cs="Arial" w:eastAsia="Arial" w:hAnsi="Arial"/>
+          <w:sz w:val="20"/>
+          <w:szCs w:val="20"/>
+        </w:rPr>
+        <w:t xml:space="preserve"> with Edge Impulse / TensorFlow Lite Micro: works offline.</w:t>
+      </w:r>
+    </w:p>
+    <w:p>
+      <w:pPr>
+        <w:pStyle w:val="ListParagraph"/>
+        <w:numPr>
+          <w:ilvl w:val="0"/>
+          <w:numId w:val="17"/>
+        </w:numPr>
+        <w:spacing w:after="30" w:before="30"/>
+      </w:pPr>
+      <w:r>
+        <w:rPr>
+          <w:rFonts w:ascii="Arial" w:cs="Arial" w:eastAsia="Arial" w:hAnsi="Arial"/>
+          <w:b/>
+          <w:bCs/>
+          <w:sz w:val="20"/>
+          <w:szCs w:val="20"/>
+        </w:rPr>
+        <w:t xml:space="preserve">C. Generative AI messages:</w:t>
+      </w:r>
+      <w:r>
+        <w:rPr>
+          <w:rFonts w:ascii="Arial" w:cs="Arial" w:eastAsia="Arial" w:hAnsi="Arial"/>
+          <w:sz w:val="20"/>
+          <w:szCs w:val="20"/>
+        </w:rPr>
+        <w:t xml:space="preserve"> a server-side function writes friendly Arabic/English messages from the readings; the API key stays on the server.</w:t>
+      </w:r>
+    </w:p>
+    <w:p>
+      <w:pPr>
+        <w:pStyle w:val="Heading1"/>
+        <w:pageBreakBefore/>
+        <w:spacing w:after="160" w:before="0"/>
+      </w:pPr>
+      <w:r>
+        <w:rPr>
+          <w:rFonts w:ascii="Arial" w:cs="Arial" w:eastAsia="Arial" w:hAnsi="Arial"/>
+          <w:b/>
+          <w:bCs/>
+          <w:color w:val="2F7D4F"/>
+          <w:sz w:val="32"/>
+          <w:szCs w:val="32"/>
+        </w:rPr>
         <w:t xml:space="preserve">Final checklist</w:t>
       </w:r>
     </w:p>
@@ -13871,6 +17583,204 @@
                 <w:szCs w:val="18"/>
               </w:rPr>
               <w:t xml:space="preserve">C, D, E</w:t>
+            </w:r>
+          </w:p>
+        </w:tc>
+      </w:tr>
+      <w:tr>
+        <w:trPr>
+          <w:cantSplit/>
+        </w:trPr>
+        <w:tc>
+          <w:tcPr>
+            <w:tcW w:type="dxa" w:w="600"/>
+            <w:tcBorders>
+              <w:top w:val="single" w:color="B7C9BC" w:sz="4"/>
+              <w:left w:val="single" w:color="B7C9BC" w:sz="4"/>
+              <w:bottom w:val="single" w:color="B7C9BC" w:sz="4"/>
+              <w:right w:val="single" w:color="B7C9BC" w:sz="4"/>
+            </w:tcBorders>
+            <w:tcMar>
+              <w:top w:type="dxa" w:w="60"/>
+              <w:left w:type="dxa" w:w="100"/>
+              <w:bottom w:type="dxa" w:w="60"/>
+              <w:right w:type="dxa" w:w="100"/>
+            </w:tcMar>
+            <w:vAlign w:val="center"/>
+          </w:tcPr>
+          <w:p>
+            <w:r>
+              <w:rPr>
+                <w:rFonts w:ascii="Arial" w:cs="Arial" w:eastAsia="Arial" w:hAnsi="Arial"/>
+                <w:sz w:val="18"/>
+                <w:szCs w:val="18"/>
+              </w:rPr>
+              <w:t xml:space="preserve">☐</w:t>
+            </w:r>
+          </w:p>
+        </w:tc>
+        <w:tc>
+          <w:tcPr>
+            <w:tcW w:type="dxa" w:w="6706"/>
+            <w:tcBorders>
+              <w:top w:val="single" w:color="B7C9BC" w:sz="4"/>
+              <w:left w:val="single" w:color="B7C9BC" w:sz="4"/>
+              <w:bottom w:val="single" w:color="B7C9BC" w:sz="4"/>
+              <w:right w:val="single" w:color="B7C9BC" w:sz="4"/>
+            </w:tcBorders>
+            <w:tcMar>
+              <w:top w:type="dxa" w:w="60"/>
+              <w:left w:type="dxa" w:w="100"/>
+              <w:bottom w:type="dxa" w:w="60"/>
+              <w:right w:type="dxa" w:w="100"/>
+            </w:tcMar>
+            <w:vAlign w:val="center"/>
+          </w:tcPr>
+          <w:p>
+            <w:r>
+              <w:rPr>
+                <w:rFonts w:ascii="Arial" w:cs="Arial" w:eastAsia="Arial" w:hAnsi="Arial"/>
+                <w:sz w:val="18"/>
+                <w:szCs w:val="18"/>
+              </w:rPr>
+              <w:t xml:space="preserve">MT3608 set to 5.1 V; solar part wired; </w:t>
+            </w:r>
+            <w:r>
+              <w:rPr>
+                <w:rFonts w:ascii="Consolas" w:cs="Consolas" w:eastAsia="Consolas" w:hAnsi="Consolas"/>
+                <w:color w:val="1D4F7A"/>
+                <w:sz w:val="18"/>
+                <w:szCs w:val="18"/>
+              </w:rPr>
+              <w:t xml:space="preserve">SOLAR_ENABLED 1</w:t>
+            </w:r>
+            <w:r>
+              <w:rPr>
+                <w:rFonts w:ascii="Arial" w:cs="Arial" w:eastAsia="Arial" w:hAnsi="Arial"/>
+                <w:sz w:val="18"/>
+                <w:szCs w:val="18"/>
+              </w:rPr>
+              <w:t xml:space="preserve">; battery calibrated</w:t>
+            </w:r>
+          </w:p>
+        </w:tc>
+        <w:tc>
+          <w:tcPr>
+            <w:tcW w:type="dxa" w:w="2600"/>
+            <w:tcBorders>
+              <w:top w:val="single" w:color="B7C9BC" w:sz="4"/>
+              <w:left w:val="single" w:color="B7C9BC" w:sz="4"/>
+              <w:bottom w:val="single" w:color="B7C9BC" w:sz="4"/>
+              <w:right w:val="single" w:color="B7C9BC" w:sz="4"/>
+            </w:tcBorders>
+            <w:tcMar>
+              <w:top w:type="dxa" w:w="60"/>
+              <w:left w:type="dxa" w:w="100"/>
+              <w:bottom w:type="dxa" w:w="60"/>
+              <w:right w:type="dxa" w:w="100"/>
+            </w:tcMar>
+            <w:vAlign w:val="center"/>
+          </w:tcPr>
+          <w:p>
+            <w:r>
+              <w:rPr>
+                <w:rFonts w:ascii="Arial" w:cs="Arial" w:eastAsia="Arial" w:hAnsi="Arial"/>
+                <w:sz w:val="18"/>
+                <w:szCs w:val="18"/>
+              </w:rPr>
+              <w:t xml:space="preserve">F</w:t>
+            </w:r>
+          </w:p>
+        </w:tc>
+      </w:tr>
+      <w:tr>
+        <w:trPr>
+          <w:cantSplit/>
+        </w:trPr>
+        <w:tc>
+          <w:tcPr>
+            <w:tcW w:type="dxa" w:w="600"/>
+            <w:tcBorders>
+              <w:top w:val="single" w:color="B7C9BC" w:sz="4"/>
+              <w:left w:val="single" w:color="B7C9BC" w:sz="4"/>
+              <w:bottom w:val="single" w:color="B7C9BC" w:sz="4"/>
+              <w:right w:val="single" w:color="B7C9BC" w:sz="4"/>
+            </w:tcBorders>
+            <w:shd w:fill="F5F9F5" w:color="auto" w:val="clear"/>
+            <w:tcMar>
+              <w:top w:type="dxa" w:w="60"/>
+              <w:left w:type="dxa" w:w="100"/>
+              <w:bottom w:type="dxa" w:w="60"/>
+              <w:right w:type="dxa" w:w="100"/>
+            </w:tcMar>
+            <w:vAlign w:val="center"/>
+          </w:tcPr>
+          <w:p>
+            <w:r>
+              <w:rPr>
+                <w:rFonts w:ascii="Arial" w:cs="Arial" w:eastAsia="Arial" w:hAnsi="Arial"/>
+                <w:sz w:val="18"/>
+                <w:szCs w:val="18"/>
+              </w:rPr>
+              <w:t xml:space="preserve">☐</w:t>
+            </w:r>
+          </w:p>
+        </w:tc>
+        <w:tc>
+          <w:tcPr>
+            <w:tcW w:type="dxa" w:w="6706"/>
+            <w:tcBorders>
+              <w:top w:val="single" w:color="B7C9BC" w:sz="4"/>
+              <w:left w:val="single" w:color="B7C9BC" w:sz="4"/>
+              <w:bottom w:val="single" w:color="B7C9BC" w:sz="4"/>
+              <w:right w:val="single" w:color="B7C9BC" w:sz="4"/>
+            </w:tcBorders>
+            <w:shd w:fill="F5F9F5" w:color="auto" w:val="clear"/>
+            <w:tcMar>
+              <w:top w:type="dxa" w:w="60"/>
+              <w:left w:type="dxa" w:w="100"/>
+              <w:bottom w:type="dxa" w:w="60"/>
+              <w:right w:type="dxa" w:w="100"/>
+            </w:tcMar>
+            <w:vAlign w:val="center"/>
+          </w:tcPr>
+          <w:p>
+            <w:r>
+              <w:rPr>
+                <w:rFonts w:ascii="Arial" w:cs="Arial" w:eastAsia="Arial" w:hAnsi="Arial"/>
+                <w:sz w:val="18"/>
+                <w:szCs w:val="18"/>
+              </w:rPr>
+              <w:t xml:space="preserve">Apps show battery % and “Charging from the sun” in the sun</w:t>
+            </w:r>
+          </w:p>
+        </w:tc>
+        <w:tc>
+          <w:tcPr>
+            <w:tcW w:type="dxa" w:w="2600"/>
+            <w:tcBorders>
+              <w:top w:val="single" w:color="B7C9BC" w:sz="4"/>
+              <w:left w:val="single" w:color="B7C9BC" w:sz="4"/>
+              <w:bottom w:val="single" w:color="B7C9BC" w:sz="4"/>
+              <w:right w:val="single" w:color="B7C9BC" w:sz="4"/>
+            </w:tcBorders>
+            <w:shd w:fill="F5F9F5" w:color="auto" w:val="clear"/>
+            <w:tcMar>
+              <w:top w:type="dxa" w:w="60"/>
+              <w:left w:type="dxa" w:w="100"/>
+              <w:bottom w:type="dxa" w:w="60"/>
+              <w:right w:type="dxa" w:w="100"/>
+            </w:tcMar>
+            <w:vAlign w:val="center"/>
+          </w:tcPr>
+          <w:p>
+            <w:r>
+              <w:rPr>
+                <w:rFonts w:ascii="Arial" w:cs="Arial" w:eastAsia="Arial" w:hAnsi="Arial"/>
+                <w:sz w:val="18"/>
+                <w:szCs w:val="18"/>
+              </w:rPr>
+              <w:t xml:space="preserve">F</w:t>
             </w:r>
           </w:p>
         </w:tc>
@@ -14260,6 +18170,18 @@
     </w:lvl>
   </w:abstractNum>
   <w:abstractNum w:abstractNumId="16" w15:restartNumberingAfterBreak="0">
+    <w:multiLevelType w:val="hybridMultilevel"/>
+    <w:lvl w:ilvl="0" w15:tentative="1">
+      <w:start w:val="1"/>
+      <w:numFmt w:val="decimal"/>
+      <w:lvlText w:val="%1."/>
+      <w:lvlJc w:val="left"/>
+      <w:pPr>
+        <w:ind w:left="500" w:hanging="300"/>
+      </w:pPr>
+    </w:lvl>
+  </w:abstractNum>
+  <w:abstractNum w:abstractNumId="17" w15:restartNumberingAfterBreak="0">
     <w:multiLevelType w:val="hybridMultilevel"/>
     <w:lvl w:ilvl="0" w15:tentative="1">
       <w:start w:val="1"/>
@@ -14357,6 +18279,18 @@
   </w:num>
   <w:num w:numId="15">
     <w:abstractNumId w:val="16"/>
+    <w:lvlOverride w:ilvl="0">
+      <w:startOverride w:val="1"/>
+    </w:lvlOverride>
+  </w:num>
+  <w:num w:numId="16">
+    <w:abstractNumId w:val="17"/>
+    <w:lvlOverride w:ilvl="0">
+      <w:startOverride w:val="1"/>
+    </w:lvlOverride>
+  </w:num>
+  <w:num w:numId="17">
+    <w:abstractNumId w:val="2"/>
     <w:lvlOverride w:ilvl="0">
       <w:startOverride w:val="1"/>
     </w:lvlOverride>

--- a/rayy/docs/Rayy-Setup-Guide-by-Part.docx
+++ b/rayy/docs/Rayy-Setup-Guide-by-Part.docx
@@ -31,7 +31,7 @@
           <w:sz w:val="26"/>
           <w:szCs w:val="26"/>
         </w:rPr>
-        <w:t xml:space="preserve">Solar-powered smart IoT plant that shows its feelings with emoji and sound</w:t>
+        <w:t xml:space="preserve">Smart IoT plant that shows its feelings with emoji and sound</w:t>
       </w:r>
     </w:p>
     <w:p>
@@ -256,15 +256,7 @@
           <w:sz w:val="20"/>
           <w:szCs w:val="20"/>
         </w:rPr>
-        <w:t xml:space="preserve">A. Install apps → B. Firebase → C. Web → D. ESP32 → E. Android → F. Solar power</w:t>
-      </w:r>
-      <w:r>
-        <w:rPr>
-          <w:rFonts w:ascii="Arial" w:cs="Arial" w:eastAsia="Arial" w:hAnsi="Arial"/>
-          <w:sz w:val="20"/>
-          <w:szCs w:val="20"/>
-        </w:rPr>
-        <w:t xml:space="preserve">  (G. AI is future work)</w:t>
+        <w:t xml:space="preserve">A. Install apps → B. Firebase → C. Web → D. ESP32 → E. Android</w:t>
       </w:r>
     </w:p>
     <w:p>
@@ -7786,7 +7778,7 @@
           <w:sz w:val="20"/>
           <w:szCs w:val="20"/>
         </w:rPr>
-        <w:t xml:space="preserve">The program that runs on the ESP32 board: it reads the sensors and the battery/solar voltages, decides the mood, plays the melodies and sends the data to Firebase (the emoji is shown in the apps).</w:t>
+        <w:t xml:space="preserve">The program that runs on the ESP32 board: it reads the sensors, draws the emoji face, plays the melodies and sends the data to Firebase.</w:t>
       </w:r>
     </w:p>
     <w:p>
@@ -8131,7 +8123,7 @@
                 <w:sz w:val="18"/>
                 <w:szCs w:val="18"/>
               </w:rPr>
-              <w:t xml:space="preserve"> Wi-Fi, Firebase API key, database URL, device account, PLANT_ID, soil calibration, solar settings</w:t>
+              <w:t xml:space="preserve"> Wi-Fi, Firebase API key, database URL, device account, PLANT_ID, soil calibration</w:t>
             </w:r>
           </w:p>
         </w:tc>
@@ -8596,7 +8588,7 @@
                 <w:sz w:val="18"/>
                 <w:szCs w:val="18"/>
               </w:rPr>
-              <w:t xml:space="preserve">firmware/Rayy/power.h</w:t>
+              <w:t xml:space="preserve">firmware/Rayy/sound.h</w:t>
             </w:r>
             <w:r>
               <w:rPr>
@@ -8613,24 +8605,7 @@
                 <w:sz w:val="18"/>
                 <w:szCs w:val="18"/>
               </w:rPr>
-              <w:t xml:space="preserve">power.cpp</w:t>
-            </w:r>
-            <w:r>
-              <w:rPr>
-                <w:rFonts w:ascii="Arial" w:cs="Arial" w:eastAsia="Arial" w:hAnsi="Arial"/>
-                <w:sz w:val="18"/>
-                <w:szCs w:val="18"/>
-              </w:rPr>
-              <w:t xml:space="preserve">, </w:t>
-            </w:r>
-            <w:r>
-              <w:rPr>
-                <w:rFonts w:ascii="Consolas" w:cs="Consolas" w:eastAsia="Consolas" w:hAnsi="Consolas"/>
-                <w:color w:val="1D4F7A"/>
-                <w:sz w:val="18"/>
-                <w:szCs w:val="18"/>
-              </w:rPr>
-              <w:t xml:space="preserve">power_calc.h</w:t>
+              <w:t xml:space="preserve">sound.cpp</w:t>
             </w:r>
           </w:p>
         </w:tc>
@@ -8658,7 +8633,7 @@
                 <w:sz w:val="18"/>
                 <w:szCs w:val="18"/>
               </w:rPr>
-              <w:t xml:space="preserve">Solar part: battery and panel voltage, battery %, power-saving mode (see Part F)</w:t>
+              <w:t xml:space="preserve">The 9 buzzer melodies</w:t>
             </w:r>
           </w:p>
         </w:tc>
@@ -8686,7 +8661,7 @@
                 <w:sz w:val="18"/>
                 <w:szCs w:val="18"/>
               </w:rPr>
-              <w:t xml:space="preserve">No</w:t>
+              <w:t xml:space="preserve">Optional</w:t>
             </w:r>
           </w:p>
         </w:tc>
@@ -8721,7 +8696,7 @@
                 <w:sz w:val="18"/>
                 <w:szCs w:val="18"/>
               </w:rPr>
-              <w:t xml:space="preserve">firmware/Rayy/sound.h</w:t>
+              <w:t xml:space="preserve">firmware/Rayy/cloud.h</w:t>
             </w:r>
             <w:r>
               <w:rPr>
@@ -8738,7 +8713,7 @@
                 <w:sz w:val="18"/>
                 <w:szCs w:val="18"/>
               </w:rPr>
-              <w:t xml:space="preserve">sound.cpp</w:t>
+              <w:t xml:space="preserve">cloud.cpp</w:t>
             </w:r>
           </w:p>
         </w:tc>
@@ -8767,7 +8742,7 @@
                 <w:sz w:val="18"/>
                 <w:szCs w:val="18"/>
               </w:rPr>
-              <w:t xml:space="preserve">The 9 buzzer melodies</w:t>
+              <w:t xml:space="preserve">Wi-Fi, clock, Firebase login and upload</w:t>
             </w:r>
           </w:p>
         </w:tc>
@@ -8781,113 +8756,6 @@
               <w:right w:val="single" w:color="B7C9BC" w:sz="4"/>
             </w:tcBorders>
             <w:shd w:fill="F5F9F5" w:color="auto" w:val="clear"/>
-            <w:tcMar>
-              <w:top w:type="dxa" w:w="60"/>
-              <w:left w:type="dxa" w:w="100"/>
-              <w:bottom w:type="dxa" w:w="60"/>
-              <w:right w:type="dxa" w:w="100"/>
-            </w:tcMar>
-            <w:vAlign w:val="center"/>
-          </w:tcPr>
-          <w:p>
-            <w:r>
-              <w:rPr>
-                <w:rFonts w:ascii="Arial" w:cs="Arial" w:eastAsia="Arial" w:hAnsi="Arial"/>
-                <w:sz w:val="18"/>
-                <w:szCs w:val="18"/>
-              </w:rPr>
-              <w:t xml:space="preserve">Optional</w:t>
-            </w:r>
-          </w:p>
-        </w:tc>
-      </w:tr>
-      <w:tr>
-        <w:trPr>
-          <w:cantSplit/>
-        </w:trPr>
-        <w:tc>
-          <w:tcPr>
-            <w:tcW w:type="dxa" w:w="3600"/>
-            <w:tcBorders>
-              <w:top w:val="single" w:color="B7C9BC" w:sz="4"/>
-              <w:left w:val="single" w:color="B7C9BC" w:sz="4"/>
-              <w:bottom w:val="single" w:color="B7C9BC" w:sz="4"/>
-              <w:right w:val="single" w:color="B7C9BC" w:sz="4"/>
-            </w:tcBorders>
-            <w:tcMar>
-              <w:top w:type="dxa" w:w="60"/>
-              <w:left w:type="dxa" w:w="100"/>
-              <w:bottom w:type="dxa" w:w="60"/>
-              <w:right w:type="dxa" w:w="100"/>
-            </w:tcMar>
-            <w:vAlign w:val="center"/>
-          </w:tcPr>
-          <w:p>
-            <w:r>
-              <w:rPr>
-                <w:rFonts w:ascii="Consolas" w:cs="Consolas" w:eastAsia="Consolas" w:hAnsi="Consolas"/>
-                <w:color w:val="1D4F7A"/>
-                <w:sz w:val="18"/>
-                <w:szCs w:val="18"/>
-              </w:rPr>
-              <w:t xml:space="preserve">firmware/Rayy/cloud.h</w:t>
-            </w:r>
-            <w:r>
-              <w:rPr>
-                <w:rFonts w:ascii="Arial" w:cs="Arial" w:eastAsia="Arial" w:hAnsi="Arial"/>
-                <w:sz w:val="18"/>
-                <w:szCs w:val="18"/>
-              </w:rPr>
-              <w:t xml:space="preserve">, </w:t>
-            </w:r>
-            <w:r>
-              <w:rPr>
-                <w:rFonts w:ascii="Consolas" w:cs="Consolas" w:eastAsia="Consolas" w:hAnsi="Consolas"/>
-                <w:color w:val="1D4F7A"/>
-                <w:sz w:val="18"/>
-                <w:szCs w:val="18"/>
-              </w:rPr>
-              <w:t xml:space="preserve">cloud.cpp</w:t>
-            </w:r>
-          </w:p>
-        </w:tc>
-        <w:tc>
-          <w:tcPr>
-            <w:tcW w:type="dxa" w:w="4706"/>
-            <w:tcBorders>
-              <w:top w:val="single" w:color="B7C9BC" w:sz="4"/>
-              <w:left w:val="single" w:color="B7C9BC" w:sz="4"/>
-              <w:bottom w:val="single" w:color="B7C9BC" w:sz="4"/>
-              <w:right w:val="single" w:color="B7C9BC" w:sz="4"/>
-            </w:tcBorders>
-            <w:tcMar>
-              <w:top w:type="dxa" w:w="60"/>
-              <w:left w:type="dxa" w:w="100"/>
-              <w:bottom w:type="dxa" w:w="60"/>
-              <w:right w:type="dxa" w:w="100"/>
-            </w:tcMar>
-            <w:vAlign w:val="center"/>
-          </w:tcPr>
-          <w:p>
-            <w:r>
-              <w:rPr>
-                <w:rFonts w:ascii="Arial" w:cs="Arial" w:eastAsia="Arial" w:hAnsi="Arial"/>
-                <w:sz w:val="18"/>
-                <w:szCs w:val="18"/>
-              </w:rPr>
-              <w:t xml:space="preserve">Wi-Fi, clock, Firebase login and upload</w:t>
-            </w:r>
-          </w:p>
-        </w:tc>
-        <w:tc>
-          <w:tcPr>
-            <w:tcW w:type="dxa" w:w="1600"/>
-            <w:tcBorders>
-              <w:top w:val="single" w:color="B7C9BC" w:sz="4"/>
-              <w:left w:val="single" w:color="B7C9BC" w:sz="4"/>
-              <w:bottom w:val="single" w:color="B7C9BC" w:sz="4"/>
-              <w:right w:val="single" w:color="B7C9BC" w:sz="4"/>
-            </w:tcBorders>
             <w:tcMar>
               <w:top w:type="dxa" w:w="60"/>
               <w:left w:type="dxa" w:w="100"/>
@@ -9747,7 +9615,7 @@
     <w:p>
       <w:pPr>
         <w:shd w:fill="F2F5F2" w:color="auto" w:val="clear"/>
-        <w:spacing w:after="0" w:before="0"/>
+        <w:spacing w:after="80" w:before="0"/>
         <w:ind w:left="200"/>
       </w:pPr>
       <w:r>
@@ -9757,21 +9625,6 @@
           <w:szCs w:val="18"/>
         </w:rPr>
         <w:t xml:space="preserve">#define PLANT_ID             "plant01"</w:t>
-      </w:r>
-    </w:p>
-    <w:p>
-      <w:pPr>
-        <w:shd w:fill="F2F5F2" w:color="auto" w:val="clear"/>
-        <w:spacing w:after="80" w:before="0"/>
-        <w:ind w:left="200"/>
-      </w:pPr>
-      <w:r>
-        <w:rPr>
-          <w:rFonts w:ascii="Consolas" w:cs="Consolas" w:eastAsia="Consolas" w:hAnsi="Consolas"/>
-          <w:sz w:val="18"/>
-          <w:szCs w:val="18"/>
-        </w:rPr>
-        <w:t xml:space="preserve">#define SOLAR_ENABLED        0                   // 0 = USB power bank now; 1 after Part F</w:t>
       </w:r>
     </w:p>
     <w:p>
@@ -12893,3571 +12746,6 @@
           <w:sz w:val="32"/>
           <w:szCs w:val="32"/>
         </w:rPr>
-        <w:t xml:space="preserve">Part F. Solar power part</w:t>
-      </w:r>
-    </w:p>
-    <w:p>
-      <w:pPr>
-        <w:spacing w:after="60" w:before="60"/>
-      </w:pPr>
-      <w:r>
-        <w:rPr>
-          <w:rFonts w:ascii="Arial" w:cs="Arial" w:eastAsia="Arial" w:hAnsi="Arial"/>
-          <w:sz w:val="20"/>
-          <w:szCs w:val="20"/>
-        </w:rPr>
-        <w:t xml:space="preserve">A 6 V solar panel charges two 18650 Li-ion batteries; a boost converter gives the ESP32 its 5 V. The ESP32 measures the battery and the panel and the apps show 🔋 battery % and 🔆 “Charging from the sun”. Do this part </w:t>
-      </w:r>
-      <w:r>
-        <w:rPr>
-          <w:rFonts w:ascii="Arial" w:cs="Arial" w:eastAsia="Arial" w:hAnsi="Arial"/>
-          <w:b/>
-          <w:bCs/>
-          <w:sz w:val="20"/>
-          <w:szCs w:val="20"/>
-        </w:rPr>
-        <w:t xml:space="preserve">after</w:t>
-      </w:r>
-      <w:r>
-        <w:rPr>
-          <w:rFonts w:ascii="Arial" w:cs="Arial" w:eastAsia="Arial" w:hAnsi="Arial"/>
-          <w:sz w:val="20"/>
-          <w:szCs w:val="20"/>
-        </w:rPr>
-        <w:t xml:space="preserve"> Parts D and E work on a USB power bank.</w:t>
-      </w:r>
-    </w:p>
-    <w:p>
-      <w:pPr>
-        <w:pStyle w:val="Heading2"/>
-        <w:spacing w:after="100" w:before="240"/>
-      </w:pPr>
-      <w:r>
-        <w:rPr>
-          <w:rFonts w:ascii="Arial" w:cs="Arial" w:eastAsia="Arial" w:hAnsi="Arial"/>
-          <w:b/>
-          <w:bCs/>
-          <w:color w:val="2F7D4F"/>
-          <w:sz w:val="26"/>
-          <w:szCs w:val="26"/>
-        </w:rPr>
-        <w:t xml:space="preserve">F.1 Files of this part</w:t>
-      </w:r>
-    </w:p>
-    <w:tbl>
-      <w:tblPr>
-        <w:tblW w:type="dxa" w:w="9906"/>
-        <w:tblBorders>
-          <w:top w:val="single" w:color="auto" w:sz="4"/>
-          <w:left w:val="single" w:color="auto" w:sz="4"/>
-          <w:bottom w:val="single" w:color="auto" w:sz="4"/>
-          <w:right w:val="single" w:color="auto" w:sz="4"/>
-          <w:insideH w:val="single" w:color="auto" w:sz="4"/>
-          <w:insideV w:val="single" w:color="auto" w:sz="4"/>
-        </w:tblBorders>
-      </w:tblPr>
-      <w:tblGrid>
-        <w:gridCol w:w="3600"/>
-        <w:gridCol w:w="4706"/>
-        <w:gridCol w:w="1600"/>
-      </w:tblGrid>
-      <w:tr>
-        <w:trPr>
-          <w:tblHeader/>
-        </w:trPr>
-        <w:tc>
-          <w:tcPr>
-            <w:tcW w:type="dxa" w:w="3600"/>
-            <w:tcBorders>
-              <w:top w:val="single" w:color="B7C9BC" w:sz="4"/>
-              <w:left w:val="single" w:color="B7C9BC" w:sz="4"/>
-              <w:bottom w:val="single" w:color="B7C9BC" w:sz="4"/>
-              <w:right w:val="single" w:color="B7C9BC" w:sz="4"/>
-            </w:tcBorders>
-            <w:shd w:fill="2F7D4F" w:color="auto" w:val="clear"/>
-            <w:tcMar>
-              <w:top w:type="dxa" w:w="60"/>
-              <w:left w:type="dxa" w:w="100"/>
-              <w:bottom w:type="dxa" w:w="60"/>
-              <w:right w:type="dxa" w:w="100"/>
-            </w:tcMar>
-            <w:vAlign w:val="center"/>
-          </w:tcPr>
-          <w:p>
-            <w:r>
-              <w:rPr>
-                <w:rFonts w:ascii="Arial" w:cs="Arial" w:eastAsia="Arial" w:hAnsi="Arial"/>
-                <w:b/>
-                <w:bCs/>
-                <w:color w:val="FFFFFF"/>
-                <w:sz w:val="18"/>
-                <w:szCs w:val="18"/>
-              </w:rPr>
-              <w:t xml:space="preserve">File (full path inside Rayy-Project)</w:t>
-            </w:r>
-          </w:p>
-        </w:tc>
-        <w:tc>
-          <w:tcPr>
-            <w:tcW w:type="dxa" w:w="4706"/>
-            <w:tcBorders>
-              <w:top w:val="single" w:color="B7C9BC" w:sz="4"/>
-              <w:left w:val="single" w:color="B7C9BC" w:sz="4"/>
-              <w:bottom w:val="single" w:color="B7C9BC" w:sz="4"/>
-              <w:right w:val="single" w:color="B7C9BC" w:sz="4"/>
-            </w:tcBorders>
-            <w:shd w:fill="2F7D4F" w:color="auto" w:val="clear"/>
-            <w:tcMar>
-              <w:top w:type="dxa" w:w="60"/>
-              <w:left w:type="dxa" w:w="100"/>
-              <w:bottom w:type="dxa" w:w="60"/>
-              <w:right w:type="dxa" w:w="100"/>
-            </w:tcMar>
-            <w:vAlign w:val="center"/>
-          </w:tcPr>
-          <w:p>
-            <w:r>
-              <w:rPr>
-                <w:rFonts w:ascii="Arial" w:cs="Arial" w:eastAsia="Arial" w:hAnsi="Arial"/>
-                <w:b/>
-                <w:bCs/>
-                <w:color w:val="FFFFFF"/>
-                <w:sz w:val="18"/>
-                <w:szCs w:val="18"/>
-              </w:rPr>
-              <w:t xml:space="preserve">What it is for</w:t>
-            </w:r>
-          </w:p>
-        </w:tc>
-        <w:tc>
-          <w:tcPr>
-            <w:tcW w:type="dxa" w:w="1600"/>
-            <w:tcBorders>
-              <w:top w:val="single" w:color="B7C9BC" w:sz="4"/>
-              <w:left w:val="single" w:color="B7C9BC" w:sz="4"/>
-              <w:bottom w:val="single" w:color="B7C9BC" w:sz="4"/>
-              <w:right w:val="single" w:color="B7C9BC" w:sz="4"/>
-            </w:tcBorders>
-            <w:shd w:fill="2F7D4F" w:color="auto" w:val="clear"/>
-            <w:tcMar>
-              <w:top w:type="dxa" w:w="60"/>
-              <w:left w:type="dxa" w:w="100"/>
-              <w:bottom w:type="dxa" w:w="60"/>
-              <w:right w:type="dxa" w:w="100"/>
-            </w:tcMar>
-            <w:vAlign w:val="center"/>
-          </w:tcPr>
-          <w:p>
-            <w:r>
-              <w:rPr>
-                <w:rFonts w:ascii="Arial" w:cs="Arial" w:eastAsia="Arial" w:hAnsi="Arial"/>
-                <w:b/>
-                <w:bCs/>
-                <w:color w:val="FFFFFF"/>
-                <w:sz w:val="18"/>
-                <w:szCs w:val="18"/>
-              </w:rPr>
-              <w:t xml:space="preserve">Do you edit it?</w:t>
-            </w:r>
-          </w:p>
-        </w:tc>
-      </w:tr>
-      <w:tr>
-        <w:trPr>
-          <w:cantSplit/>
-        </w:trPr>
-        <w:tc>
-          <w:tcPr>
-            <w:tcW w:type="dxa" w:w="3600"/>
-            <w:tcBorders>
-              <w:top w:val="single" w:color="B7C9BC" w:sz="4"/>
-              <w:left w:val="single" w:color="B7C9BC" w:sz="4"/>
-              <w:bottom w:val="single" w:color="B7C9BC" w:sz="4"/>
-              <w:right w:val="single" w:color="B7C9BC" w:sz="4"/>
-            </w:tcBorders>
-            <w:tcMar>
-              <w:top w:type="dxa" w:w="60"/>
-              <w:left w:type="dxa" w:w="100"/>
-              <w:bottom w:type="dxa" w:w="60"/>
-              <w:right w:type="dxa" w:w="100"/>
-            </w:tcMar>
-            <w:vAlign w:val="center"/>
-          </w:tcPr>
-          <w:p>
-            <w:r>
-              <w:rPr>
-                <w:rFonts w:ascii="Consolas" w:cs="Consolas" w:eastAsia="Consolas" w:hAnsi="Consolas"/>
-                <w:color w:val="1D4F7A"/>
-                <w:sz w:val="18"/>
-                <w:szCs w:val="18"/>
-              </w:rPr>
-              <w:t xml:space="preserve">docs/11-solar-power.md</w:t>
-            </w:r>
-          </w:p>
-        </w:tc>
-        <w:tc>
-          <w:tcPr>
-            <w:tcW w:type="dxa" w:w="4706"/>
-            <w:tcBorders>
-              <w:top w:val="single" w:color="B7C9BC" w:sz="4"/>
-              <w:left w:val="single" w:color="B7C9BC" w:sz="4"/>
-              <w:bottom w:val="single" w:color="B7C9BC" w:sz="4"/>
-              <w:right w:val="single" w:color="B7C9BC" w:sz="4"/>
-            </w:tcBorders>
-            <w:tcMar>
-              <w:top w:type="dxa" w:w="60"/>
-              <w:left w:type="dxa" w:w="100"/>
-              <w:bottom w:type="dxa" w:w="60"/>
-              <w:right w:type="dxa" w:w="100"/>
-            </w:tcMar>
-            <w:vAlign w:val="center"/>
-          </w:tcPr>
-          <w:p>
-            <w:r>
-              <w:rPr>
-                <w:rFonts w:ascii="Arial" w:cs="Arial" w:eastAsia="Arial" w:hAnsi="Arial"/>
-                <w:sz w:val="18"/>
-                <w:szCs w:val="18"/>
-              </w:rPr>
-              <w:t xml:space="preserve">Components, energy calculation, wiring, safety, calibration, tests</w:t>
-            </w:r>
-          </w:p>
-        </w:tc>
-        <w:tc>
-          <w:tcPr>
-            <w:tcW w:type="dxa" w:w="1600"/>
-            <w:tcBorders>
-              <w:top w:val="single" w:color="B7C9BC" w:sz="4"/>
-              <w:left w:val="single" w:color="B7C9BC" w:sz="4"/>
-              <w:bottom w:val="single" w:color="B7C9BC" w:sz="4"/>
-              <w:right w:val="single" w:color="B7C9BC" w:sz="4"/>
-            </w:tcBorders>
-            <w:tcMar>
-              <w:top w:type="dxa" w:w="60"/>
-              <w:left w:type="dxa" w:w="100"/>
-              <w:bottom w:type="dxa" w:w="60"/>
-              <w:right w:type="dxa" w:w="100"/>
-            </w:tcMar>
-            <w:vAlign w:val="center"/>
-          </w:tcPr>
-          <w:p>
-            <w:r>
-              <w:rPr>
-                <w:rFonts w:ascii="Arial" w:cs="Arial" w:eastAsia="Arial" w:hAnsi="Arial"/>
-                <w:sz w:val="18"/>
-                <w:szCs w:val="18"/>
-              </w:rPr>
-              <w:t xml:space="preserve">No (read)</w:t>
-            </w:r>
-          </w:p>
-        </w:tc>
-      </w:tr>
-      <w:tr>
-        <w:trPr>
-          <w:cantSplit/>
-        </w:trPr>
-        <w:tc>
-          <w:tcPr>
-            <w:tcW w:type="dxa" w:w="3600"/>
-            <w:tcBorders>
-              <w:top w:val="single" w:color="B7C9BC" w:sz="4"/>
-              <w:left w:val="single" w:color="B7C9BC" w:sz="4"/>
-              <w:bottom w:val="single" w:color="B7C9BC" w:sz="4"/>
-              <w:right w:val="single" w:color="B7C9BC" w:sz="4"/>
-            </w:tcBorders>
-            <w:shd w:fill="F5F9F5" w:color="auto" w:val="clear"/>
-            <w:tcMar>
-              <w:top w:type="dxa" w:w="60"/>
-              <w:left w:type="dxa" w:w="100"/>
-              <w:bottom w:type="dxa" w:w="60"/>
-              <w:right w:type="dxa" w:w="100"/>
-            </w:tcMar>
-            <w:vAlign w:val="center"/>
-          </w:tcPr>
-          <w:p>
-            <w:r>
-              <w:rPr>
-                <w:rFonts w:ascii="Consolas" w:cs="Consolas" w:eastAsia="Consolas" w:hAnsi="Consolas"/>
-                <w:color w:val="1D4F7A"/>
-                <w:sz w:val="18"/>
-                <w:szCs w:val="18"/>
-              </w:rPr>
-              <w:t xml:space="preserve">docs/Rayy-Components-Prices.docx</w:t>
-            </w:r>
-          </w:p>
-        </w:tc>
-        <w:tc>
-          <w:tcPr>
-            <w:tcW w:type="dxa" w:w="4706"/>
-            <w:tcBorders>
-              <w:top w:val="single" w:color="B7C9BC" w:sz="4"/>
-              <w:left w:val="single" w:color="B7C9BC" w:sz="4"/>
-              <w:bottom w:val="single" w:color="B7C9BC" w:sz="4"/>
-              <w:right w:val="single" w:color="B7C9BC" w:sz="4"/>
-            </w:tcBorders>
-            <w:shd w:fill="F5F9F5" w:color="auto" w:val="clear"/>
-            <w:tcMar>
-              <w:top w:type="dxa" w:w="60"/>
-              <w:left w:type="dxa" w:w="100"/>
-              <w:bottom w:type="dxa" w:w="60"/>
-              <w:right w:type="dxa" w:w="100"/>
-            </w:tcMar>
-            <w:vAlign w:val="center"/>
-          </w:tcPr>
-          <w:p>
-            <w:r>
-              <w:rPr>
-                <w:rFonts w:ascii="Arial" w:cs="Arial" w:eastAsia="Arial" w:hAnsi="Arial"/>
-                <w:sz w:val="18"/>
-                <w:szCs w:val="18"/>
-              </w:rPr>
-              <w:t xml:space="preserve">Part 2 table: the solar components with codes, prices and buy links</w:t>
-            </w:r>
-          </w:p>
-        </w:tc>
-        <w:tc>
-          <w:tcPr>
-            <w:tcW w:type="dxa" w:w="1600"/>
-            <w:tcBorders>
-              <w:top w:val="single" w:color="B7C9BC" w:sz="4"/>
-              <w:left w:val="single" w:color="B7C9BC" w:sz="4"/>
-              <w:bottom w:val="single" w:color="B7C9BC" w:sz="4"/>
-              <w:right w:val="single" w:color="B7C9BC" w:sz="4"/>
-            </w:tcBorders>
-            <w:shd w:fill="F5F9F5" w:color="auto" w:val="clear"/>
-            <w:tcMar>
-              <w:top w:type="dxa" w:w="60"/>
-              <w:left w:type="dxa" w:w="100"/>
-              <w:bottom w:type="dxa" w:w="60"/>
-              <w:right w:type="dxa" w:w="100"/>
-            </w:tcMar>
-            <w:vAlign w:val="center"/>
-          </w:tcPr>
-          <w:p>
-            <w:r>
-              <w:rPr>
-                <w:rFonts w:ascii="Arial" w:cs="Arial" w:eastAsia="Arial" w:hAnsi="Arial"/>
-                <w:sz w:val="18"/>
-                <w:szCs w:val="18"/>
-              </w:rPr>
-              <w:t xml:space="preserve">No</w:t>
-            </w:r>
-          </w:p>
-        </w:tc>
-      </w:tr>
-      <w:tr>
-        <w:trPr>
-          <w:cantSplit/>
-        </w:trPr>
-        <w:tc>
-          <w:tcPr>
-            <w:tcW w:type="dxa" w:w="3600"/>
-            <w:tcBorders>
-              <w:top w:val="single" w:color="B7C9BC" w:sz="4"/>
-              <w:left w:val="single" w:color="B7C9BC" w:sz="4"/>
-              <w:bottom w:val="single" w:color="B7C9BC" w:sz="4"/>
-              <w:right w:val="single" w:color="B7C9BC" w:sz="4"/>
-            </w:tcBorders>
-            <w:tcMar>
-              <w:top w:type="dxa" w:w="60"/>
-              <w:left w:type="dxa" w:w="100"/>
-              <w:bottom w:type="dxa" w:w="60"/>
-              <w:right w:type="dxa" w:w="100"/>
-            </w:tcMar>
-            <w:vAlign w:val="center"/>
-          </w:tcPr>
-          <w:p>
-            <w:r>
-              <w:rPr>
-                <w:rFonts w:ascii="Consolas" w:cs="Consolas" w:eastAsia="Consolas" w:hAnsi="Consolas"/>
-                <w:color w:val="1D4F7A"/>
-                <w:sz w:val="18"/>
-                <w:szCs w:val="18"/>
-              </w:rPr>
-              <w:t xml:space="preserve">docs/images/wiring-diagram.png</w:t>
-            </w:r>
-          </w:p>
-        </w:tc>
-        <w:tc>
-          <w:tcPr>
-            <w:tcW w:type="dxa" w:w="4706"/>
-            <w:tcBorders>
-              <w:top w:val="single" w:color="B7C9BC" w:sz="4"/>
-              <w:left w:val="single" w:color="B7C9BC" w:sz="4"/>
-              <w:bottom w:val="single" w:color="B7C9BC" w:sz="4"/>
-              <w:right w:val="single" w:color="B7C9BC" w:sz="4"/>
-            </w:tcBorders>
-            <w:tcMar>
-              <w:top w:type="dxa" w:w="60"/>
-              <w:left w:type="dxa" w:w="100"/>
-              <w:bottom w:type="dxa" w:w="60"/>
-              <w:right w:type="dxa" w:w="100"/>
-            </w:tcMar>
-            <w:vAlign w:val="center"/>
-          </w:tcPr>
-          <w:p>
-            <w:r>
-              <w:rPr>
-                <w:rFonts w:ascii="Arial" w:cs="Arial" w:eastAsia="Arial" w:hAnsi="Arial"/>
-                <w:sz w:val="18"/>
-                <w:szCs w:val="18"/>
-              </w:rPr>
-              <w:t xml:space="preserve">Wiring diagram with the solar part at the bottom</w:t>
-            </w:r>
-          </w:p>
-        </w:tc>
-        <w:tc>
-          <w:tcPr>
-            <w:tcW w:type="dxa" w:w="1600"/>
-            <w:tcBorders>
-              <w:top w:val="single" w:color="B7C9BC" w:sz="4"/>
-              <w:left w:val="single" w:color="B7C9BC" w:sz="4"/>
-              <w:bottom w:val="single" w:color="B7C9BC" w:sz="4"/>
-              <w:right w:val="single" w:color="B7C9BC" w:sz="4"/>
-            </w:tcBorders>
-            <w:tcMar>
-              <w:top w:type="dxa" w:w="60"/>
-              <w:left w:type="dxa" w:w="100"/>
-              <w:bottom w:type="dxa" w:w="60"/>
-              <w:right w:type="dxa" w:w="100"/>
-            </w:tcMar>
-            <w:vAlign w:val="center"/>
-          </w:tcPr>
-          <w:p>
-            <w:r>
-              <w:rPr>
-                <w:rFonts w:ascii="Arial" w:cs="Arial" w:eastAsia="Arial" w:hAnsi="Arial"/>
-                <w:sz w:val="18"/>
-                <w:szCs w:val="18"/>
-              </w:rPr>
-              <w:t xml:space="preserve">No</w:t>
-            </w:r>
-          </w:p>
-        </w:tc>
-      </w:tr>
-      <w:tr>
-        <w:trPr>
-          <w:cantSplit/>
-        </w:trPr>
-        <w:tc>
-          <w:tcPr>
-            <w:tcW w:type="dxa" w:w="3600"/>
-            <w:tcBorders>
-              <w:top w:val="single" w:color="B7C9BC" w:sz="4"/>
-              <w:left w:val="single" w:color="B7C9BC" w:sz="4"/>
-              <w:bottom w:val="single" w:color="B7C9BC" w:sz="4"/>
-              <w:right w:val="single" w:color="B7C9BC" w:sz="4"/>
-            </w:tcBorders>
-            <w:shd w:fill="F5F9F5" w:color="auto" w:val="clear"/>
-            <w:tcMar>
-              <w:top w:type="dxa" w:w="60"/>
-              <w:left w:type="dxa" w:w="100"/>
-              <w:bottom w:type="dxa" w:w="60"/>
-              <w:right w:type="dxa" w:w="100"/>
-            </w:tcMar>
-            <w:vAlign w:val="center"/>
-          </w:tcPr>
-          <w:p>
-            <w:r>
-              <w:rPr>
-                <w:rFonts w:ascii="Consolas" w:cs="Consolas" w:eastAsia="Consolas" w:hAnsi="Consolas"/>
-                <w:color w:val="1D4F7A"/>
-                <w:sz w:val="18"/>
-                <w:szCs w:val="18"/>
-              </w:rPr>
-              <w:t xml:space="preserve">firmware/Rayy/config.h</w:t>
-            </w:r>
-          </w:p>
-        </w:tc>
-        <w:tc>
-          <w:tcPr>
-            <w:tcW w:type="dxa" w:w="4706"/>
-            <w:tcBorders>
-              <w:top w:val="single" w:color="B7C9BC" w:sz="4"/>
-              <w:left w:val="single" w:color="B7C9BC" w:sz="4"/>
-              <w:bottom w:val="single" w:color="B7C9BC" w:sz="4"/>
-              <w:right w:val="single" w:color="B7C9BC" w:sz="4"/>
-            </w:tcBorders>
-            <w:shd w:fill="F5F9F5" w:color="auto" w:val="clear"/>
-            <w:tcMar>
-              <w:top w:type="dxa" w:w="60"/>
-              <w:left w:type="dxa" w:w="100"/>
-              <w:bottom w:type="dxa" w:w="60"/>
-              <w:right w:type="dxa" w:w="100"/>
-            </w:tcMar>
-            <w:vAlign w:val="center"/>
-          </w:tcPr>
-          <w:p>
-            <w:r>
-              <w:rPr>
-                <w:rFonts w:ascii="Consolas" w:cs="Consolas" w:eastAsia="Consolas" w:hAnsi="Consolas"/>
-                <w:color w:val="1D4F7A"/>
-                <w:sz w:val="18"/>
-                <w:szCs w:val="18"/>
-              </w:rPr>
-              <w:t xml:space="preserve">SOLAR_ENABLED</w:t>
-            </w:r>
-            <w:r>
-              <w:rPr>
-                <w:rFonts w:ascii="Arial" w:cs="Arial" w:eastAsia="Arial" w:hAnsi="Arial"/>
-                <w:sz w:val="18"/>
-                <w:szCs w:val="18"/>
-              </w:rPr>
-              <w:t xml:space="preserve">, </w:t>
-            </w:r>
-            <w:r>
-              <w:rPr>
-                <w:rFonts w:ascii="Consolas" w:cs="Consolas" w:eastAsia="Consolas" w:hAnsi="Consolas"/>
-                <w:color w:val="1D4F7A"/>
-                <w:sz w:val="18"/>
-                <w:szCs w:val="18"/>
-              </w:rPr>
-              <w:t xml:space="preserve">BATTERY_DIVIDER</w:t>
-            </w:r>
-            <w:r>
-              <w:rPr>
-                <w:rFonts w:ascii="Arial" w:cs="Arial" w:eastAsia="Arial" w:hAnsi="Arial"/>
-                <w:sz w:val="18"/>
-                <w:szCs w:val="18"/>
-              </w:rPr>
-              <w:t xml:space="preserve">, </w:t>
-            </w:r>
-            <w:r>
-              <w:rPr>
-                <w:rFonts w:ascii="Consolas" w:cs="Consolas" w:eastAsia="Consolas" w:hAnsi="Consolas"/>
-                <w:color w:val="1D4F7A"/>
-                <w:sz w:val="18"/>
-                <w:szCs w:val="18"/>
-              </w:rPr>
-              <w:t xml:space="preserve">SOLAR_DIVIDER</w:t>
-            </w:r>
-            <w:r>
-              <w:rPr>
-                <w:rFonts w:ascii="Arial" w:cs="Arial" w:eastAsia="Arial" w:hAnsi="Arial"/>
-                <w:sz w:val="18"/>
-                <w:szCs w:val="18"/>
-              </w:rPr>
-              <w:t xml:space="preserve">, </w:t>
-            </w:r>
-            <w:r>
-              <w:rPr>
-                <w:rFonts w:ascii="Consolas" w:cs="Consolas" w:eastAsia="Consolas" w:hAnsi="Consolas"/>
-                <w:color w:val="1D4F7A"/>
-                <w:sz w:val="18"/>
-                <w:szCs w:val="18"/>
-              </w:rPr>
-              <w:t xml:space="preserve">LOW_BATTERY_PCT</w:t>
-            </w:r>
-            <w:r>
-              <w:rPr>
-                <w:rFonts w:ascii="Arial" w:cs="Arial" w:eastAsia="Arial" w:hAnsi="Arial"/>
-                <w:sz w:val="18"/>
-                <w:szCs w:val="18"/>
-              </w:rPr>
-              <w:t xml:space="preserve">, </w:t>
-            </w:r>
-            <w:r>
-              <w:rPr>
-                <w:rFonts w:ascii="Consolas" w:cs="Consolas" w:eastAsia="Consolas" w:hAnsi="Consolas"/>
-                <w:color w:val="1D4F7A"/>
-                <w:sz w:val="18"/>
-                <w:szCs w:val="18"/>
-              </w:rPr>
-              <w:t xml:space="preserve">LOW_POWER_UPLOAD_MS</w:t>
-            </w:r>
-          </w:p>
-        </w:tc>
-        <w:tc>
-          <w:tcPr>
-            <w:tcW w:type="dxa" w:w="1600"/>
-            <w:tcBorders>
-              <w:top w:val="single" w:color="B7C9BC" w:sz="4"/>
-              <w:left w:val="single" w:color="B7C9BC" w:sz="4"/>
-              <w:bottom w:val="single" w:color="B7C9BC" w:sz="4"/>
-              <w:right w:val="single" w:color="B7C9BC" w:sz="4"/>
-            </w:tcBorders>
-            <w:shd w:fill="F5F9F5" w:color="auto" w:val="clear"/>
-            <w:tcMar>
-              <w:top w:type="dxa" w:w="60"/>
-              <w:left w:type="dxa" w:w="100"/>
-              <w:bottom w:type="dxa" w:w="60"/>
-              <w:right w:type="dxa" w:w="100"/>
-            </w:tcMar>
-            <w:vAlign w:val="center"/>
-          </w:tcPr>
-          <w:p>
-            <w:r>
-              <w:rPr>
-                <w:rFonts w:ascii="Arial" w:cs="Arial" w:eastAsia="Arial" w:hAnsi="Arial"/>
-                <w:b/>
-                <w:bCs/>
-                <w:sz w:val="18"/>
-                <w:szCs w:val="18"/>
-              </w:rPr>
-              <w:t xml:space="preserve">Yes</w:t>
-            </w:r>
-            <w:r>
-              <w:rPr>
-                <w:rFonts w:ascii="Arial" w:cs="Arial" w:eastAsia="Arial" w:hAnsi="Arial"/>
-                <w:sz w:val="18"/>
-                <w:szCs w:val="18"/>
-              </w:rPr>
-              <w:t xml:space="preserve"> (SOLAR_ENABLED 1)</w:t>
-            </w:r>
-          </w:p>
-        </w:tc>
-      </w:tr>
-      <w:tr>
-        <w:trPr>
-          <w:cantSplit/>
-        </w:trPr>
-        <w:tc>
-          <w:tcPr>
-            <w:tcW w:type="dxa" w:w="3600"/>
-            <w:tcBorders>
-              <w:top w:val="single" w:color="B7C9BC" w:sz="4"/>
-              <w:left w:val="single" w:color="B7C9BC" w:sz="4"/>
-              <w:bottom w:val="single" w:color="B7C9BC" w:sz="4"/>
-              <w:right w:val="single" w:color="B7C9BC" w:sz="4"/>
-            </w:tcBorders>
-            <w:tcMar>
-              <w:top w:type="dxa" w:w="60"/>
-              <w:left w:type="dxa" w:w="100"/>
-              <w:bottom w:type="dxa" w:w="60"/>
-              <w:right w:type="dxa" w:w="100"/>
-            </w:tcMar>
-            <w:vAlign w:val="center"/>
-          </w:tcPr>
-          <w:p>
-            <w:r>
-              <w:rPr>
-                <w:rFonts w:ascii="Consolas" w:cs="Consolas" w:eastAsia="Consolas" w:hAnsi="Consolas"/>
-                <w:color w:val="1D4F7A"/>
-                <w:sz w:val="18"/>
-                <w:szCs w:val="18"/>
-              </w:rPr>
-              <w:t xml:space="preserve">firmware/Rayy/pins.h</w:t>
-            </w:r>
-          </w:p>
-        </w:tc>
-        <w:tc>
-          <w:tcPr>
-            <w:tcW w:type="dxa" w:w="4706"/>
-            <w:tcBorders>
-              <w:top w:val="single" w:color="B7C9BC" w:sz="4"/>
-              <w:left w:val="single" w:color="B7C9BC" w:sz="4"/>
-              <w:bottom w:val="single" w:color="B7C9BC" w:sz="4"/>
-              <w:right w:val="single" w:color="B7C9BC" w:sz="4"/>
-            </w:tcBorders>
-            <w:tcMar>
-              <w:top w:type="dxa" w:w="60"/>
-              <w:left w:type="dxa" w:w="100"/>
-              <w:bottom w:type="dxa" w:w="60"/>
-              <w:right w:type="dxa" w:w="100"/>
-            </w:tcMar>
-            <w:vAlign w:val="center"/>
-          </w:tcPr>
-          <w:p>
-            <w:r>
-              <w:rPr>
-                <w:rFonts w:ascii="Consolas" w:cs="Consolas" w:eastAsia="Consolas" w:hAnsi="Consolas"/>
-                <w:color w:val="1D4F7A"/>
-                <w:sz w:val="18"/>
-                <w:szCs w:val="18"/>
-              </w:rPr>
-              <w:t xml:space="preserve">PIN_BATTERY 35</w:t>
-            </w:r>
-            <w:r>
-              <w:rPr>
-                <w:rFonts w:ascii="Arial" w:cs="Arial" w:eastAsia="Arial" w:hAnsi="Arial"/>
-                <w:sz w:val="18"/>
-                <w:szCs w:val="18"/>
-              </w:rPr>
-              <w:t xml:space="preserve">, </w:t>
-            </w:r>
-            <w:r>
-              <w:rPr>
-                <w:rFonts w:ascii="Consolas" w:cs="Consolas" w:eastAsia="Consolas" w:hAnsi="Consolas"/>
-                <w:color w:val="1D4F7A"/>
-                <w:sz w:val="18"/>
-                <w:szCs w:val="18"/>
-              </w:rPr>
-              <w:t xml:space="preserve">PIN_SOLAR 39</w:t>
-            </w:r>
-          </w:p>
-        </w:tc>
-        <w:tc>
-          <w:tcPr>
-            <w:tcW w:type="dxa" w:w="1600"/>
-            <w:tcBorders>
-              <w:top w:val="single" w:color="B7C9BC" w:sz="4"/>
-              <w:left w:val="single" w:color="B7C9BC" w:sz="4"/>
-              <w:bottom w:val="single" w:color="B7C9BC" w:sz="4"/>
-              <w:right w:val="single" w:color="B7C9BC" w:sz="4"/>
-            </w:tcBorders>
-            <w:tcMar>
-              <w:top w:type="dxa" w:w="60"/>
-              <w:left w:type="dxa" w:w="100"/>
-              <w:bottom w:type="dxa" w:w="60"/>
-              <w:right w:type="dxa" w:w="100"/>
-            </w:tcMar>
-            <w:vAlign w:val="center"/>
-          </w:tcPr>
-          <w:p>
-            <w:r>
-              <w:rPr>
-                <w:rFonts w:ascii="Arial" w:cs="Arial" w:eastAsia="Arial" w:hAnsi="Arial"/>
-                <w:sz w:val="18"/>
-                <w:szCs w:val="18"/>
-              </w:rPr>
-              <w:t xml:space="preserve">Only if you wire differently</w:t>
-            </w:r>
-          </w:p>
-        </w:tc>
-      </w:tr>
-      <w:tr>
-        <w:trPr>
-          <w:cantSplit/>
-        </w:trPr>
-        <w:tc>
-          <w:tcPr>
-            <w:tcW w:type="dxa" w:w="3600"/>
-            <w:tcBorders>
-              <w:top w:val="single" w:color="B7C9BC" w:sz="4"/>
-              <w:left w:val="single" w:color="B7C9BC" w:sz="4"/>
-              <w:bottom w:val="single" w:color="B7C9BC" w:sz="4"/>
-              <w:right w:val="single" w:color="B7C9BC" w:sz="4"/>
-            </w:tcBorders>
-            <w:shd w:fill="F5F9F5" w:color="auto" w:val="clear"/>
-            <w:tcMar>
-              <w:top w:type="dxa" w:w="60"/>
-              <w:left w:type="dxa" w:w="100"/>
-              <w:bottom w:type="dxa" w:w="60"/>
-              <w:right w:type="dxa" w:w="100"/>
-            </w:tcMar>
-            <w:vAlign w:val="center"/>
-          </w:tcPr>
-          <w:p>
-            <w:r>
-              <w:rPr>
-                <w:rFonts w:ascii="Consolas" w:cs="Consolas" w:eastAsia="Consolas" w:hAnsi="Consolas"/>
-                <w:color w:val="1D4F7A"/>
-                <w:sz w:val="18"/>
-                <w:szCs w:val="18"/>
-              </w:rPr>
-              <w:t xml:space="preserve">firmware/Rayy/power.h</w:t>
-            </w:r>
-            <w:r>
-              <w:rPr>
-                <w:rFonts w:ascii="Arial" w:cs="Arial" w:eastAsia="Arial" w:hAnsi="Arial"/>
-                <w:sz w:val="18"/>
-                <w:szCs w:val="18"/>
-              </w:rPr>
-              <w:t xml:space="preserve">, </w:t>
-            </w:r>
-            <w:r>
-              <w:rPr>
-                <w:rFonts w:ascii="Consolas" w:cs="Consolas" w:eastAsia="Consolas" w:hAnsi="Consolas"/>
-                <w:color w:val="1D4F7A"/>
-                <w:sz w:val="18"/>
-                <w:szCs w:val="18"/>
-              </w:rPr>
-              <w:t xml:space="preserve">power.cpp</w:t>
-            </w:r>
-          </w:p>
-        </w:tc>
-        <w:tc>
-          <w:tcPr>
-            <w:tcW w:type="dxa" w:w="4706"/>
-            <w:tcBorders>
-              <w:top w:val="single" w:color="B7C9BC" w:sz="4"/>
-              <w:left w:val="single" w:color="B7C9BC" w:sz="4"/>
-              <w:bottom w:val="single" w:color="B7C9BC" w:sz="4"/>
-              <w:right w:val="single" w:color="B7C9BC" w:sz="4"/>
-            </w:tcBorders>
-            <w:shd w:fill="F5F9F5" w:color="auto" w:val="clear"/>
-            <w:tcMar>
-              <w:top w:type="dxa" w:w="60"/>
-              <w:left w:type="dxa" w:w="100"/>
-              <w:bottom w:type="dxa" w:w="60"/>
-              <w:right w:type="dxa" w:w="100"/>
-            </w:tcMar>
-            <w:vAlign w:val="center"/>
-          </w:tcPr>
-          <w:p>
-            <w:r>
-              <w:rPr>
-                <w:rFonts w:ascii="Arial" w:cs="Arial" w:eastAsia="Arial" w:hAnsi="Arial"/>
-                <w:sz w:val="18"/>
-                <w:szCs w:val="18"/>
-              </w:rPr>
-              <w:t xml:space="preserve">Reads the two voltages (16 samples, calibrated millivolts)</w:t>
-            </w:r>
-          </w:p>
-        </w:tc>
-        <w:tc>
-          <w:tcPr>
-            <w:tcW w:type="dxa" w:w="1600"/>
-            <w:tcBorders>
-              <w:top w:val="single" w:color="B7C9BC" w:sz="4"/>
-              <w:left w:val="single" w:color="B7C9BC" w:sz="4"/>
-              <w:bottom w:val="single" w:color="B7C9BC" w:sz="4"/>
-              <w:right w:val="single" w:color="B7C9BC" w:sz="4"/>
-            </w:tcBorders>
-            <w:shd w:fill="F5F9F5" w:color="auto" w:val="clear"/>
-            <w:tcMar>
-              <w:top w:type="dxa" w:w="60"/>
-              <w:left w:type="dxa" w:w="100"/>
-              <w:bottom w:type="dxa" w:w="60"/>
-              <w:right w:type="dxa" w:w="100"/>
-            </w:tcMar>
-            <w:vAlign w:val="center"/>
-          </w:tcPr>
-          <w:p>
-            <w:r>
-              <w:rPr>
-                <w:rFonts w:ascii="Arial" w:cs="Arial" w:eastAsia="Arial" w:hAnsi="Arial"/>
-                <w:sz w:val="18"/>
-                <w:szCs w:val="18"/>
-              </w:rPr>
-              <w:t xml:space="preserve">No</w:t>
-            </w:r>
-          </w:p>
-        </w:tc>
-      </w:tr>
-      <w:tr>
-        <w:trPr>
-          <w:cantSplit/>
-        </w:trPr>
-        <w:tc>
-          <w:tcPr>
-            <w:tcW w:type="dxa" w:w="3600"/>
-            <w:tcBorders>
-              <w:top w:val="single" w:color="B7C9BC" w:sz="4"/>
-              <w:left w:val="single" w:color="B7C9BC" w:sz="4"/>
-              <w:bottom w:val="single" w:color="B7C9BC" w:sz="4"/>
-              <w:right w:val="single" w:color="B7C9BC" w:sz="4"/>
-            </w:tcBorders>
-            <w:tcMar>
-              <w:top w:type="dxa" w:w="60"/>
-              <w:left w:type="dxa" w:w="100"/>
-              <w:bottom w:type="dxa" w:w="60"/>
-              <w:right w:type="dxa" w:w="100"/>
-            </w:tcMar>
-            <w:vAlign w:val="center"/>
-          </w:tcPr>
-          <w:p>
-            <w:r>
-              <w:rPr>
-                <w:rFonts w:ascii="Consolas" w:cs="Consolas" w:eastAsia="Consolas" w:hAnsi="Consolas"/>
-                <w:color w:val="1D4F7A"/>
-                <w:sz w:val="18"/>
-                <w:szCs w:val="18"/>
-              </w:rPr>
-              <w:t xml:space="preserve">firmware/Rayy/power_calc.h</w:t>
-            </w:r>
-          </w:p>
-        </w:tc>
-        <w:tc>
-          <w:tcPr>
-            <w:tcW w:type="dxa" w:w="4706"/>
-            <w:tcBorders>
-              <w:top w:val="single" w:color="B7C9BC" w:sz="4"/>
-              <w:left w:val="single" w:color="B7C9BC" w:sz="4"/>
-              <w:bottom w:val="single" w:color="B7C9BC" w:sz="4"/>
-              <w:right w:val="single" w:color="B7C9BC" w:sz="4"/>
-            </w:tcBorders>
-            <w:tcMar>
-              <w:top w:type="dxa" w:w="60"/>
-              <w:left w:type="dxa" w:w="100"/>
-              <w:bottom w:type="dxa" w:w="60"/>
-              <w:right w:type="dxa" w:w="100"/>
-            </w:tcMar>
-            <w:vAlign w:val="center"/>
-          </w:tcPr>
-          <w:p>
-            <w:r>
-              <w:rPr>
-                <w:rFonts w:ascii="Arial" w:cs="Arial" w:eastAsia="Arial" w:hAnsi="Arial"/>
-                <w:sz w:val="18"/>
-                <w:szCs w:val="18"/>
-              </w:rPr>
-              <w:t xml:space="preserve">Battery % curve, “is charging”, power-saving hysteresis</w:t>
-            </w:r>
-          </w:p>
-        </w:tc>
-        <w:tc>
-          <w:tcPr>
-            <w:tcW w:type="dxa" w:w="1600"/>
-            <w:tcBorders>
-              <w:top w:val="single" w:color="B7C9BC" w:sz="4"/>
-              <w:left w:val="single" w:color="B7C9BC" w:sz="4"/>
-              <w:bottom w:val="single" w:color="B7C9BC" w:sz="4"/>
-              <w:right w:val="single" w:color="B7C9BC" w:sz="4"/>
-            </w:tcBorders>
-            <w:tcMar>
-              <w:top w:type="dxa" w:w="60"/>
-              <w:left w:type="dxa" w:w="100"/>
-              <w:bottom w:type="dxa" w:w="60"/>
-              <w:right w:type="dxa" w:w="100"/>
-            </w:tcMar>
-            <w:vAlign w:val="center"/>
-          </w:tcPr>
-          <w:p>
-            <w:r>
-              <w:rPr>
-                <w:rFonts w:ascii="Arial" w:cs="Arial" w:eastAsia="Arial" w:hAnsi="Arial"/>
-                <w:sz w:val="18"/>
-                <w:szCs w:val="18"/>
-              </w:rPr>
-              <w:t xml:space="preserve">No</w:t>
-            </w:r>
-          </w:p>
-        </w:tc>
-      </w:tr>
-      <w:tr>
-        <w:trPr>
-          <w:cantSplit/>
-        </w:trPr>
-        <w:tc>
-          <w:tcPr>
-            <w:tcW w:type="dxa" w:w="3600"/>
-            <w:tcBorders>
-              <w:top w:val="single" w:color="B7C9BC" w:sz="4"/>
-              <w:left w:val="single" w:color="B7C9BC" w:sz="4"/>
-              <w:bottom w:val="single" w:color="B7C9BC" w:sz="4"/>
-              <w:right w:val="single" w:color="B7C9BC" w:sz="4"/>
-            </w:tcBorders>
-            <w:shd w:fill="F5F9F5" w:color="auto" w:val="clear"/>
-            <w:tcMar>
-              <w:top w:type="dxa" w:w="60"/>
-              <w:left w:type="dxa" w:w="100"/>
-              <w:bottom w:type="dxa" w:w="60"/>
-              <w:right w:type="dxa" w:w="100"/>
-            </w:tcMar>
-            <w:vAlign w:val="center"/>
-          </w:tcPr>
-          <w:p>
-            <w:r>
-              <w:rPr>
-                <w:rFonts w:ascii="Consolas" w:cs="Consolas" w:eastAsia="Consolas" w:hAnsi="Consolas"/>
-                <w:color w:val="1D4F7A"/>
-                <w:sz w:val="18"/>
-                <w:szCs w:val="18"/>
-              </w:rPr>
-              <w:t xml:space="preserve">web/app.js</w:t>
-            </w:r>
-            <w:r>
-              <w:rPr>
-                <w:rFonts w:ascii="Arial" w:cs="Arial" w:eastAsia="Arial" w:hAnsi="Arial"/>
-                <w:sz w:val="18"/>
-                <w:szCs w:val="18"/>
-              </w:rPr>
-              <w:t xml:space="preserve">, </w:t>
-            </w:r>
-            <w:r>
-              <w:rPr>
-                <w:rFonts w:ascii="Consolas" w:cs="Consolas" w:eastAsia="Consolas" w:hAnsi="Consolas"/>
-                <w:color w:val="1D4F7A"/>
-                <w:sz w:val="18"/>
-                <w:szCs w:val="18"/>
-              </w:rPr>
-              <w:t xml:space="preserve">web/index.html</w:t>
-            </w:r>
-          </w:p>
-        </w:tc>
-        <w:tc>
-          <w:tcPr>
-            <w:tcW w:type="dxa" w:w="4706"/>
-            <w:tcBorders>
-              <w:top w:val="single" w:color="B7C9BC" w:sz="4"/>
-              <w:left w:val="single" w:color="B7C9BC" w:sz="4"/>
-              <w:bottom w:val="single" w:color="B7C9BC" w:sz="4"/>
-              <w:right w:val="single" w:color="B7C9BC" w:sz="4"/>
-            </w:tcBorders>
-            <w:shd w:fill="F5F9F5" w:color="auto" w:val="clear"/>
-            <w:tcMar>
-              <w:top w:type="dxa" w:w="60"/>
-              <w:left w:type="dxa" w:w="100"/>
-              <w:bottom w:type="dxa" w:w="60"/>
-              <w:right w:type="dxa" w:w="100"/>
-            </w:tcMar>
-            <w:vAlign w:val="center"/>
-          </w:tcPr>
-          <w:p>
-            <w:r>
-              <w:rPr>
-                <w:rFonts w:ascii="Arial" w:cs="Arial" w:eastAsia="Arial" w:hAnsi="Arial"/>
-                <w:sz w:val="18"/>
-                <w:szCs w:val="18"/>
-              </w:rPr>
-              <w:t xml:space="preserve">Battery and solar cards, battery line in the chart</w:t>
-            </w:r>
-          </w:p>
-        </w:tc>
-        <w:tc>
-          <w:tcPr>
-            <w:tcW w:type="dxa" w:w="1600"/>
-            <w:tcBorders>
-              <w:top w:val="single" w:color="B7C9BC" w:sz="4"/>
-              <w:left w:val="single" w:color="B7C9BC" w:sz="4"/>
-              <w:bottom w:val="single" w:color="B7C9BC" w:sz="4"/>
-              <w:right w:val="single" w:color="B7C9BC" w:sz="4"/>
-            </w:tcBorders>
-            <w:shd w:fill="F5F9F5" w:color="auto" w:val="clear"/>
-            <w:tcMar>
-              <w:top w:type="dxa" w:w="60"/>
-              <w:left w:type="dxa" w:w="100"/>
-              <w:bottom w:type="dxa" w:w="60"/>
-              <w:right w:type="dxa" w:w="100"/>
-            </w:tcMar>
-            <w:vAlign w:val="center"/>
-          </w:tcPr>
-          <w:p>
-            <w:r>
-              <w:rPr>
-                <w:rFonts w:ascii="Arial" w:cs="Arial" w:eastAsia="Arial" w:hAnsi="Arial"/>
-                <w:sz w:val="18"/>
-                <w:szCs w:val="18"/>
-              </w:rPr>
-              <w:t xml:space="preserve">No</w:t>
-            </w:r>
-          </w:p>
-        </w:tc>
-      </w:tr>
-      <w:tr>
-        <w:trPr>
-          <w:cantSplit/>
-        </w:trPr>
-        <w:tc>
-          <w:tcPr>
-            <w:tcW w:type="dxa" w:w="3600"/>
-            <w:tcBorders>
-              <w:top w:val="single" w:color="B7C9BC" w:sz="4"/>
-              <w:left w:val="single" w:color="B7C9BC" w:sz="4"/>
-              <w:bottom w:val="single" w:color="B7C9BC" w:sz="4"/>
-              <w:right w:val="single" w:color="B7C9BC" w:sz="4"/>
-            </w:tcBorders>
-            <w:tcMar>
-              <w:top w:type="dxa" w:w="60"/>
-              <w:left w:type="dxa" w:w="100"/>
-              <w:bottom w:type="dxa" w:w="60"/>
-              <w:right w:type="dxa" w:w="100"/>
-            </w:tcMar>
-            <w:vAlign w:val="center"/>
-          </w:tcPr>
-          <w:p>
-            <w:r>
-              <w:rPr>
-                <w:rFonts w:ascii="Consolas" w:cs="Consolas" w:eastAsia="Consolas" w:hAnsi="Consolas"/>
-                <w:color w:val="1D4F7A"/>
-                <w:sz w:val="18"/>
-                <w:szCs w:val="18"/>
-              </w:rPr>
-              <w:t xml:space="preserve">android/Rayy/app/src/main/java/com/rayy/app/ui/MainScreen.kt</w:t>
-            </w:r>
-            <w:r>
-              <w:rPr>
-                <w:rFonts w:ascii="Arial" w:cs="Arial" w:eastAsia="Arial" w:hAnsi="Arial"/>
-                <w:sz w:val="18"/>
-                <w:szCs w:val="18"/>
-              </w:rPr>
-              <w:t xml:space="preserve">, </w:t>
-            </w:r>
-            <w:r>
-              <w:rPr>
-                <w:rFonts w:ascii="Consolas" w:cs="Consolas" w:eastAsia="Consolas" w:hAnsi="Consolas"/>
-                <w:color w:val="1D4F7A"/>
-                <w:sz w:val="18"/>
-                <w:szCs w:val="18"/>
-              </w:rPr>
-              <w:t xml:space="preserve">Model.kt</w:t>
-            </w:r>
-          </w:p>
-        </w:tc>
-        <w:tc>
-          <w:tcPr>
-            <w:tcW w:type="dxa" w:w="4706"/>
-            <w:tcBorders>
-              <w:top w:val="single" w:color="B7C9BC" w:sz="4"/>
-              <w:left w:val="single" w:color="B7C9BC" w:sz="4"/>
-              <w:bottom w:val="single" w:color="B7C9BC" w:sz="4"/>
-              <w:right w:val="single" w:color="B7C9BC" w:sz="4"/>
-            </w:tcBorders>
-            <w:tcMar>
-              <w:top w:type="dxa" w:w="60"/>
-              <w:left w:type="dxa" w:w="100"/>
-              <w:bottom w:type="dxa" w:w="60"/>
-              <w:right w:type="dxa" w:w="100"/>
-            </w:tcMar>
-            <w:vAlign w:val="center"/>
-          </w:tcPr>
-          <w:p>
-            <w:r>
-              <w:rPr>
-                <w:rFonts w:ascii="Arial" w:cs="Arial" w:eastAsia="Arial" w:hAnsi="Arial"/>
-                <w:sz w:val="18"/>
-                <w:szCs w:val="18"/>
-              </w:rPr>
-              <w:t xml:space="preserve">Battery and solar cards in the app</w:t>
-            </w:r>
-          </w:p>
-        </w:tc>
-        <w:tc>
-          <w:tcPr>
-            <w:tcW w:type="dxa" w:w="1600"/>
-            <w:tcBorders>
-              <w:top w:val="single" w:color="B7C9BC" w:sz="4"/>
-              <w:left w:val="single" w:color="B7C9BC" w:sz="4"/>
-              <w:bottom w:val="single" w:color="B7C9BC" w:sz="4"/>
-              <w:right w:val="single" w:color="B7C9BC" w:sz="4"/>
-            </w:tcBorders>
-            <w:tcMar>
-              <w:top w:type="dxa" w:w="60"/>
-              <w:left w:type="dxa" w:w="100"/>
-              <w:bottom w:type="dxa" w:w="60"/>
-              <w:right w:type="dxa" w:w="100"/>
-            </w:tcMar>
-            <w:vAlign w:val="center"/>
-          </w:tcPr>
-          <w:p>
-            <w:r>
-              <w:rPr>
-                <w:rFonts w:ascii="Arial" w:cs="Arial" w:eastAsia="Arial" w:hAnsi="Arial"/>
-                <w:sz w:val="18"/>
-                <w:szCs w:val="18"/>
-              </w:rPr>
-              <w:t xml:space="preserve">No</w:t>
-            </w:r>
-          </w:p>
-        </w:tc>
-      </w:tr>
-    </w:tbl>
-    <w:p>
-      <w:pPr>
-        <w:pStyle w:val="Heading2"/>
-        <w:spacing w:after="100" w:before="240"/>
-      </w:pPr>
-      <w:r>
-        <w:rPr>
-          <w:rFonts w:ascii="Arial" w:cs="Arial" w:eastAsia="Arial" w:hAnsi="Arial"/>
-          <w:b/>
-          <w:bCs/>
-          <w:color w:val="2F7D4F"/>
-          <w:sz w:val="26"/>
-          <w:szCs w:val="26"/>
-        </w:rPr>
-        <w:t xml:space="preserve">F.2 What to buy and install</w:t>
-      </w:r>
-    </w:p>
-    <w:p>
-      <w:pPr>
-        <w:spacing w:after="60" w:before="60"/>
-      </w:pPr>
-      <w:r>
-        <w:rPr>
-          <w:rFonts w:ascii="Arial" w:cs="Arial" w:eastAsia="Arial" w:hAnsi="Arial"/>
-          <w:sz w:val="20"/>
-          <w:szCs w:val="20"/>
-        </w:rPr>
-        <w:t xml:space="preserve">Nothing new to install on the computer. Buy the </w:t>
-      </w:r>
-      <w:r>
-        <w:rPr>
-          <w:rFonts w:ascii="Arial" w:cs="Arial" w:eastAsia="Arial" w:hAnsi="Arial"/>
-          <w:b/>
-          <w:bCs/>
-          <w:sz w:val="20"/>
-          <w:szCs w:val="20"/>
-        </w:rPr>
-        <w:t xml:space="preserve">Part 2</w:t>
-      </w:r>
-      <w:r>
-        <w:rPr>
-          <w:rFonts w:ascii="Arial" w:cs="Arial" w:eastAsia="Arial" w:hAnsi="Arial"/>
-          <w:sz w:val="20"/>
-          <w:szCs w:val="20"/>
-        </w:rPr>
-        <w:t xml:space="preserve"> components (≈ 121–184 SAR) and use a </w:t>
-      </w:r>
-      <w:r>
-        <w:rPr>
-          <w:rFonts w:ascii="Arial" w:cs="Arial" w:eastAsia="Arial" w:hAnsi="Arial"/>
-          <w:b/>
-          <w:bCs/>
-          <w:sz w:val="20"/>
-          <w:szCs w:val="20"/>
-        </w:rPr>
-        <w:t xml:space="preserve">multimeter</w:t>
-      </w:r>
-      <w:r>
-        <w:rPr>
-          <w:rFonts w:ascii="Arial" w:cs="Arial" w:eastAsia="Arial" w:hAnsi="Arial"/>
-          <w:sz w:val="20"/>
-          <w:szCs w:val="20"/>
-        </w:rPr>
-        <w:t xml:space="preserve">:</w:t>
-      </w:r>
-    </w:p>
-    <w:tbl>
-      <w:tblPr>
-        <w:tblW w:type="dxa" w:w="9906"/>
-        <w:tblBorders>
-          <w:top w:val="single" w:color="auto" w:sz="4"/>
-          <w:left w:val="single" w:color="auto" w:sz="4"/>
-          <w:bottom w:val="single" w:color="auto" w:sz="4"/>
-          <w:right w:val="single" w:color="auto" w:sz="4"/>
-          <w:insideH w:val="single" w:color="auto" w:sz="4"/>
-          <w:insideV w:val="single" w:color="auto" w:sz="4"/>
-        </w:tblBorders>
-      </w:tblPr>
-      <w:tblGrid>
-        <w:gridCol w:w="3200"/>
-        <w:gridCol w:w="1000"/>
-        <w:gridCol w:w="5706"/>
-      </w:tblGrid>
-      <w:tr>
-        <w:trPr>
-          <w:tblHeader/>
-        </w:trPr>
-        <w:tc>
-          <w:tcPr>
-            <w:tcW w:type="dxa" w:w="3200"/>
-            <w:tcBorders>
-              <w:top w:val="single" w:color="B7C9BC" w:sz="4"/>
-              <w:left w:val="single" w:color="B7C9BC" w:sz="4"/>
-              <w:bottom w:val="single" w:color="B7C9BC" w:sz="4"/>
-              <w:right w:val="single" w:color="B7C9BC" w:sz="4"/>
-            </w:tcBorders>
-            <w:shd w:fill="2F7D4F" w:color="auto" w:val="clear"/>
-            <w:tcMar>
-              <w:top w:type="dxa" w:w="60"/>
-              <w:left w:type="dxa" w:w="100"/>
-              <w:bottom w:type="dxa" w:w="60"/>
-              <w:right w:type="dxa" w:w="100"/>
-            </w:tcMar>
-            <w:vAlign w:val="center"/>
-          </w:tcPr>
-          <w:p>
-            <w:r>
-              <w:rPr>
-                <w:rFonts w:ascii="Arial" w:cs="Arial" w:eastAsia="Arial" w:hAnsi="Arial"/>
-                <w:b/>
-                <w:bCs/>
-                <w:color w:val="FFFFFF"/>
-                <w:sz w:val="18"/>
-                <w:szCs w:val="18"/>
-              </w:rPr>
-              <w:t xml:space="preserve">Component</w:t>
-            </w:r>
-          </w:p>
-        </w:tc>
-        <w:tc>
-          <w:tcPr>
-            <w:tcW w:type="dxa" w:w="1000"/>
-            <w:tcBorders>
-              <w:top w:val="single" w:color="B7C9BC" w:sz="4"/>
-              <w:left w:val="single" w:color="B7C9BC" w:sz="4"/>
-              <w:bottom w:val="single" w:color="B7C9BC" w:sz="4"/>
-              <w:right w:val="single" w:color="B7C9BC" w:sz="4"/>
-            </w:tcBorders>
-            <w:shd w:fill="2F7D4F" w:color="auto" w:val="clear"/>
-            <w:tcMar>
-              <w:top w:type="dxa" w:w="60"/>
-              <w:left w:type="dxa" w:w="100"/>
-              <w:bottom w:type="dxa" w:w="60"/>
-              <w:right w:type="dxa" w:w="100"/>
-            </w:tcMar>
-            <w:vAlign w:val="center"/>
-          </w:tcPr>
-          <w:p>
-            <w:r>
-              <w:rPr>
-                <w:rFonts w:ascii="Arial" w:cs="Arial" w:eastAsia="Arial" w:hAnsi="Arial"/>
-                <w:b/>
-                <w:bCs/>
-                <w:color w:val="FFFFFF"/>
-                <w:sz w:val="18"/>
-                <w:szCs w:val="18"/>
-              </w:rPr>
-              <w:t xml:space="preserve">Qty</w:t>
-            </w:r>
-          </w:p>
-        </w:tc>
-        <w:tc>
-          <w:tcPr>
-            <w:tcW w:type="dxa" w:w="5706"/>
-            <w:tcBorders>
-              <w:top w:val="single" w:color="B7C9BC" w:sz="4"/>
-              <w:left w:val="single" w:color="B7C9BC" w:sz="4"/>
-              <w:bottom w:val="single" w:color="B7C9BC" w:sz="4"/>
-              <w:right w:val="single" w:color="B7C9BC" w:sz="4"/>
-            </w:tcBorders>
-            <w:shd w:fill="2F7D4F" w:color="auto" w:val="clear"/>
-            <w:tcMar>
-              <w:top w:type="dxa" w:w="60"/>
-              <w:left w:type="dxa" w:w="100"/>
-              <w:bottom w:type="dxa" w:w="60"/>
-              <w:right w:type="dxa" w:w="100"/>
-            </w:tcMar>
-            <w:vAlign w:val="center"/>
-          </w:tcPr>
-          <w:p>
-            <w:r>
-              <w:rPr>
-                <w:rFonts w:ascii="Arial" w:cs="Arial" w:eastAsia="Arial" w:hAnsi="Arial"/>
-                <w:b/>
-                <w:bCs/>
-                <w:color w:val="FFFFFF"/>
-                <w:sz w:val="18"/>
-                <w:szCs w:val="18"/>
-              </w:rPr>
-              <w:t xml:space="preserve">Note</w:t>
-            </w:r>
-          </w:p>
-        </w:tc>
-      </w:tr>
-      <w:tr>
-        <w:trPr>
-          <w:cantSplit/>
-        </w:trPr>
-        <w:tc>
-          <w:tcPr>
-            <w:tcW w:type="dxa" w:w="3200"/>
-            <w:tcBorders>
-              <w:top w:val="single" w:color="B7C9BC" w:sz="4"/>
-              <w:left w:val="single" w:color="B7C9BC" w:sz="4"/>
-              <w:bottom w:val="single" w:color="B7C9BC" w:sz="4"/>
-              <w:right w:val="single" w:color="B7C9BC" w:sz="4"/>
-            </w:tcBorders>
-            <w:tcMar>
-              <w:top w:type="dxa" w:w="60"/>
-              <w:left w:type="dxa" w:w="100"/>
-              <w:bottom w:type="dxa" w:w="60"/>
-              <w:right w:type="dxa" w:w="100"/>
-            </w:tcMar>
-            <w:vAlign w:val="center"/>
-          </w:tcPr>
-          <w:p>
-            <w:r>
-              <w:rPr>
-                <w:rFonts w:ascii="Arial" w:cs="Arial" w:eastAsia="Arial" w:hAnsi="Arial"/>
-                <w:sz w:val="18"/>
-                <w:szCs w:val="18"/>
-              </w:rPr>
-              <w:t xml:space="preserve">Solar panel 6 V 6 W</w:t>
-            </w:r>
-          </w:p>
-        </w:tc>
-        <w:tc>
-          <w:tcPr>
-            <w:tcW w:type="dxa" w:w="1000"/>
-            <w:tcBorders>
-              <w:top w:val="single" w:color="B7C9BC" w:sz="4"/>
-              <w:left w:val="single" w:color="B7C9BC" w:sz="4"/>
-              <w:bottom w:val="single" w:color="B7C9BC" w:sz="4"/>
-              <w:right w:val="single" w:color="B7C9BC" w:sz="4"/>
-            </w:tcBorders>
-            <w:tcMar>
-              <w:top w:type="dxa" w:w="60"/>
-              <w:left w:type="dxa" w:w="100"/>
-              <w:bottom w:type="dxa" w:w="60"/>
-              <w:right w:type="dxa" w:w="100"/>
-            </w:tcMar>
-            <w:vAlign w:val="center"/>
-          </w:tcPr>
-          <w:p>
-            <w:r>
-              <w:rPr>
-                <w:rFonts w:ascii="Arial" w:cs="Arial" w:eastAsia="Arial" w:hAnsi="Arial"/>
-                <w:sz w:val="18"/>
-                <w:szCs w:val="18"/>
-              </w:rPr>
-              <w:t xml:space="preserve">1</w:t>
-            </w:r>
-          </w:p>
-        </w:tc>
-        <w:tc>
-          <w:tcPr>
-            <w:tcW w:type="dxa" w:w="5706"/>
-            <w:tcBorders>
-              <w:top w:val="single" w:color="B7C9BC" w:sz="4"/>
-              <w:left w:val="single" w:color="B7C9BC" w:sz="4"/>
-              <w:bottom w:val="single" w:color="B7C9BC" w:sz="4"/>
-              <w:right w:val="single" w:color="B7C9BC" w:sz="4"/>
-            </w:tcBorders>
-            <w:tcMar>
-              <w:top w:type="dxa" w:w="60"/>
-              <w:left w:type="dxa" w:w="100"/>
-              <w:bottom w:type="dxa" w:w="60"/>
-              <w:right w:type="dxa" w:w="100"/>
-            </w:tcMar>
-            <w:vAlign w:val="center"/>
-          </w:tcPr>
-          <w:p>
-            <w:r>
-              <w:rPr>
-                <w:rFonts w:ascii="Arial" w:cs="Arial" w:eastAsia="Arial" w:hAnsi="Arial"/>
-                <w:sz w:val="18"/>
-                <w:szCs w:val="18"/>
-              </w:rPr>
-              <w:t xml:space="preserve">Outside the box, facing the sun</w:t>
-            </w:r>
-          </w:p>
-        </w:tc>
-      </w:tr>
-      <w:tr>
-        <w:trPr>
-          <w:cantSplit/>
-        </w:trPr>
-        <w:tc>
-          <w:tcPr>
-            <w:tcW w:type="dxa" w:w="3200"/>
-            <w:tcBorders>
-              <w:top w:val="single" w:color="B7C9BC" w:sz="4"/>
-              <w:left w:val="single" w:color="B7C9BC" w:sz="4"/>
-              <w:bottom w:val="single" w:color="B7C9BC" w:sz="4"/>
-              <w:right w:val="single" w:color="B7C9BC" w:sz="4"/>
-            </w:tcBorders>
-            <w:shd w:fill="F5F9F5" w:color="auto" w:val="clear"/>
-            <w:tcMar>
-              <w:top w:type="dxa" w:w="60"/>
-              <w:left w:type="dxa" w:w="100"/>
-              <w:bottom w:type="dxa" w:w="60"/>
-              <w:right w:type="dxa" w:w="100"/>
-            </w:tcMar>
-            <w:vAlign w:val="center"/>
-          </w:tcPr>
-          <w:p>
-            <w:r>
-              <w:rPr>
-                <w:rFonts w:ascii="Arial" w:cs="Arial" w:eastAsia="Arial" w:hAnsi="Arial"/>
-                <w:sz w:val="18"/>
-                <w:szCs w:val="18"/>
-              </w:rPr>
-              <w:t xml:space="preserve">CN3791 MPPT charger (6 V version)</w:t>
-            </w:r>
-          </w:p>
-        </w:tc>
-        <w:tc>
-          <w:tcPr>
-            <w:tcW w:type="dxa" w:w="1000"/>
-            <w:tcBorders>
-              <w:top w:val="single" w:color="B7C9BC" w:sz="4"/>
-              <w:left w:val="single" w:color="B7C9BC" w:sz="4"/>
-              <w:bottom w:val="single" w:color="B7C9BC" w:sz="4"/>
-              <w:right w:val="single" w:color="B7C9BC" w:sz="4"/>
-            </w:tcBorders>
-            <w:shd w:fill="F5F9F5" w:color="auto" w:val="clear"/>
-            <w:tcMar>
-              <w:top w:type="dxa" w:w="60"/>
-              <w:left w:type="dxa" w:w="100"/>
-              <w:bottom w:type="dxa" w:w="60"/>
-              <w:right w:type="dxa" w:w="100"/>
-            </w:tcMar>
-            <w:vAlign w:val="center"/>
-          </w:tcPr>
-          <w:p>
-            <w:r>
-              <w:rPr>
-                <w:rFonts w:ascii="Arial" w:cs="Arial" w:eastAsia="Arial" w:hAnsi="Arial"/>
-                <w:sz w:val="18"/>
-                <w:szCs w:val="18"/>
-              </w:rPr>
-              <w:t xml:space="preserve">1</w:t>
-            </w:r>
-          </w:p>
-        </w:tc>
-        <w:tc>
-          <w:tcPr>
-            <w:tcW w:type="dxa" w:w="5706"/>
-            <w:tcBorders>
-              <w:top w:val="single" w:color="B7C9BC" w:sz="4"/>
-              <w:left w:val="single" w:color="B7C9BC" w:sz="4"/>
-              <w:bottom w:val="single" w:color="B7C9BC" w:sz="4"/>
-              <w:right w:val="single" w:color="B7C9BC" w:sz="4"/>
-            </w:tcBorders>
-            <w:shd w:fill="F5F9F5" w:color="auto" w:val="clear"/>
-            <w:tcMar>
-              <w:top w:type="dxa" w:w="60"/>
-              <w:left w:type="dxa" w:w="100"/>
-              <w:bottom w:type="dxa" w:w="60"/>
-              <w:right w:type="dxa" w:w="100"/>
-            </w:tcMar>
-            <w:vAlign w:val="center"/>
-          </w:tcPr>
-          <w:p>
-            <w:r>
-              <w:rPr>
-                <w:rFonts w:ascii="Arial" w:cs="Arial" w:eastAsia="Arial" w:hAnsi="Arial"/>
-                <w:sz w:val="18"/>
-                <w:szCs w:val="18"/>
-              </w:rPr>
-              <w:t xml:space="preserve">IN from the panel, BAT to the batteries</w:t>
-            </w:r>
-          </w:p>
-        </w:tc>
-      </w:tr>
-      <w:tr>
-        <w:trPr>
-          <w:cantSplit/>
-        </w:trPr>
-        <w:tc>
-          <w:tcPr>
-            <w:tcW w:type="dxa" w:w="3200"/>
-            <w:tcBorders>
-              <w:top w:val="single" w:color="B7C9BC" w:sz="4"/>
-              <w:left w:val="single" w:color="B7C9BC" w:sz="4"/>
-              <w:bottom w:val="single" w:color="B7C9BC" w:sz="4"/>
-              <w:right w:val="single" w:color="B7C9BC" w:sz="4"/>
-            </w:tcBorders>
-            <w:tcMar>
-              <w:top w:type="dxa" w:w="60"/>
-              <w:left w:type="dxa" w:w="100"/>
-              <w:bottom w:type="dxa" w:w="60"/>
-              <w:right w:type="dxa" w:w="100"/>
-            </w:tcMar>
-            <w:vAlign w:val="center"/>
-          </w:tcPr>
-          <w:p>
-            <w:r>
-              <w:rPr>
-                <w:rFonts w:ascii="Arial" w:cs="Arial" w:eastAsia="Arial" w:hAnsi="Arial"/>
-                <w:sz w:val="18"/>
-                <w:szCs w:val="18"/>
-              </w:rPr>
-              <w:t xml:space="preserve">18650 Li-ion 3.7 V 3000 mAh, protected</w:t>
-            </w:r>
-          </w:p>
-        </w:tc>
-        <w:tc>
-          <w:tcPr>
-            <w:tcW w:type="dxa" w:w="1000"/>
-            <w:tcBorders>
-              <w:top w:val="single" w:color="B7C9BC" w:sz="4"/>
-              <w:left w:val="single" w:color="B7C9BC" w:sz="4"/>
-              <w:bottom w:val="single" w:color="B7C9BC" w:sz="4"/>
-              <w:right w:val="single" w:color="B7C9BC" w:sz="4"/>
-            </w:tcBorders>
-            <w:tcMar>
-              <w:top w:type="dxa" w:w="60"/>
-              <w:left w:type="dxa" w:w="100"/>
-              <w:bottom w:type="dxa" w:w="60"/>
-              <w:right w:type="dxa" w:w="100"/>
-            </w:tcMar>
-            <w:vAlign w:val="center"/>
-          </w:tcPr>
-          <w:p>
-            <w:r>
-              <w:rPr>
-                <w:rFonts w:ascii="Arial" w:cs="Arial" w:eastAsia="Arial" w:hAnsi="Arial"/>
-                <w:sz w:val="18"/>
-                <w:szCs w:val="18"/>
-              </w:rPr>
-              <w:t xml:space="preserve">2</w:t>
-            </w:r>
-          </w:p>
-        </w:tc>
-        <w:tc>
-          <w:tcPr>
-            <w:tcW w:type="dxa" w:w="5706"/>
-            <w:tcBorders>
-              <w:top w:val="single" w:color="B7C9BC" w:sz="4"/>
-              <w:left w:val="single" w:color="B7C9BC" w:sz="4"/>
-              <w:bottom w:val="single" w:color="B7C9BC" w:sz="4"/>
-              <w:right w:val="single" w:color="B7C9BC" w:sz="4"/>
-            </w:tcBorders>
-            <w:tcMar>
-              <w:top w:type="dxa" w:w="60"/>
-              <w:left w:type="dxa" w:w="100"/>
-              <w:bottom w:type="dxa" w:w="60"/>
-              <w:right w:type="dxa" w:w="100"/>
-            </w:tcMar>
-            <w:vAlign w:val="center"/>
-          </w:tcPr>
-          <w:p>
-            <w:r>
-              <w:rPr>
-                <w:rFonts w:ascii="Arial" w:cs="Arial" w:eastAsia="Arial" w:hAnsi="Arial"/>
-                <w:sz w:val="18"/>
-                <w:szCs w:val="18"/>
-              </w:rPr>
-              <w:t xml:space="preserve">Same model and charge</w:t>
-            </w:r>
-          </w:p>
-        </w:tc>
-      </w:tr>
-      <w:tr>
-        <w:trPr>
-          <w:cantSplit/>
-        </w:trPr>
-        <w:tc>
-          <w:tcPr>
-            <w:tcW w:type="dxa" w:w="3200"/>
-            <w:tcBorders>
-              <w:top w:val="single" w:color="B7C9BC" w:sz="4"/>
-              <w:left w:val="single" w:color="B7C9BC" w:sz="4"/>
-              <w:bottom w:val="single" w:color="B7C9BC" w:sz="4"/>
-              <w:right w:val="single" w:color="B7C9BC" w:sz="4"/>
-            </w:tcBorders>
-            <w:shd w:fill="F5F9F5" w:color="auto" w:val="clear"/>
-            <w:tcMar>
-              <w:top w:type="dxa" w:w="60"/>
-              <w:left w:type="dxa" w:w="100"/>
-              <w:bottom w:type="dxa" w:w="60"/>
-              <w:right w:type="dxa" w:w="100"/>
-            </w:tcMar>
-            <w:vAlign w:val="center"/>
-          </w:tcPr>
-          <w:p>
-            <w:r>
-              <w:rPr>
-                <w:rFonts w:ascii="Arial" w:cs="Arial" w:eastAsia="Arial" w:hAnsi="Arial"/>
-                <w:sz w:val="18"/>
-                <w:szCs w:val="18"/>
-              </w:rPr>
-              <w:t xml:space="preserve">2 × 18650 holder, parallel</w:t>
-            </w:r>
-          </w:p>
-        </w:tc>
-        <w:tc>
-          <w:tcPr>
-            <w:tcW w:type="dxa" w:w="1000"/>
-            <w:tcBorders>
-              <w:top w:val="single" w:color="B7C9BC" w:sz="4"/>
-              <w:left w:val="single" w:color="B7C9BC" w:sz="4"/>
-              <w:bottom w:val="single" w:color="B7C9BC" w:sz="4"/>
-              <w:right w:val="single" w:color="B7C9BC" w:sz="4"/>
-            </w:tcBorders>
-            <w:shd w:fill="F5F9F5" w:color="auto" w:val="clear"/>
-            <w:tcMar>
-              <w:top w:type="dxa" w:w="60"/>
-              <w:left w:type="dxa" w:w="100"/>
-              <w:bottom w:type="dxa" w:w="60"/>
-              <w:right w:type="dxa" w:w="100"/>
-            </w:tcMar>
-            <w:vAlign w:val="center"/>
-          </w:tcPr>
-          <w:p>
-            <w:r>
-              <w:rPr>
-                <w:rFonts w:ascii="Arial" w:cs="Arial" w:eastAsia="Arial" w:hAnsi="Arial"/>
-                <w:sz w:val="18"/>
-                <w:szCs w:val="18"/>
-              </w:rPr>
-              <w:t xml:space="preserve">1</w:t>
-            </w:r>
-          </w:p>
-        </w:tc>
-        <w:tc>
-          <w:tcPr>
-            <w:tcW w:type="dxa" w:w="5706"/>
-            <w:tcBorders>
-              <w:top w:val="single" w:color="B7C9BC" w:sz="4"/>
-              <w:left w:val="single" w:color="B7C9BC" w:sz="4"/>
-              <w:bottom w:val="single" w:color="B7C9BC" w:sz="4"/>
-              <w:right w:val="single" w:color="B7C9BC" w:sz="4"/>
-            </w:tcBorders>
-            <w:shd w:fill="F5F9F5" w:color="auto" w:val="clear"/>
-            <w:tcMar>
-              <w:top w:type="dxa" w:w="60"/>
-              <w:left w:type="dxa" w:w="100"/>
-              <w:bottom w:type="dxa" w:w="60"/>
-              <w:right w:type="dxa" w:w="100"/>
-            </w:tcMar>
-            <w:vAlign w:val="center"/>
-          </w:tcPr>
-          <w:p>
-            <w:r>
-              <w:rPr>
-                <w:rFonts w:ascii="Arial" w:cs="Arial" w:eastAsia="Arial" w:hAnsi="Arial"/>
-                <w:sz w:val="18"/>
-                <w:szCs w:val="18"/>
-              </w:rPr>
-              <w:t xml:space="preserve">3.7 V, 6000 mAh</w:t>
-            </w:r>
-          </w:p>
-        </w:tc>
-      </w:tr>
-      <w:tr>
-        <w:trPr>
-          <w:cantSplit/>
-        </w:trPr>
-        <w:tc>
-          <w:tcPr>
-            <w:tcW w:type="dxa" w:w="3200"/>
-            <w:tcBorders>
-              <w:top w:val="single" w:color="B7C9BC" w:sz="4"/>
-              <w:left w:val="single" w:color="B7C9BC" w:sz="4"/>
-              <w:bottom w:val="single" w:color="B7C9BC" w:sz="4"/>
-              <w:right w:val="single" w:color="B7C9BC" w:sz="4"/>
-            </w:tcBorders>
-            <w:tcMar>
-              <w:top w:type="dxa" w:w="60"/>
-              <w:left w:type="dxa" w:w="100"/>
-              <w:bottom w:type="dxa" w:w="60"/>
-              <w:right w:type="dxa" w:w="100"/>
-            </w:tcMar>
-            <w:vAlign w:val="center"/>
-          </w:tcPr>
-          <w:p>
-            <w:r>
-              <w:rPr>
-                <w:rFonts w:ascii="Arial" w:cs="Arial" w:eastAsia="Arial" w:hAnsi="Arial"/>
-                <w:sz w:val="18"/>
-                <w:szCs w:val="18"/>
-              </w:rPr>
-              <w:t xml:space="preserve">MT3608 boost converter</w:t>
-            </w:r>
-          </w:p>
-        </w:tc>
-        <w:tc>
-          <w:tcPr>
-            <w:tcW w:type="dxa" w:w="1000"/>
-            <w:tcBorders>
-              <w:top w:val="single" w:color="B7C9BC" w:sz="4"/>
-              <w:left w:val="single" w:color="B7C9BC" w:sz="4"/>
-              <w:bottom w:val="single" w:color="B7C9BC" w:sz="4"/>
-              <w:right w:val="single" w:color="B7C9BC" w:sz="4"/>
-            </w:tcBorders>
-            <w:tcMar>
-              <w:top w:type="dxa" w:w="60"/>
-              <w:left w:type="dxa" w:w="100"/>
-              <w:bottom w:type="dxa" w:w="60"/>
-              <w:right w:type="dxa" w:w="100"/>
-            </w:tcMar>
-            <w:vAlign w:val="center"/>
-          </w:tcPr>
-          <w:p>
-            <w:r>
-              <w:rPr>
-                <w:rFonts w:ascii="Arial" w:cs="Arial" w:eastAsia="Arial" w:hAnsi="Arial"/>
-                <w:sz w:val="18"/>
-                <w:szCs w:val="18"/>
-              </w:rPr>
-              <w:t xml:space="preserve">1</w:t>
-            </w:r>
-          </w:p>
-        </w:tc>
-        <w:tc>
-          <w:tcPr>
-            <w:tcW w:type="dxa" w:w="5706"/>
-            <w:tcBorders>
-              <w:top w:val="single" w:color="B7C9BC" w:sz="4"/>
-              <w:left w:val="single" w:color="B7C9BC" w:sz="4"/>
-              <w:bottom w:val="single" w:color="B7C9BC" w:sz="4"/>
-              <w:right w:val="single" w:color="B7C9BC" w:sz="4"/>
-            </w:tcBorders>
-            <w:tcMar>
-              <w:top w:type="dxa" w:w="60"/>
-              <w:left w:type="dxa" w:w="100"/>
-              <w:bottom w:type="dxa" w:w="60"/>
-              <w:right w:type="dxa" w:w="100"/>
-            </w:tcMar>
-            <w:vAlign w:val="center"/>
-          </w:tcPr>
-          <w:p>
-            <w:r>
-              <w:rPr>
-                <w:rFonts w:ascii="Arial" w:cs="Arial" w:eastAsia="Arial" w:hAnsi="Arial"/>
-                <w:sz w:val="18"/>
-                <w:szCs w:val="18"/>
-              </w:rPr>
-              <w:t xml:space="preserve">Set to 5.1 V before connecting</w:t>
-            </w:r>
-          </w:p>
-        </w:tc>
-      </w:tr>
-      <w:tr>
-        <w:trPr>
-          <w:cantSplit/>
-        </w:trPr>
-        <w:tc>
-          <w:tcPr>
-            <w:tcW w:type="dxa" w:w="3200"/>
-            <w:tcBorders>
-              <w:top w:val="single" w:color="B7C9BC" w:sz="4"/>
-              <w:left w:val="single" w:color="B7C9BC" w:sz="4"/>
-              <w:bottom w:val="single" w:color="B7C9BC" w:sz="4"/>
-              <w:right w:val="single" w:color="B7C9BC" w:sz="4"/>
-            </w:tcBorders>
-            <w:shd w:fill="F5F9F5" w:color="auto" w:val="clear"/>
-            <w:tcMar>
-              <w:top w:type="dxa" w:w="60"/>
-              <w:left w:type="dxa" w:w="100"/>
-              <w:bottom w:type="dxa" w:w="60"/>
-              <w:right w:type="dxa" w:w="100"/>
-            </w:tcMar>
-            <w:vAlign w:val="center"/>
-          </w:tcPr>
-          <w:p>
-            <w:r>
-              <w:rPr>
-                <w:rFonts w:ascii="Arial" w:cs="Arial" w:eastAsia="Arial" w:hAnsi="Arial"/>
-                <w:sz w:val="18"/>
-                <w:szCs w:val="18"/>
-              </w:rPr>
-              <w:t xml:space="preserve">100 kΩ resistors</w:t>
-            </w:r>
-          </w:p>
-        </w:tc>
-        <w:tc>
-          <w:tcPr>
-            <w:tcW w:type="dxa" w:w="1000"/>
-            <w:tcBorders>
-              <w:top w:val="single" w:color="B7C9BC" w:sz="4"/>
-              <w:left w:val="single" w:color="B7C9BC" w:sz="4"/>
-              <w:bottom w:val="single" w:color="B7C9BC" w:sz="4"/>
-              <w:right w:val="single" w:color="B7C9BC" w:sz="4"/>
-            </w:tcBorders>
-            <w:shd w:fill="F5F9F5" w:color="auto" w:val="clear"/>
-            <w:tcMar>
-              <w:top w:type="dxa" w:w="60"/>
-              <w:left w:type="dxa" w:w="100"/>
-              <w:bottom w:type="dxa" w:w="60"/>
-              <w:right w:type="dxa" w:w="100"/>
-            </w:tcMar>
-            <w:vAlign w:val="center"/>
-          </w:tcPr>
-          <w:p>
-            <w:r>
-              <w:rPr>
-                <w:rFonts w:ascii="Arial" w:cs="Arial" w:eastAsia="Arial" w:hAnsi="Arial"/>
-                <w:sz w:val="18"/>
-                <w:szCs w:val="18"/>
-              </w:rPr>
-              <w:t xml:space="preserve">5</w:t>
-            </w:r>
-          </w:p>
-        </w:tc>
-        <w:tc>
-          <w:tcPr>
-            <w:tcW w:type="dxa" w:w="5706"/>
-            <w:tcBorders>
-              <w:top w:val="single" w:color="B7C9BC" w:sz="4"/>
-              <w:left w:val="single" w:color="B7C9BC" w:sz="4"/>
-              <w:bottom w:val="single" w:color="B7C9BC" w:sz="4"/>
-              <w:right w:val="single" w:color="B7C9BC" w:sz="4"/>
-            </w:tcBorders>
-            <w:shd w:fill="F5F9F5" w:color="auto" w:val="clear"/>
-            <w:tcMar>
-              <w:top w:type="dxa" w:w="60"/>
-              <w:left w:type="dxa" w:w="100"/>
-              <w:bottom w:type="dxa" w:w="60"/>
-              <w:right w:type="dxa" w:w="100"/>
-            </w:tcMar>
-            <w:vAlign w:val="center"/>
-          </w:tcPr>
-          <w:p>
-            <w:r>
-              <w:rPr>
-                <w:rFonts w:ascii="Arial" w:cs="Arial" w:eastAsia="Arial" w:hAnsi="Arial"/>
-                <w:sz w:val="18"/>
-                <w:szCs w:val="18"/>
-              </w:rPr>
-              <w:t xml:space="preserve">Two voltage dividers</w:t>
-            </w:r>
-          </w:p>
-        </w:tc>
-      </w:tr>
-      <w:tr>
-        <w:trPr>
-          <w:cantSplit/>
-        </w:trPr>
-        <w:tc>
-          <w:tcPr>
-            <w:tcW w:type="dxa" w:w="3200"/>
-            <w:tcBorders>
-              <w:top w:val="single" w:color="B7C9BC" w:sz="4"/>
-              <w:left w:val="single" w:color="B7C9BC" w:sz="4"/>
-              <w:bottom w:val="single" w:color="B7C9BC" w:sz="4"/>
-              <w:right w:val="single" w:color="B7C9BC" w:sz="4"/>
-            </w:tcBorders>
-            <w:tcMar>
-              <w:top w:type="dxa" w:w="60"/>
-              <w:left w:type="dxa" w:w="100"/>
-              <w:bottom w:type="dxa" w:w="60"/>
-              <w:right w:type="dxa" w:w="100"/>
-            </w:tcMar>
-            <w:vAlign w:val="center"/>
-          </w:tcPr>
-          <w:p>
-            <w:r>
-              <w:rPr>
-                <w:rFonts w:ascii="Arial" w:cs="Arial" w:eastAsia="Arial" w:hAnsi="Arial"/>
-                <w:sz w:val="18"/>
-                <w:szCs w:val="18"/>
-              </w:rPr>
-              <w:t xml:space="preserve">ON/OFF switch, JST connectors, red/black wire</w:t>
-            </w:r>
-          </w:p>
-        </w:tc>
-        <w:tc>
-          <w:tcPr>
-            <w:tcW w:type="dxa" w:w="1000"/>
-            <w:tcBorders>
-              <w:top w:val="single" w:color="B7C9BC" w:sz="4"/>
-              <w:left w:val="single" w:color="B7C9BC" w:sz="4"/>
-              <w:bottom w:val="single" w:color="B7C9BC" w:sz="4"/>
-              <w:right w:val="single" w:color="B7C9BC" w:sz="4"/>
-            </w:tcBorders>
-            <w:tcMar>
-              <w:top w:type="dxa" w:w="60"/>
-              <w:left w:type="dxa" w:w="100"/>
-              <w:bottom w:type="dxa" w:w="60"/>
-              <w:right w:type="dxa" w:w="100"/>
-            </w:tcMar>
-            <w:vAlign w:val="center"/>
-          </w:tcPr>
-          <w:p>
-            <w:r>
-              <w:rPr>
-                <w:rFonts w:ascii="Arial" w:cs="Arial" w:eastAsia="Arial" w:hAnsi="Arial"/>
-                <w:sz w:val="18"/>
-                <w:szCs w:val="18"/>
-              </w:rPr>
-              <w:t xml:space="preserve">1 set</w:t>
-            </w:r>
-          </w:p>
-        </w:tc>
-        <w:tc>
-          <w:tcPr>
-            <w:tcW w:type="dxa" w:w="5706"/>
-            <w:tcBorders>
-              <w:top w:val="single" w:color="B7C9BC" w:sz="4"/>
-              <w:left w:val="single" w:color="B7C9BC" w:sz="4"/>
-              <w:bottom w:val="single" w:color="B7C9BC" w:sz="4"/>
-              <w:right w:val="single" w:color="B7C9BC" w:sz="4"/>
-            </w:tcBorders>
-            <w:tcMar>
-              <w:top w:type="dxa" w:w="60"/>
-              <w:left w:type="dxa" w:w="100"/>
-              <w:bottom w:type="dxa" w:w="60"/>
-              <w:right w:type="dxa" w:w="100"/>
-            </w:tcMar>
-            <w:vAlign w:val="center"/>
-          </w:tcPr>
-          <w:p>
-            <w:r>
-              <w:rPr>
-                <w:rFonts w:ascii="Arial" w:cs="Arial" w:eastAsia="Arial" w:hAnsi="Arial"/>
-                <w:sz w:val="18"/>
-                <w:szCs w:val="18"/>
-              </w:rPr>
-              <w:t xml:space="preserve">—</w:t>
-            </w:r>
-          </w:p>
-        </w:tc>
-      </w:tr>
-    </w:tbl>
-    <w:p>
-      <w:pPr>
-        <w:pStyle w:val="Heading2"/>
-        <w:spacing w:after="100" w:before="240"/>
-      </w:pPr>
-      <w:r>
-        <w:rPr>
-          <w:rFonts w:ascii="Arial" w:cs="Arial" w:eastAsia="Arial" w:hAnsi="Arial"/>
-          <w:b/>
-          <w:bCs/>
-          <w:color w:val="2F7D4F"/>
-          <w:sz w:val="26"/>
-          <w:szCs w:val="26"/>
-        </w:rPr>
-        <w:t xml:space="preserve">F.3 Configuration</w:t>
-      </w:r>
-    </w:p>
-    <w:p>
-      <w:pPr>
-        <w:shd w:fill="F2F5F2" w:color="auto" w:val="clear"/>
-        <w:spacing w:after="0" w:before="80"/>
-        <w:ind w:left="200"/>
-      </w:pPr>
-      <w:r>
-        <w:rPr>
-          <w:rFonts w:ascii="Consolas" w:cs="Consolas" w:eastAsia="Consolas" w:hAnsi="Consolas"/>
-          <w:sz w:val="18"/>
-          <w:szCs w:val="18"/>
-        </w:rPr>
-        <w:t xml:space="preserve">#define SOLAR_ENABLED         1           // solar panel + battery</w:t>
-      </w:r>
-    </w:p>
-    <w:p>
-      <w:pPr>
-        <w:shd w:fill="F2F5F2" w:color="auto" w:val="clear"/>
-        <w:spacing w:after="0" w:before="0"/>
-        <w:ind w:left="200"/>
-      </w:pPr>
-      <w:r>
-        <w:rPr>
-          <w:rFonts w:ascii="Consolas" w:cs="Consolas" w:eastAsia="Consolas" w:hAnsi="Consolas"/>
-          <w:sz w:val="18"/>
-          <w:szCs w:val="18"/>
-        </w:rPr>
-        <w:t xml:space="preserve">#define BATTERY_DIVIDER       2.0f        // 100k + 100k</w:t>
-      </w:r>
-    </w:p>
-    <w:p>
-      <w:pPr>
-        <w:shd w:fill="F2F5F2" w:color="auto" w:val="clear"/>
-        <w:spacing w:after="0" w:before="0"/>
-        <w:ind w:left="200"/>
-      </w:pPr>
-      <w:r>
-        <w:rPr>
-          <w:rFonts w:ascii="Consolas" w:cs="Consolas" w:eastAsia="Consolas" w:hAnsi="Consolas"/>
-          <w:sz w:val="18"/>
-          <w:szCs w:val="18"/>
-        </w:rPr>
-        <w:t xml:space="preserve">#define SOLAR_DIVIDER         3.0f        // 200k + 100k</w:t>
-      </w:r>
-    </w:p>
-    <w:p>
-      <w:pPr>
-        <w:shd w:fill="F2F5F2" w:color="auto" w:val="clear"/>
-        <w:spacing w:after="0" w:before="0"/>
-        <w:ind w:left="200"/>
-      </w:pPr>
-      <w:r>
-        <w:rPr>
-          <w:rFonts w:ascii="Consolas" w:cs="Consolas" w:eastAsia="Consolas" w:hAnsi="Consolas"/>
-          <w:sz w:val="18"/>
-          <w:szCs w:val="18"/>
-        </w:rPr>
-        <w:t xml:space="preserve">#define LOW_BATTERY_PCT       15          // power-saving mode below 15 %</w:t>
-      </w:r>
-    </w:p>
-    <w:p>
-      <w:pPr>
-        <w:shd w:fill="F2F5F2" w:color="auto" w:val="clear"/>
-        <w:spacing w:after="80" w:before="0"/>
-        <w:ind w:left="200"/>
-      </w:pPr>
-      <w:r>
-        <w:rPr>
-          <w:rFonts w:ascii="Consolas" w:cs="Consolas" w:eastAsia="Consolas" w:hAnsi="Consolas"/>
-          <w:sz w:val="18"/>
-          <w:szCs w:val="18"/>
-        </w:rPr>
-        <w:t xml:space="preserve">#define LOW_POWER_UPLOAD_MS   120000UL    // upload every 2 min when saving</w:t>
-      </w:r>
-    </w:p>
-    <w:p>
-      <w:pPr>
-        <w:pStyle w:val="Heading2"/>
-        <w:spacing w:after="100" w:before="240"/>
-      </w:pPr>
-      <w:r>
-        <w:rPr>
-          <w:rFonts w:ascii="Arial" w:cs="Arial" w:eastAsia="Arial" w:hAnsi="Arial"/>
-          <w:b/>
-          <w:bCs/>
-          <w:color w:val="2F7D4F"/>
-          <w:sz w:val="26"/>
-          <w:szCs w:val="26"/>
-        </w:rPr>
-        <w:t xml:space="preserve">F.4 Steps</w:t>
-      </w:r>
-    </w:p>
-    <w:p>
-      <w:pPr>
-        <w:pStyle w:val="ListParagraph"/>
-        <w:numPr>
-          <w:ilvl w:val="0"/>
-          <w:numId w:val="16"/>
-        </w:numPr>
-        <w:spacing w:after="40" w:before="40"/>
-      </w:pPr>
-      <w:r>
-        <w:rPr>
-          <w:rFonts w:ascii="Arial" w:cs="Arial" w:eastAsia="Arial" w:hAnsi="Arial"/>
-          <w:sz w:val="20"/>
-          <w:szCs w:val="20"/>
-        </w:rPr>
-        <w:t xml:space="preserve">Connect </w:t>
-      </w:r>
-      <w:r>
-        <w:rPr>
-          <w:rFonts w:ascii="Arial" w:cs="Arial" w:eastAsia="Arial" w:hAnsi="Arial"/>
-          <w:b/>
-          <w:bCs/>
-          <w:sz w:val="20"/>
-          <w:szCs w:val="20"/>
-        </w:rPr>
-        <w:t xml:space="preserve">only the batteries</w:t>
-      </w:r>
-      <w:r>
-        <w:rPr>
-          <w:rFonts w:ascii="Arial" w:cs="Arial" w:eastAsia="Arial" w:hAnsi="Arial"/>
-          <w:sz w:val="20"/>
-          <w:szCs w:val="20"/>
-        </w:rPr>
-        <w:t xml:space="preserve"> to the MT3608 VIN, put the multimeter on VOUT and turn the small screw until it reads </w:t>
-      </w:r>
-      <w:r>
-        <w:rPr>
-          <w:rFonts w:ascii="Arial" w:cs="Arial" w:eastAsia="Arial" w:hAnsi="Arial"/>
-          <w:b/>
-          <w:bCs/>
-          <w:sz w:val="20"/>
-          <w:szCs w:val="20"/>
-        </w:rPr>
-        <w:t xml:space="preserve">5.1 V</w:t>
-      </w:r>
-      <w:r>
-        <w:rPr>
-          <w:rFonts w:ascii="Arial" w:cs="Arial" w:eastAsia="Arial" w:hAnsi="Arial"/>
-          <w:sz w:val="20"/>
-          <w:szCs w:val="20"/>
-        </w:rPr>
-        <w:t xml:space="preserve">.</w:t>
-      </w:r>
-    </w:p>
-    <w:p>
-      <w:pPr>
-        <w:pStyle w:val="ListParagraph"/>
-        <w:numPr>
-          <w:ilvl w:val="0"/>
-          <w:numId w:val="16"/>
-        </w:numPr>
-        <w:spacing w:after="40" w:before="40"/>
-      </w:pPr>
-      <w:r>
-        <w:rPr>
-          <w:rFonts w:ascii="Arial" w:cs="Arial" w:eastAsia="Arial" w:hAnsi="Arial"/>
-          <w:sz w:val="20"/>
-          <w:szCs w:val="20"/>
-        </w:rPr>
-        <w:t xml:space="preserve">Panel (+)/(−) → CN3791 </w:t>
-      </w:r>
-      <w:r>
-        <w:rPr>
-          <w:rFonts w:ascii="Arial" w:cs="Arial" w:eastAsia="Arial" w:hAnsi="Arial"/>
-          <w:b/>
-          <w:bCs/>
-          <w:sz w:val="20"/>
-          <w:szCs w:val="20"/>
-        </w:rPr>
-        <w:t xml:space="preserve">IN+ / IN−</w:t>
-      </w:r>
-      <w:r>
-        <w:rPr>
-          <w:rFonts w:ascii="Arial" w:cs="Arial" w:eastAsia="Arial" w:hAnsi="Arial"/>
-          <w:sz w:val="20"/>
-          <w:szCs w:val="20"/>
-        </w:rPr>
-        <w:t xml:space="preserve">. CN3791 </w:t>
-      </w:r>
-      <w:r>
-        <w:rPr>
-          <w:rFonts w:ascii="Arial" w:cs="Arial" w:eastAsia="Arial" w:hAnsi="Arial"/>
-          <w:b/>
-          <w:bCs/>
-          <w:sz w:val="20"/>
-          <w:szCs w:val="20"/>
-        </w:rPr>
-        <w:t xml:space="preserve">BAT+ / BAT−</w:t>
-      </w:r>
-      <w:r>
-        <w:rPr>
-          <w:rFonts w:ascii="Arial" w:cs="Arial" w:eastAsia="Arial" w:hAnsi="Arial"/>
-          <w:sz w:val="20"/>
-          <w:szCs w:val="20"/>
-        </w:rPr>
-        <w:t xml:space="preserve"> → battery holder.</w:t>
-      </w:r>
-    </w:p>
-    <w:p>
-      <w:pPr>
-        <w:pStyle w:val="ListParagraph"/>
-        <w:numPr>
-          <w:ilvl w:val="0"/>
-          <w:numId w:val="16"/>
-        </w:numPr>
-        <w:spacing w:after="40" w:before="40"/>
-      </w:pPr>
-      <w:r>
-        <w:rPr>
-          <w:rFonts w:ascii="Arial" w:cs="Arial" w:eastAsia="Arial" w:hAnsi="Arial"/>
-          <w:sz w:val="20"/>
-          <w:szCs w:val="20"/>
-        </w:rPr>
-        <w:t xml:space="preserve">Battery (+) → </w:t>
-      </w:r>
-      <w:r>
-        <w:rPr>
-          <w:rFonts w:ascii="Arial" w:cs="Arial" w:eastAsia="Arial" w:hAnsi="Arial"/>
-          <w:b/>
-          <w:bCs/>
-          <w:sz w:val="20"/>
-          <w:szCs w:val="20"/>
-        </w:rPr>
-        <w:t xml:space="preserve">switch</w:t>
-      </w:r>
-      <w:r>
-        <w:rPr>
-          <w:rFonts w:ascii="Arial" w:cs="Arial" w:eastAsia="Arial" w:hAnsi="Arial"/>
-          <w:sz w:val="20"/>
-          <w:szCs w:val="20"/>
-        </w:rPr>
-        <w:t xml:space="preserve"> → MT3608 </w:t>
-      </w:r>
-      <w:r>
-        <w:rPr>
-          <w:rFonts w:ascii="Arial" w:cs="Arial" w:eastAsia="Arial" w:hAnsi="Arial"/>
-          <w:b/>
-          <w:bCs/>
-          <w:sz w:val="20"/>
-          <w:szCs w:val="20"/>
-        </w:rPr>
-        <w:t xml:space="preserve">VIN+</w:t>
-      </w:r>
-      <w:r>
-        <w:rPr>
-          <w:rFonts w:ascii="Arial" w:cs="Arial" w:eastAsia="Arial" w:hAnsi="Arial"/>
-          <w:sz w:val="20"/>
-          <w:szCs w:val="20"/>
-        </w:rPr>
-        <w:t xml:space="preserve">; battery (−) → </w:t>
-      </w:r>
-      <w:r>
-        <w:rPr>
-          <w:rFonts w:ascii="Arial" w:cs="Arial" w:eastAsia="Arial" w:hAnsi="Arial"/>
-          <w:b/>
-          <w:bCs/>
-          <w:sz w:val="20"/>
-          <w:szCs w:val="20"/>
-        </w:rPr>
-        <w:t xml:space="preserve">VIN−</w:t>
-      </w:r>
-      <w:r>
-        <w:rPr>
-          <w:rFonts w:ascii="Arial" w:cs="Arial" w:eastAsia="Arial" w:hAnsi="Arial"/>
-          <w:sz w:val="20"/>
-          <w:szCs w:val="20"/>
-        </w:rPr>
-        <w:t xml:space="preserve">.</w:t>
-      </w:r>
-    </w:p>
-    <w:p>
-      <w:pPr>
-        <w:pStyle w:val="ListParagraph"/>
-        <w:numPr>
-          <w:ilvl w:val="0"/>
-          <w:numId w:val="16"/>
-        </w:numPr>
-        <w:spacing w:after="40" w:before="40"/>
-      </w:pPr>
-      <w:r>
-        <w:rPr>
-          <w:rFonts w:ascii="Arial" w:cs="Arial" w:eastAsia="Arial" w:hAnsi="Arial"/>
-          <w:sz w:val="20"/>
-          <w:szCs w:val="20"/>
-        </w:rPr>
-        <w:t xml:space="preserve">Battery divider: battery (+) → 100 kΩ → </w:t>
-      </w:r>
-      <w:r>
-        <w:rPr>
-          <w:rFonts w:ascii="Arial" w:cs="Arial" w:eastAsia="Arial" w:hAnsi="Arial"/>
-          <w:b/>
-          <w:bCs/>
-          <w:sz w:val="20"/>
-          <w:szCs w:val="20"/>
-        </w:rPr>
-        <w:t xml:space="preserve">GPIO35</w:t>
-      </w:r>
-      <w:r>
-        <w:rPr>
-          <w:rFonts w:ascii="Arial" w:cs="Arial" w:eastAsia="Arial" w:hAnsi="Arial"/>
-          <w:sz w:val="20"/>
-          <w:szCs w:val="20"/>
-        </w:rPr>
-        <w:t xml:space="preserve"> → 100 kΩ → GND.</w:t>
-      </w:r>
-    </w:p>
-    <w:p>
-      <w:pPr>
-        <w:pStyle w:val="ListParagraph"/>
-        <w:numPr>
-          <w:ilvl w:val="0"/>
-          <w:numId w:val="16"/>
-        </w:numPr>
-        <w:spacing w:after="40" w:before="40"/>
-      </w:pPr>
-      <w:r>
-        <w:rPr>
-          <w:rFonts w:ascii="Arial" w:cs="Arial" w:eastAsia="Arial" w:hAnsi="Arial"/>
-          <w:sz w:val="20"/>
-          <w:szCs w:val="20"/>
-        </w:rPr>
-        <w:t xml:space="preserve">Panel divider: panel (+) → 100 kΩ → 100 kΩ → </w:t>
-      </w:r>
-      <w:r>
-        <w:rPr>
-          <w:rFonts w:ascii="Arial" w:cs="Arial" w:eastAsia="Arial" w:hAnsi="Arial"/>
-          <w:b/>
-          <w:bCs/>
-          <w:sz w:val="20"/>
-          <w:szCs w:val="20"/>
-        </w:rPr>
-        <w:t xml:space="preserve">GPIO39 (VN)</w:t>
-      </w:r>
-      <w:r>
-        <w:rPr>
-          <w:rFonts w:ascii="Arial" w:cs="Arial" w:eastAsia="Arial" w:hAnsi="Arial"/>
-          <w:sz w:val="20"/>
-          <w:szCs w:val="20"/>
-        </w:rPr>
-        <w:t xml:space="preserve"> → 100 kΩ → GND.</w:t>
-      </w:r>
-    </w:p>
-    <w:p>
-      <w:pPr>
-        <w:pStyle w:val="ListParagraph"/>
-        <w:numPr>
-          <w:ilvl w:val="0"/>
-          <w:numId w:val="16"/>
-        </w:numPr>
-        <w:spacing w:after="40" w:before="40"/>
-      </w:pPr>
-      <w:r>
-        <w:rPr>
-          <w:rFonts w:ascii="Arial" w:cs="Arial" w:eastAsia="Arial" w:hAnsi="Arial"/>
-          <w:sz w:val="20"/>
-          <w:szCs w:val="20"/>
-        </w:rPr>
-        <w:t xml:space="preserve">Set </w:t>
-      </w:r>
-      <w:r>
-        <w:rPr>
-          <w:rFonts w:ascii="Consolas" w:cs="Consolas" w:eastAsia="Consolas" w:hAnsi="Consolas"/>
-          <w:color w:val="1D4F7A"/>
-          <w:sz w:val="20"/>
-          <w:szCs w:val="20"/>
-        </w:rPr>
-        <w:t xml:space="preserve">SOLAR_ENABLED 1</w:t>
-      </w:r>
-      <w:r>
-        <w:rPr>
-          <w:rFonts w:ascii="Arial" w:cs="Arial" w:eastAsia="Arial" w:hAnsi="Arial"/>
-          <w:sz w:val="20"/>
-          <w:szCs w:val="20"/>
-        </w:rPr>
-        <w:t xml:space="preserve"> in config.h and upload with the USB cable. </w:t>
-      </w:r>
-      <w:r>
-        <w:rPr>
-          <w:rFonts w:ascii="Arial" w:cs="Arial" w:eastAsia="Arial" w:hAnsi="Arial"/>
-          <w:b/>
-          <w:bCs/>
-          <w:sz w:val="20"/>
-          <w:szCs w:val="20"/>
-        </w:rPr>
-        <w:t xml:space="preserve">Unplug the USB cable.</w:t>
-      </w:r>
-    </w:p>
-    <w:p>
-      <w:pPr>
-        <w:pStyle w:val="ListParagraph"/>
-        <w:numPr>
-          <w:ilvl w:val="0"/>
-          <w:numId w:val="16"/>
-        </w:numPr>
-        <w:spacing w:after="40" w:before="40"/>
-      </w:pPr>
-      <w:r>
-        <w:rPr>
-          <w:rFonts w:ascii="Arial" w:cs="Arial" w:eastAsia="Arial" w:hAnsi="Arial"/>
-          <w:sz w:val="20"/>
-          <w:szCs w:val="20"/>
-        </w:rPr>
-        <w:t xml:space="preserve">Connect MT3608 </w:t>
-      </w:r>
-      <w:r>
-        <w:rPr>
-          <w:rFonts w:ascii="Arial" w:cs="Arial" w:eastAsia="Arial" w:hAnsi="Arial"/>
-          <w:b/>
-          <w:bCs/>
-          <w:sz w:val="20"/>
-          <w:szCs w:val="20"/>
-        </w:rPr>
-        <w:t xml:space="preserve">VOUT+ → ESP32 VIN</w:t>
-      </w:r>
-      <w:r>
-        <w:rPr>
-          <w:rFonts w:ascii="Arial" w:cs="Arial" w:eastAsia="Arial" w:hAnsi="Arial"/>
-          <w:sz w:val="20"/>
-          <w:szCs w:val="20"/>
-        </w:rPr>
-        <w:t xml:space="preserve"> and </w:t>
-      </w:r>
-      <w:r>
-        <w:rPr>
-          <w:rFonts w:ascii="Arial" w:cs="Arial" w:eastAsia="Arial" w:hAnsi="Arial"/>
-          <w:b/>
-          <w:bCs/>
-          <w:sz w:val="20"/>
-          <w:szCs w:val="20"/>
-        </w:rPr>
-        <w:t xml:space="preserve">VOUT− → GND</w:t>
-      </w:r>
-      <w:r>
-        <w:rPr>
-          <w:rFonts w:ascii="Arial" w:cs="Arial" w:eastAsia="Arial" w:hAnsi="Arial"/>
-          <w:sz w:val="20"/>
-          <w:szCs w:val="20"/>
-        </w:rPr>
-        <w:t xml:space="preserve">, then switch on.</w:t>
-      </w:r>
-    </w:p>
-    <w:p>
-      <w:pPr>
-        <w:pStyle w:val="ListParagraph"/>
-        <w:numPr>
-          <w:ilvl w:val="0"/>
-          <w:numId w:val="16"/>
-        </w:numPr>
-        <w:spacing w:after="40" w:before="40"/>
-      </w:pPr>
-      <w:r>
-        <w:rPr>
-          <w:rFonts w:ascii="Arial" w:cs="Arial" w:eastAsia="Arial" w:hAnsi="Arial"/>
-          <w:sz w:val="20"/>
-          <w:szCs w:val="20"/>
-        </w:rPr>
-        <w:t xml:space="preserve">Calibrate: compare the battery voltage on the multimeter with the Serial Monitor line </w:t>
-      </w:r>
-      <w:r>
-        <w:rPr>
-          <w:rFonts w:ascii="Consolas" w:cs="Consolas" w:eastAsia="Consolas" w:hAnsi="Consolas"/>
-          <w:color w:val="1D4F7A"/>
-          <w:sz w:val="20"/>
-          <w:szCs w:val="20"/>
-        </w:rPr>
-        <w:t xml:space="preserve">power: battery=…</w:t>
-      </w:r>
-      <w:r>
-        <w:rPr>
-          <w:rFonts w:ascii="Arial" w:cs="Arial" w:eastAsia="Arial" w:hAnsi="Arial"/>
-          <w:sz w:val="20"/>
-          <w:szCs w:val="20"/>
-        </w:rPr>
-        <w:t xml:space="preserve">; adjust </w:t>
-      </w:r>
-      <w:r>
-        <w:rPr>
-          <w:rFonts w:ascii="Consolas" w:cs="Consolas" w:eastAsia="Consolas" w:hAnsi="Consolas"/>
-          <w:color w:val="1D4F7A"/>
-          <w:sz w:val="20"/>
-          <w:szCs w:val="20"/>
-        </w:rPr>
-        <w:t xml:space="preserve">BATTERY_DIVIDER</w:t>
-      </w:r>
-      <w:r>
-        <w:rPr>
-          <w:rFonts w:ascii="Arial" w:cs="Arial" w:eastAsia="Arial" w:hAnsi="Arial"/>
-          <w:sz w:val="20"/>
-          <w:szCs w:val="20"/>
-        </w:rPr>
-        <w:t xml:space="preserve"> if the difference is more than 0.05 V (same for the panel).</w:t>
-      </w:r>
-    </w:p>
-    <w:p>
-      <w:pPr>
-        <w:spacing w:after="60" w:before="60"/>
-      </w:pPr>
-      <w:r>
-        <w:rPr>
-          <w:rFonts w:ascii="Arial" w:cs="Arial" w:eastAsia="Arial" w:hAnsi="Arial"/>
-          <w:b/>
-          <w:bCs/>
-          <w:sz w:val="20"/>
-          <w:szCs w:val="20"/>
-        </w:rPr>
-        <w:t xml:space="preserve">Check:</w:t>
-      </w:r>
-      <w:r>
-        <w:rPr>
-          <w:rFonts w:ascii="Arial" w:cs="Arial" w:eastAsia="Arial" w:hAnsi="Arial"/>
-          <w:sz w:val="20"/>
-          <w:szCs w:val="20"/>
-        </w:rPr>
-        <w:t xml:space="preserve"> in the sun the web and the app show 🔋 battery % and “Charging from the sun ☀️”; covering the panel shows “Not charging now”; Firebase </w:t>
-      </w:r>
-      <w:r>
-        <w:rPr>
-          <w:rFonts w:ascii="Consolas" w:cs="Consolas" w:eastAsia="Consolas" w:hAnsi="Consolas"/>
-          <w:color w:val="1D4F7A"/>
-          <w:sz w:val="20"/>
-          <w:szCs w:val="20"/>
-        </w:rPr>
-        <w:t xml:space="preserve">live</w:t>
-      </w:r>
-      <w:r>
-        <w:rPr>
-          <w:rFonts w:ascii="Arial" w:cs="Arial" w:eastAsia="Arial" w:hAnsi="Arial"/>
-          <w:sz w:val="20"/>
-          <w:szCs w:val="20"/>
-        </w:rPr>
-        <w:t xml:space="preserve"> has </w:t>
-      </w:r>
-      <w:r>
-        <w:rPr>
-          <w:rFonts w:ascii="Consolas" w:cs="Consolas" w:eastAsia="Consolas" w:hAnsi="Consolas"/>
-          <w:color w:val="1D4F7A"/>
-          <w:sz w:val="20"/>
-          <w:szCs w:val="20"/>
-        </w:rPr>
-        <w:t xml:space="preserve">battery_pct</w:t>
-      </w:r>
-      <w:r>
-        <w:rPr>
-          <w:rFonts w:ascii="Arial" w:cs="Arial" w:eastAsia="Arial" w:hAnsi="Arial"/>
-          <w:sz w:val="20"/>
-          <w:szCs w:val="20"/>
-        </w:rPr>
-        <w:t xml:space="preserve">, </w:t>
-      </w:r>
-      <w:r>
-        <w:rPr>
-          <w:rFonts w:ascii="Consolas" w:cs="Consolas" w:eastAsia="Consolas" w:hAnsi="Consolas"/>
-          <w:color w:val="1D4F7A"/>
-          <w:sz w:val="20"/>
-          <w:szCs w:val="20"/>
-        </w:rPr>
-        <w:t xml:space="preserve">battery_v</w:t>
-      </w:r>
-      <w:r>
-        <w:rPr>
-          <w:rFonts w:ascii="Arial" w:cs="Arial" w:eastAsia="Arial" w:hAnsi="Arial"/>
-          <w:sz w:val="20"/>
-          <w:szCs w:val="20"/>
-        </w:rPr>
-        <w:t xml:space="preserve">, </w:t>
-      </w:r>
-      <w:r>
-        <w:rPr>
-          <w:rFonts w:ascii="Consolas" w:cs="Consolas" w:eastAsia="Consolas" w:hAnsi="Consolas"/>
-          <w:color w:val="1D4F7A"/>
-          <w:sz w:val="20"/>
-          <w:szCs w:val="20"/>
-        </w:rPr>
-        <w:t xml:space="preserve">solar_v</w:t>
-      </w:r>
-      <w:r>
-        <w:rPr>
-          <w:rFonts w:ascii="Arial" w:cs="Arial" w:eastAsia="Arial" w:hAnsi="Arial"/>
-          <w:sz w:val="20"/>
-          <w:szCs w:val="20"/>
-        </w:rPr>
-        <w:t xml:space="preserve">, </w:t>
-      </w:r>
-      <w:r>
-        <w:rPr>
-          <w:rFonts w:ascii="Consolas" w:cs="Consolas" w:eastAsia="Consolas" w:hAnsi="Consolas"/>
-          <w:color w:val="1D4F7A"/>
-          <w:sz w:val="20"/>
-          <w:szCs w:val="20"/>
-        </w:rPr>
-        <w:t xml:space="preserve">charging</w:t>
-      </w:r>
-      <w:r>
-        <w:rPr>
-          <w:rFonts w:ascii="Arial" w:cs="Arial" w:eastAsia="Arial" w:hAnsi="Arial"/>
-          <w:sz w:val="20"/>
-          <w:szCs w:val="20"/>
-        </w:rPr>
-        <w:t xml:space="preserve">, </w:t>
-      </w:r>
-      <w:r>
-        <w:rPr>
-          <w:rFonts w:ascii="Consolas" w:cs="Consolas" w:eastAsia="Consolas" w:hAnsi="Consolas"/>
-          <w:color w:val="1D4F7A"/>
-          <w:sz w:val="20"/>
-          <w:szCs w:val="20"/>
-        </w:rPr>
-        <w:t xml:space="preserve">saving</w:t>
-      </w:r>
-      <w:r>
-        <w:rPr>
-          <w:rFonts w:ascii="Arial" w:cs="Arial" w:eastAsia="Arial" w:hAnsi="Arial"/>
-          <w:sz w:val="20"/>
-          <w:szCs w:val="20"/>
-        </w:rPr>
-        <w:t xml:space="preserve">.</w:t>
-      </w:r>
-    </w:p>
-    <w:p>
-      <w:pPr>
-        <w:pStyle w:val="Heading2"/>
-        <w:spacing w:after="100" w:before="240"/>
-      </w:pPr>
-      <w:r>
-        <w:rPr>
-          <w:rFonts w:ascii="Arial" w:cs="Arial" w:eastAsia="Arial" w:hAnsi="Arial"/>
-          <w:b/>
-          <w:bCs/>
-          <w:color w:val="2F7D4F"/>
-          <w:sz w:val="26"/>
-          <w:szCs w:val="26"/>
-        </w:rPr>
-        <w:t xml:space="preserve">F.5 Common problems</w:t>
-      </w:r>
-    </w:p>
-    <w:tbl>
-      <w:tblPr>
-        <w:tblW w:type="dxa" w:w="9906"/>
-        <w:tblBorders>
-          <w:top w:val="single" w:color="auto" w:sz="4"/>
-          <w:left w:val="single" w:color="auto" w:sz="4"/>
-          <w:bottom w:val="single" w:color="auto" w:sz="4"/>
-          <w:right w:val="single" w:color="auto" w:sz="4"/>
-          <w:insideH w:val="single" w:color="auto" w:sz="4"/>
-          <w:insideV w:val="single" w:color="auto" w:sz="4"/>
-        </w:tblBorders>
-      </w:tblPr>
-      <w:tblGrid>
-        <w:gridCol w:w="3600"/>
-        <w:gridCol w:w="6306"/>
-      </w:tblGrid>
-      <w:tr>
-        <w:trPr>
-          <w:tblHeader/>
-        </w:trPr>
-        <w:tc>
-          <w:tcPr>
-            <w:tcW w:type="dxa" w:w="3600"/>
-            <w:tcBorders>
-              <w:top w:val="single" w:color="B7C9BC" w:sz="4"/>
-              <w:left w:val="single" w:color="B7C9BC" w:sz="4"/>
-              <w:bottom w:val="single" w:color="B7C9BC" w:sz="4"/>
-              <w:right w:val="single" w:color="B7C9BC" w:sz="4"/>
-            </w:tcBorders>
-            <w:shd w:fill="2F7D4F" w:color="auto" w:val="clear"/>
-            <w:tcMar>
-              <w:top w:type="dxa" w:w="60"/>
-              <w:left w:type="dxa" w:w="100"/>
-              <w:bottom w:type="dxa" w:w="60"/>
-              <w:right w:type="dxa" w:w="100"/>
-            </w:tcMar>
-            <w:vAlign w:val="center"/>
-          </w:tcPr>
-          <w:p>
-            <w:r>
-              <w:rPr>
-                <w:rFonts w:ascii="Arial" w:cs="Arial" w:eastAsia="Arial" w:hAnsi="Arial"/>
-                <w:b/>
-                <w:bCs/>
-                <w:color w:val="FFFFFF"/>
-                <w:sz w:val="18"/>
-                <w:szCs w:val="18"/>
-              </w:rPr>
-              <w:t xml:space="preserve">Problem</w:t>
-            </w:r>
-          </w:p>
-        </w:tc>
-        <w:tc>
-          <w:tcPr>
-            <w:tcW w:type="dxa" w:w="6306"/>
-            <w:tcBorders>
-              <w:top w:val="single" w:color="B7C9BC" w:sz="4"/>
-              <w:left w:val="single" w:color="B7C9BC" w:sz="4"/>
-              <w:bottom w:val="single" w:color="B7C9BC" w:sz="4"/>
-              <w:right w:val="single" w:color="B7C9BC" w:sz="4"/>
-            </w:tcBorders>
-            <w:shd w:fill="2F7D4F" w:color="auto" w:val="clear"/>
-            <w:tcMar>
-              <w:top w:type="dxa" w:w="60"/>
-              <w:left w:type="dxa" w:w="100"/>
-              <w:bottom w:type="dxa" w:w="60"/>
-              <w:right w:type="dxa" w:w="100"/>
-            </w:tcMar>
-            <w:vAlign w:val="center"/>
-          </w:tcPr>
-          <w:p>
-            <w:r>
-              <w:rPr>
-                <w:rFonts w:ascii="Arial" w:cs="Arial" w:eastAsia="Arial" w:hAnsi="Arial"/>
-                <w:b/>
-                <w:bCs/>
-                <w:color w:val="FFFFFF"/>
-                <w:sz w:val="18"/>
-                <w:szCs w:val="18"/>
-              </w:rPr>
-              <w:t xml:space="preserve">Solution</w:t>
-            </w:r>
-          </w:p>
-        </w:tc>
-      </w:tr>
-      <w:tr>
-        <w:trPr>
-          <w:cantSplit/>
-        </w:trPr>
-        <w:tc>
-          <w:tcPr>
-            <w:tcW w:type="dxa" w:w="3600"/>
-            <w:tcBorders>
-              <w:top w:val="single" w:color="B7C9BC" w:sz="4"/>
-              <w:left w:val="single" w:color="B7C9BC" w:sz="4"/>
-              <w:bottom w:val="single" w:color="B7C9BC" w:sz="4"/>
-              <w:right w:val="single" w:color="B7C9BC" w:sz="4"/>
-            </w:tcBorders>
-            <w:tcMar>
-              <w:top w:type="dxa" w:w="60"/>
-              <w:left w:type="dxa" w:w="100"/>
-              <w:bottom w:type="dxa" w:w="60"/>
-              <w:right w:type="dxa" w:w="100"/>
-            </w:tcMar>
-            <w:vAlign w:val="center"/>
-          </w:tcPr>
-          <w:p>
-            <w:r>
-              <w:rPr>
-                <w:rFonts w:ascii="Arial" w:cs="Arial" w:eastAsia="Arial" w:hAnsi="Arial"/>
-                <w:sz w:val="18"/>
-                <w:szCs w:val="18"/>
-              </w:rPr>
-              <w:t xml:space="preserve">ESP32 restarts when Wi-Fi starts</w:t>
-            </w:r>
-          </w:p>
-        </w:tc>
-        <w:tc>
-          <w:tcPr>
-            <w:tcW w:type="dxa" w:w="6306"/>
-            <w:tcBorders>
-              <w:top w:val="single" w:color="B7C9BC" w:sz="4"/>
-              <w:left w:val="single" w:color="B7C9BC" w:sz="4"/>
-              <w:bottom w:val="single" w:color="B7C9BC" w:sz="4"/>
-              <w:right w:val="single" w:color="B7C9BC" w:sz="4"/>
-            </w:tcBorders>
-            <w:tcMar>
-              <w:top w:type="dxa" w:w="60"/>
-              <w:left w:type="dxa" w:w="100"/>
-              <w:bottom w:type="dxa" w:w="60"/>
-              <w:right w:type="dxa" w:w="100"/>
-            </w:tcMar>
-            <w:vAlign w:val="center"/>
-          </w:tcPr>
-          <w:p>
-            <w:r>
-              <w:rPr>
-                <w:rFonts w:ascii="Arial" w:cs="Arial" w:eastAsia="Arial" w:hAnsi="Arial"/>
-                <w:sz w:val="18"/>
-                <w:szCs w:val="18"/>
-              </w:rPr>
-              <w:t xml:space="preserve">Battery empty or MT3608 below 5 V: charge the battery, set the MT3608 to 5.1 V</w:t>
-            </w:r>
-          </w:p>
-        </w:tc>
-      </w:tr>
-      <w:tr>
-        <w:trPr>
-          <w:cantSplit/>
-        </w:trPr>
-        <w:tc>
-          <w:tcPr>
-            <w:tcW w:type="dxa" w:w="3600"/>
-            <w:tcBorders>
-              <w:top w:val="single" w:color="B7C9BC" w:sz="4"/>
-              <w:left w:val="single" w:color="B7C9BC" w:sz="4"/>
-              <w:bottom w:val="single" w:color="B7C9BC" w:sz="4"/>
-              <w:right w:val="single" w:color="B7C9BC" w:sz="4"/>
-            </w:tcBorders>
-            <w:shd w:fill="F5F9F5" w:color="auto" w:val="clear"/>
-            <w:tcMar>
-              <w:top w:type="dxa" w:w="60"/>
-              <w:left w:type="dxa" w:w="100"/>
-              <w:bottom w:type="dxa" w:w="60"/>
-              <w:right w:type="dxa" w:w="100"/>
-            </w:tcMar>
-            <w:vAlign w:val="center"/>
-          </w:tcPr>
-          <w:p>
-            <w:r>
-              <w:rPr>
-                <w:rFonts w:ascii="Arial" w:cs="Arial" w:eastAsia="Arial" w:hAnsi="Arial"/>
-                <w:sz w:val="18"/>
-                <w:szCs w:val="18"/>
-              </w:rPr>
-              <w:t xml:space="preserve">Battery % is 0 or wrong</w:t>
-            </w:r>
-          </w:p>
-        </w:tc>
-        <w:tc>
-          <w:tcPr>
-            <w:tcW w:type="dxa" w:w="6306"/>
-            <w:tcBorders>
-              <w:top w:val="single" w:color="B7C9BC" w:sz="4"/>
-              <w:left w:val="single" w:color="B7C9BC" w:sz="4"/>
-              <w:bottom w:val="single" w:color="B7C9BC" w:sz="4"/>
-              <w:right w:val="single" w:color="B7C9BC" w:sz="4"/>
-            </w:tcBorders>
-            <w:shd w:fill="F5F9F5" w:color="auto" w:val="clear"/>
-            <w:tcMar>
-              <w:top w:type="dxa" w:w="60"/>
-              <w:left w:type="dxa" w:w="100"/>
-              <w:bottom w:type="dxa" w:w="60"/>
-              <w:right w:type="dxa" w:w="100"/>
-            </w:tcMar>
-            <w:vAlign w:val="center"/>
-          </w:tcPr>
-          <w:p>
-            <w:r>
-              <w:rPr>
-                <w:rFonts w:ascii="Arial" w:cs="Arial" w:eastAsia="Arial" w:hAnsi="Arial"/>
-                <w:sz w:val="18"/>
-                <w:szCs w:val="18"/>
-              </w:rPr>
-              <w:t xml:space="preserve">Check the divider on GPIO35 and </w:t>
-            </w:r>
-            <w:r>
-              <w:rPr>
-                <w:rFonts w:ascii="Consolas" w:cs="Consolas" w:eastAsia="Consolas" w:hAnsi="Consolas"/>
-                <w:color w:val="1D4F7A"/>
-                <w:sz w:val="18"/>
-                <w:szCs w:val="18"/>
-              </w:rPr>
-              <w:t xml:space="preserve">SOLAR_ENABLED 1</w:t>
-            </w:r>
-            <w:r>
-              <w:rPr>
-                <w:rFonts w:ascii="Arial" w:cs="Arial" w:eastAsia="Arial" w:hAnsi="Arial"/>
-                <w:sz w:val="18"/>
-                <w:szCs w:val="18"/>
-              </w:rPr>
-              <w:t xml:space="preserve">; calibrate </w:t>
-            </w:r>
-            <w:r>
-              <w:rPr>
-                <w:rFonts w:ascii="Consolas" w:cs="Consolas" w:eastAsia="Consolas" w:hAnsi="Consolas"/>
-                <w:color w:val="1D4F7A"/>
-                <w:sz w:val="18"/>
-                <w:szCs w:val="18"/>
-              </w:rPr>
-              <w:t xml:space="preserve">BATTERY_DIVIDER</w:t>
-            </w:r>
-          </w:p>
-        </w:tc>
-      </w:tr>
-      <w:tr>
-        <w:trPr>
-          <w:cantSplit/>
-        </w:trPr>
-        <w:tc>
-          <w:tcPr>
-            <w:tcW w:type="dxa" w:w="3600"/>
-            <w:tcBorders>
-              <w:top w:val="single" w:color="B7C9BC" w:sz="4"/>
-              <w:left w:val="single" w:color="B7C9BC" w:sz="4"/>
-              <w:bottom w:val="single" w:color="B7C9BC" w:sz="4"/>
-              <w:right w:val="single" w:color="B7C9BC" w:sz="4"/>
-            </w:tcBorders>
-            <w:tcMar>
-              <w:top w:type="dxa" w:w="60"/>
-              <w:left w:type="dxa" w:w="100"/>
-              <w:bottom w:type="dxa" w:w="60"/>
-              <w:right w:type="dxa" w:w="100"/>
-            </w:tcMar>
-            <w:vAlign w:val="center"/>
-          </w:tcPr>
-          <w:p>
-            <w:r>
-              <w:rPr>
-                <w:rFonts w:ascii="Arial" w:cs="Arial" w:eastAsia="Arial" w:hAnsi="Arial"/>
-                <w:sz w:val="18"/>
-                <w:szCs w:val="18"/>
-              </w:rPr>
-              <w:t xml:space="preserve">“Not charging” in full sun</w:t>
-            </w:r>
-          </w:p>
-        </w:tc>
-        <w:tc>
-          <w:tcPr>
-            <w:tcW w:type="dxa" w:w="6306"/>
-            <w:tcBorders>
-              <w:top w:val="single" w:color="B7C9BC" w:sz="4"/>
-              <w:left w:val="single" w:color="B7C9BC" w:sz="4"/>
-              <w:bottom w:val="single" w:color="B7C9BC" w:sz="4"/>
-              <w:right w:val="single" w:color="B7C9BC" w:sz="4"/>
-            </w:tcBorders>
-            <w:tcMar>
-              <w:top w:type="dxa" w:w="60"/>
-              <w:left w:type="dxa" w:w="100"/>
-              <w:bottom w:type="dxa" w:w="60"/>
-              <w:right w:type="dxa" w:w="100"/>
-            </w:tcMar>
-            <w:vAlign w:val="center"/>
-          </w:tcPr>
-          <w:p>
-            <w:r>
-              <w:rPr>
-                <w:rFonts w:ascii="Arial" w:cs="Arial" w:eastAsia="Arial" w:hAnsi="Arial"/>
-                <w:sz w:val="18"/>
-                <w:szCs w:val="18"/>
-              </w:rPr>
-              <w:t xml:space="preserve">Panel wires reversed, CN3791 IN not connected, or the panel is shaded</w:t>
-            </w:r>
-          </w:p>
-        </w:tc>
-      </w:tr>
-      <w:tr>
-        <w:trPr>
-          <w:cantSplit/>
-        </w:trPr>
-        <w:tc>
-          <w:tcPr>
-            <w:tcW w:type="dxa" w:w="3600"/>
-            <w:tcBorders>
-              <w:top w:val="single" w:color="B7C9BC" w:sz="4"/>
-              <w:left w:val="single" w:color="B7C9BC" w:sz="4"/>
-              <w:bottom w:val="single" w:color="B7C9BC" w:sz="4"/>
-              <w:right w:val="single" w:color="B7C9BC" w:sz="4"/>
-            </w:tcBorders>
-            <w:shd w:fill="F5F9F5" w:color="auto" w:val="clear"/>
-            <w:tcMar>
-              <w:top w:type="dxa" w:w="60"/>
-              <w:left w:type="dxa" w:w="100"/>
-              <w:bottom w:type="dxa" w:w="60"/>
-              <w:right w:type="dxa" w:w="100"/>
-            </w:tcMar>
-            <w:vAlign w:val="center"/>
-          </w:tcPr>
-          <w:p>
-            <w:r>
-              <w:rPr>
-                <w:rFonts w:ascii="Arial" w:cs="Arial" w:eastAsia="Arial" w:hAnsi="Arial"/>
-                <w:sz w:val="18"/>
-                <w:szCs w:val="18"/>
-              </w:rPr>
-              <w:t xml:space="preserve">No battery cards in the apps</w:t>
-            </w:r>
-          </w:p>
-        </w:tc>
-        <w:tc>
-          <w:tcPr>
-            <w:tcW w:type="dxa" w:w="6306"/>
-            <w:tcBorders>
-              <w:top w:val="single" w:color="B7C9BC" w:sz="4"/>
-              <w:left w:val="single" w:color="B7C9BC" w:sz="4"/>
-              <w:bottom w:val="single" w:color="B7C9BC" w:sz="4"/>
-              <w:right w:val="single" w:color="B7C9BC" w:sz="4"/>
-            </w:tcBorders>
-            <w:shd w:fill="F5F9F5" w:color="auto" w:val="clear"/>
-            <w:tcMar>
-              <w:top w:type="dxa" w:w="60"/>
-              <w:left w:type="dxa" w:w="100"/>
-              <w:bottom w:type="dxa" w:w="60"/>
-              <w:right w:type="dxa" w:w="100"/>
-            </w:tcMar>
-            <w:vAlign w:val="center"/>
-          </w:tcPr>
-          <w:p>
-            <w:r>
-              <w:rPr>
-                <w:rFonts w:ascii="Consolas" w:cs="Consolas" w:eastAsia="Consolas" w:hAnsi="Consolas"/>
-                <w:color w:val="1D4F7A"/>
-                <w:sz w:val="18"/>
-                <w:szCs w:val="18"/>
-              </w:rPr>
-              <w:t xml:space="preserve">SOLAR_ENABLED</w:t>
-            </w:r>
-            <w:r>
-              <w:rPr>
-                <w:rFonts w:ascii="Arial" w:cs="Arial" w:eastAsia="Arial" w:hAnsi="Arial"/>
-                <w:sz w:val="18"/>
-                <w:szCs w:val="18"/>
-              </w:rPr>
-              <w:t xml:space="preserve"> is 0, or the firmware was not uploaded again</w:t>
-            </w:r>
-          </w:p>
-        </w:tc>
-      </w:tr>
-      <w:tr>
-        <w:trPr>
-          <w:cantSplit/>
-        </w:trPr>
-        <w:tc>
-          <w:tcPr>
-            <w:tcW w:type="dxa" w:w="3600"/>
-            <w:tcBorders>
-              <w:top w:val="single" w:color="B7C9BC" w:sz="4"/>
-              <w:left w:val="single" w:color="B7C9BC" w:sz="4"/>
-              <w:bottom w:val="single" w:color="B7C9BC" w:sz="4"/>
-              <w:right w:val="single" w:color="B7C9BC" w:sz="4"/>
-            </w:tcBorders>
-            <w:tcMar>
-              <w:top w:type="dxa" w:w="60"/>
-              <w:left w:type="dxa" w:w="100"/>
-              <w:bottom w:type="dxa" w:w="60"/>
-              <w:right w:type="dxa" w:w="100"/>
-            </w:tcMar>
-            <w:vAlign w:val="center"/>
-          </w:tcPr>
-          <w:p>
-            <w:r>
-              <w:rPr>
-                <w:rFonts w:ascii="Arial" w:cs="Arial" w:eastAsia="Arial" w:hAnsi="Arial"/>
-                <w:sz w:val="18"/>
-                <w:szCs w:val="18"/>
-              </w:rPr>
-              <w:t xml:space="preserve">Board damaged / hot</w:t>
-            </w:r>
-          </w:p>
-        </w:tc>
-        <w:tc>
-          <w:tcPr>
-            <w:tcW w:type="dxa" w:w="6306"/>
-            <w:tcBorders>
-              <w:top w:val="single" w:color="B7C9BC" w:sz="4"/>
-              <w:left w:val="single" w:color="B7C9BC" w:sz="4"/>
-              <w:bottom w:val="single" w:color="B7C9BC" w:sz="4"/>
-              <w:right w:val="single" w:color="B7C9BC" w:sz="4"/>
-            </w:tcBorders>
-            <w:tcMar>
-              <w:top w:type="dxa" w:w="60"/>
-              <w:left w:type="dxa" w:w="100"/>
-              <w:bottom w:type="dxa" w:w="60"/>
-              <w:right w:type="dxa" w:w="100"/>
-            </w:tcMar>
-            <w:vAlign w:val="center"/>
-          </w:tcPr>
-          <w:p>
-            <w:r>
-              <w:rPr>
-                <w:rFonts w:ascii="Arial" w:cs="Arial" w:eastAsia="Arial" w:hAnsi="Arial"/>
-                <w:sz w:val="18"/>
-                <w:szCs w:val="18"/>
-              </w:rPr>
-              <w:t xml:space="preserve">USB cable and MT3608 connected at the same time, or the MT3608 was not set to 5.1 V first</w:t>
-            </w:r>
-          </w:p>
-        </w:tc>
-      </w:tr>
-    </w:tbl>
-    <w:p>
-      <w:pPr>
-        <w:pStyle w:val="Heading1"/>
-        <w:pageBreakBefore/>
-        <w:spacing w:after="160" w:before="0"/>
-      </w:pPr>
-      <w:r>
-        <w:rPr>
-          <w:rFonts w:ascii="Arial" w:cs="Arial" w:eastAsia="Arial" w:hAnsi="Arial"/>
-          <w:b/>
-          <w:bCs/>
-          <w:color w:val="2F7D4F"/>
-          <w:sz w:val="32"/>
-          <w:szCs w:val="32"/>
-        </w:rPr>
-        <w:t xml:space="preserve">Part G. Artificial intelligence (future work)</w:t>
-      </w:r>
-    </w:p>
-    <w:p>
-      <w:pPr>
-        <w:spacing w:after="60" w:before="60"/>
-      </w:pPr>
-      <w:r>
-        <w:rPr>
-          <w:rFonts w:ascii="Arial" w:cs="Arial" w:eastAsia="Arial" w:hAnsi="Arial"/>
-          <w:sz w:val="20"/>
-          <w:szCs w:val="20"/>
-        </w:rPr>
-        <w:t xml:space="preserve">AI is </w:t>
-      </w:r>
-      <w:r>
-        <w:rPr>
-          <w:rFonts w:ascii="Arial" w:cs="Arial" w:eastAsia="Arial" w:hAnsi="Arial"/>
-          <w:b/>
-          <w:bCs/>
-          <w:sz w:val="20"/>
-          <w:szCs w:val="20"/>
-        </w:rPr>
-        <w:t xml:space="preserve">not part of the current version</w:t>
-      </w:r>
-      <w:r>
-        <w:rPr>
-          <w:rFonts w:ascii="Arial" w:cs="Arial" w:eastAsia="Arial" w:hAnsi="Arial"/>
-          <w:sz w:val="20"/>
-          <w:szCs w:val="20"/>
-        </w:rPr>
-        <w:t xml:space="preserve">. The project is ready for it, so it can be added later without changing the existing code. Full plan: </w:t>
-      </w:r>
-      <w:r>
-        <w:rPr>
-          <w:rFonts w:ascii="Consolas" w:cs="Consolas" w:eastAsia="Consolas" w:hAnsi="Consolas"/>
-          <w:color w:val="1D4F7A"/>
-          <w:sz w:val="20"/>
-          <w:szCs w:val="20"/>
-        </w:rPr>
-        <w:t xml:space="preserve">docs/12-future-ai.md</w:t>
-      </w:r>
-      <w:r>
-        <w:rPr>
-          <w:rFonts w:ascii="Arial" w:cs="Arial" w:eastAsia="Arial" w:hAnsi="Arial"/>
-          <w:sz w:val="20"/>
-          <w:szCs w:val="20"/>
-        </w:rPr>
-        <w:t xml:space="preserve">.</w:t>
-      </w:r>
-    </w:p>
-    <w:tbl>
-      <w:tblPr>
-        <w:tblW w:type="dxa" w:w="9906"/>
-        <w:tblBorders>
-          <w:top w:val="single" w:color="auto" w:sz="4"/>
-          <w:left w:val="single" w:color="auto" w:sz="4"/>
-          <w:bottom w:val="single" w:color="auto" w:sz="4"/>
-          <w:right w:val="single" w:color="auto" w:sz="4"/>
-          <w:insideH w:val="single" w:color="auto" w:sz="4"/>
-          <w:insideV w:val="single" w:color="auto" w:sz="4"/>
-        </w:tblBorders>
-      </w:tblPr>
-      <w:tblGrid>
-        <w:gridCol w:w="3000"/>
-        <w:gridCol w:w="6906"/>
-      </w:tblGrid>
-      <w:tr>
-        <w:trPr>
-          <w:tblHeader/>
-        </w:trPr>
-        <w:tc>
-          <w:tcPr>
-            <w:tcW w:type="dxa" w:w="3000"/>
-            <w:tcBorders>
-              <w:top w:val="single" w:color="B7C9BC" w:sz="4"/>
-              <w:left w:val="single" w:color="B7C9BC" w:sz="4"/>
-              <w:bottom w:val="single" w:color="B7C9BC" w:sz="4"/>
-              <w:right w:val="single" w:color="B7C9BC" w:sz="4"/>
-            </w:tcBorders>
-            <w:shd w:fill="2F7D4F" w:color="auto" w:val="clear"/>
-            <w:tcMar>
-              <w:top w:type="dxa" w:w="60"/>
-              <w:left w:type="dxa" w:w="100"/>
-              <w:bottom w:type="dxa" w:w="60"/>
-              <w:right w:type="dxa" w:w="100"/>
-            </w:tcMar>
-            <w:vAlign w:val="center"/>
-          </w:tcPr>
-          <w:p>
-            <w:r>
-              <w:rPr>
-                <w:rFonts w:ascii="Arial" w:cs="Arial" w:eastAsia="Arial" w:hAnsi="Arial"/>
-                <w:b/>
-                <w:bCs/>
-                <w:color w:val="FFFFFF"/>
-                <w:sz w:val="18"/>
-                <w:szCs w:val="18"/>
-              </w:rPr>
-              <w:t xml:space="preserve">Ready today</w:t>
-            </w:r>
-          </w:p>
-        </w:tc>
-        <w:tc>
-          <w:tcPr>
-            <w:tcW w:type="dxa" w:w="6906"/>
-            <w:tcBorders>
-              <w:top w:val="single" w:color="B7C9BC" w:sz="4"/>
-              <w:left w:val="single" w:color="B7C9BC" w:sz="4"/>
-              <w:bottom w:val="single" w:color="B7C9BC" w:sz="4"/>
-              <w:right w:val="single" w:color="B7C9BC" w:sz="4"/>
-            </w:tcBorders>
-            <w:shd w:fill="2F7D4F" w:color="auto" w:val="clear"/>
-            <w:tcMar>
-              <w:top w:type="dxa" w:w="60"/>
-              <w:left w:type="dxa" w:w="100"/>
-              <w:bottom w:type="dxa" w:w="60"/>
-              <w:right w:type="dxa" w:w="100"/>
-            </w:tcMar>
-            <w:vAlign w:val="center"/>
-          </w:tcPr>
-          <w:p>
-            <w:r>
-              <w:rPr>
-                <w:rFonts w:ascii="Arial" w:cs="Arial" w:eastAsia="Arial" w:hAnsi="Arial"/>
-                <w:b/>
-                <w:bCs/>
-                <w:color w:val="FFFFFF"/>
-                <w:sz w:val="18"/>
-                <w:szCs w:val="18"/>
-              </w:rPr>
-              <w:t xml:space="preserve">How a future AI part uses it</w:t>
-            </w:r>
-          </w:p>
-        </w:tc>
-      </w:tr>
-      <w:tr>
-        <w:trPr>
-          <w:cantSplit/>
-        </w:trPr>
-        <w:tc>
-          <w:tcPr>
-            <w:tcW w:type="dxa" w:w="3000"/>
-            <w:tcBorders>
-              <w:top w:val="single" w:color="B7C9BC" w:sz="4"/>
-              <w:left w:val="single" w:color="B7C9BC" w:sz="4"/>
-              <w:bottom w:val="single" w:color="B7C9BC" w:sz="4"/>
-              <w:right w:val="single" w:color="B7C9BC" w:sz="4"/>
-            </w:tcBorders>
-            <w:tcMar>
-              <w:top w:type="dxa" w:w="60"/>
-              <w:left w:type="dxa" w:w="100"/>
-              <w:bottom w:type="dxa" w:w="60"/>
-              <w:right w:type="dxa" w:w="100"/>
-            </w:tcMar>
-            <w:vAlign w:val="center"/>
-          </w:tcPr>
-          <w:p>
-            <w:r>
-              <w:rPr>
-                <w:rFonts w:ascii="Consolas" w:cs="Consolas" w:eastAsia="Consolas" w:hAnsi="Consolas"/>
-                <w:color w:val="1D4F7A"/>
-                <w:sz w:val="18"/>
-                <w:szCs w:val="18"/>
-              </w:rPr>
-              <w:t xml:space="preserve">plants/plant01/history</w:t>
-            </w:r>
-          </w:p>
-        </w:tc>
-        <w:tc>
-          <w:tcPr>
-            <w:tcW w:type="dxa" w:w="6906"/>
-            <w:tcBorders>
-              <w:top w:val="single" w:color="B7C9BC" w:sz="4"/>
-              <w:left w:val="single" w:color="B7C9BC" w:sz="4"/>
-              <w:bottom w:val="single" w:color="B7C9BC" w:sz="4"/>
-              <w:right w:val="single" w:color="B7C9BC" w:sz="4"/>
-            </w:tcBorders>
-            <w:tcMar>
-              <w:top w:type="dxa" w:w="60"/>
-              <w:left w:type="dxa" w:w="100"/>
-              <w:bottom w:type="dxa" w:w="60"/>
-              <w:right w:type="dxa" w:w="100"/>
-            </w:tcMar>
-            <w:vAlign w:val="center"/>
-          </w:tcPr>
-          <w:p>
-            <w:r>
-              <w:rPr>
-                <w:rFonts w:ascii="Arial" w:cs="Arial" w:eastAsia="Arial" w:hAnsi="Arial"/>
-                <w:sz w:val="18"/>
-                <w:szCs w:val="18"/>
-              </w:rPr>
-              <w:t xml:space="preserve">Training data (every 5 min: moisture, temperature, humidity, light, battery). Export: Firebase console → ⋮ → Export JSON</w:t>
-            </w:r>
-          </w:p>
-        </w:tc>
-      </w:tr>
-      <w:tr>
-        <w:trPr>
-          <w:cantSplit/>
-        </w:trPr>
-        <w:tc>
-          <w:tcPr>
-            <w:tcW w:type="dxa" w:w="3000"/>
-            <w:tcBorders>
-              <w:top w:val="single" w:color="B7C9BC" w:sz="4"/>
-              <w:left w:val="single" w:color="B7C9BC" w:sz="4"/>
-              <w:bottom w:val="single" w:color="B7C9BC" w:sz="4"/>
-              <w:right w:val="single" w:color="B7C9BC" w:sz="4"/>
-            </w:tcBorders>
-            <w:shd w:fill="F5F9F5" w:color="auto" w:val="clear"/>
-            <w:tcMar>
-              <w:top w:type="dxa" w:w="60"/>
-              <w:left w:type="dxa" w:w="100"/>
-              <w:bottom w:type="dxa" w:w="60"/>
-              <w:right w:type="dxa" w:w="100"/>
-            </w:tcMar>
-            <w:vAlign w:val="center"/>
-          </w:tcPr>
-          <w:p>
-            <w:r>
-              <w:rPr>
-                <w:rFonts w:ascii="Consolas" w:cs="Consolas" w:eastAsia="Consolas" w:hAnsi="Consolas"/>
-                <w:color w:val="1D4F7A"/>
-                <w:sz w:val="18"/>
-                <w:szCs w:val="18"/>
-              </w:rPr>
-              <w:t xml:space="preserve">plants/plant01/ai</w:t>
-            </w:r>
-            <w:r>
-              <w:rPr>
-                <w:rFonts w:ascii="Arial" w:cs="Arial" w:eastAsia="Arial" w:hAnsi="Arial"/>
-                <w:sz w:val="18"/>
-                <w:szCs w:val="18"/>
-              </w:rPr>
-              <w:t xml:space="preserve"> (reserved in the rules)</w:t>
-            </w:r>
-          </w:p>
-        </w:tc>
-        <w:tc>
-          <w:tcPr>
-            <w:tcW w:type="dxa" w:w="6906"/>
-            <w:tcBorders>
-              <w:top w:val="single" w:color="B7C9BC" w:sz="4"/>
-              <w:left w:val="single" w:color="B7C9BC" w:sz="4"/>
-              <w:bottom w:val="single" w:color="B7C9BC" w:sz="4"/>
-              <w:right w:val="single" w:color="B7C9BC" w:sz="4"/>
-            </w:tcBorders>
-            <w:shd w:fill="F5F9F5" w:color="auto" w:val="clear"/>
-            <w:tcMar>
-              <w:top w:type="dxa" w:w="60"/>
-              <w:left w:type="dxa" w:w="100"/>
-              <w:bottom w:type="dxa" w:w="60"/>
-              <w:right w:type="dxa" w:w="100"/>
-            </w:tcMar>
-            <w:vAlign w:val="center"/>
-          </w:tcPr>
-          <w:p>
-            <w:r>
-              <w:rPr>
-                <w:rFonts w:ascii="Arial" w:cs="Arial" w:eastAsia="Arial" w:hAnsi="Arial"/>
-                <w:sz w:val="18"/>
-                <w:szCs w:val="18"/>
-              </w:rPr>
-              <w:t xml:space="preserve">Where the AI writes its results, e.g. </w:t>
-            </w:r>
-            <w:r>
-              <w:rPr>
-                <w:rFonts w:ascii="Consolas" w:cs="Consolas" w:eastAsia="Consolas" w:hAnsi="Consolas"/>
-                <w:color w:val="1D4F7A"/>
-                <w:sz w:val="18"/>
-                <w:szCs w:val="18"/>
-              </w:rPr>
-              <w:t xml:space="preserve">next_water_hours</w:t>
-            </w:r>
-            <w:r>
-              <w:rPr>
-                <w:rFonts w:ascii="Arial" w:cs="Arial" w:eastAsia="Arial" w:hAnsi="Arial"/>
-                <w:sz w:val="18"/>
-                <w:szCs w:val="18"/>
-              </w:rPr>
-              <w:t xml:space="preserve">, </w:t>
-            </w:r>
-            <w:r>
-              <w:rPr>
-                <w:rFonts w:ascii="Consolas" w:cs="Consolas" w:eastAsia="Consolas" w:hAnsi="Consolas"/>
-                <w:color w:val="1D4F7A"/>
-                <w:sz w:val="18"/>
-                <w:szCs w:val="18"/>
-              </w:rPr>
-              <w:t xml:space="preserve">tip</w:t>
-            </w:r>
-            <w:r>
-              <w:rPr>
-                <w:rFonts w:ascii="Arial" w:cs="Arial" w:eastAsia="Arial" w:hAnsi="Arial"/>
-                <w:sz w:val="18"/>
-                <w:szCs w:val="18"/>
-              </w:rPr>
-              <w:t xml:space="preserve">, </w:t>
-            </w:r>
-            <w:r>
-              <w:rPr>
-                <w:rFonts w:ascii="Consolas" w:cs="Consolas" w:eastAsia="Consolas" w:hAnsi="Consolas"/>
-                <w:color w:val="1D4F7A"/>
-                <w:sz w:val="18"/>
-                <w:szCs w:val="18"/>
-              </w:rPr>
-              <w:t xml:space="preserve">message</w:t>
-            </w:r>
-          </w:p>
-        </w:tc>
-      </w:tr>
-      <w:tr>
-        <w:trPr>
-          <w:cantSplit/>
-        </w:trPr>
-        <w:tc>
-          <w:tcPr>
-            <w:tcW w:type="dxa" w:w="3000"/>
-            <w:tcBorders>
-              <w:top w:val="single" w:color="B7C9BC" w:sz="4"/>
-              <w:left w:val="single" w:color="B7C9BC" w:sz="4"/>
-              <w:bottom w:val="single" w:color="B7C9BC" w:sz="4"/>
-              <w:right w:val="single" w:color="B7C9BC" w:sz="4"/>
-            </w:tcBorders>
-            <w:tcMar>
-              <w:top w:type="dxa" w:w="60"/>
-              <w:left w:type="dxa" w:w="100"/>
-              <w:bottom w:type="dxa" w:w="60"/>
-              <w:right w:type="dxa" w:w="100"/>
-            </w:tcMar>
-            <w:vAlign w:val="center"/>
-          </w:tcPr>
-          <w:p>
-            <w:r>
-              <w:rPr>
-                <w:rFonts w:ascii="Consolas" w:cs="Consolas" w:eastAsia="Consolas" w:hAnsi="Consolas"/>
-                <w:color w:val="1D4F7A"/>
-                <w:sz w:val="18"/>
-                <w:szCs w:val="18"/>
-              </w:rPr>
-              <w:t xml:space="preserve">evaluateMood()</w:t>
-            </w:r>
-            <w:r>
-              <w:rPr>
-                <w:rFonts w:ascii="Arial" w:cs="Arial" w:eastAsia="Arial" w:hAnsi="Arial"/>
-                <w:sz w:val="18"/>
-                <w:szCs w:val="18"/>
-              </w:rPr>
-              <w:t xml:space="preserve"> in </w:t>
-            </w:r>
-            <w:r>
-              <w:rPr>
-                <w:rFonts w:ascii="Consolas" w:cs="Consolas" w:eastAsia="Consolas" w:hAnsi="Consolas"/>
-                <w:color w:val="1D4F7A"/>
-                <w:sz w:val="18"/>
-                <w:szCs w:val="18"/>
-              </w:rPr>
-              <w:t xml:space="preserve">mood.cpp</w:t>
-            </w:r>
-          </w:p>
-        </w:tc>
-        <w:tc>
-          <w:tcPr>
-            <w:tcW w:type="dxa" w:w="6906"/>
-            <w:tcBorders>
-              <w:top w:val="single" w:color="B7C9BC" w:sz="4"/>
-              <w:left w:val="single" w:color="B7C9BC" w:sz="4"/>
-              <w:bottom w:val="single" w:color="B7C9BC" w:sz="4"/>
-              <w:right w:val="single" w:color="B7C9BC" w:sz="4"/>
-            </w:tcBorders>
-            <w:tcMar>
-              <w:top w:type="dxa" w:w="60"/>
-              <w:left w:type="dxa" w:w="100"/>
-              <w:bottom w:type="dxa" w:w="60"/>
-              <w:right w:type="dxa" w:w="100"/>
-            </w:tcMar>
-            <w:vAlign w:val="center"/>
-          </w:tcPr>
-          <w:p>
-            <w:r>
-              <w:rPr>
-                <w:rFonts w:ascii="Arial" w:cs="Arial" w:eastAsia="Arial" w:hAnsi="Arial"/>
-                <w:sz w:val="18"/>
-                <w:szCs w:val="18"/>
-              </w:rPr>
-              <w:t xml:space="preserve">The single place where an on-device (TinyML) model can plug in</w:t>
-            </w:r>
-          </w:p>
-        </w:tc>
-      </w:tr>
-    </w:tbl>
-    <w:p>
-      <w:pPr>
-        <w:pStyle w:val="Heading2"/>
-        <w:spacing w:after="100" w:before="240"/>
-      </w:pPr>
-      <w:r>
-        <w:rPr>
-          <w:rFonts w:ascii="Arial" w:cs="Arial" w:eastAsia="Arial" w:hAnsi="Arial"/>
-          <w:b/>
-          <w:bCs/>
-          <w:color w:val="2F7D4F"/>
-          <w:sz w:val="26"/>
-          <w:szCs w:val="26"/>
-        </w:rPr>
-        <w:t xml:space="preserve">Options (from simple to advanced)</w:t>
-      </w:r>
-    </w:p>
-    <w:p>
-      <w:pPr>
-        <w:pStyle w:val="ListParagraph"/>
-        <w:numPr>
-          <w:ilvl w:val="0"/>
-          <w:numId w:val="17"/>
-        </w:numPr>
-        <w:spacing w:after="30" w:before="30"/>
-      </w:pPr>
-      <w:r>
-        <w:rPr>
-          <w:rFonts w:ascii="Arial" w:cs="Arial" w:eastAsia="Arial" w:hAnsi="Arial"/>
-          <w:b/>
-          <w:bCs/>
-          <w:sz w:val="20"/>
-          <w:szCs w:val="20"/>
-        </w:rPr>
-        <w:t xml:space="preserve">A. Watering prediction</w:t>
-      </w:r>
-      <w:r>
-        <w:rPr>
-          <w:rFonts w:ascii="Arial" w:cs="Arial" w:eastAsia="Arial" w:hAnsi="Arial"/>
-          <w:sz w:val="20"/>
-          <w:szCs w:val="20"/>
-        </w:rPr>
-        <w:t xml:space="preserve"> with a Firebase Cloud Function (Blaze plan) or a Python script on a PC: “thirsty in about 9 hours”.</w:t>
-      </w:r>
-    </w:p>
-    <w:p>
-      <w:pPr>
-        <w:pStyle w:val="ListParagraph"/>
-        <w:numPr>
-          <w:ilvl w:val="0"/>
-          <w:numId w:val="17"/>
-        </w:numPr>
-        <w:spacing w:after="30" w:before="30"/>
-      </w:pPr>
-      <w:r>
-        <w:rPr>
-          <w:rFonts w:ascii="Arial" w:cs="Arial" w:eastAsia="Arial" w:hAnsi="Arial"/>
-          <w:b/>
-          <w:bCs/>
-          <w:sz w:val="20"/>
-          <w:szCs w:val="20"/>
-        </w:rPr>
-        <w:t xml:space="preserve">B. TinyML on the ESP32</w:t>
-      </w:r>
-      <w:r>
-        <w:rPr>
-          <w:rFonts w:ascii="Arial" w:cs="Arial" w:eastAsia="Arial" w:hAnsi="Arial"/>
-          <w:sz w:val="20"/>
-          <w:szCs w:val="20"/>
-        </w:rPr>
-        <w:t xml:space="preserve"> with Edge Impulse / TensorFlow Lite Micro: works offline.</w:t>
-      </w:r>
-    </w:p>
-    <w:p>
-      <w:pPr>
-        <w:pStyle w:val="ListParagraph"/>
-        <w:numPr>
-          <w:ilvl w:val="0"/>
-          <w:numId w:val="17"/>
-        </w:numPr>
-        <w:spacing w:after="30" w:before="30"/>
-      </w:pPr>
-      <w:r>
-        <w:rPr>
-          <w:rFonts w:ascii="Arial" w:cs="Arial" w:eastAsia="Arial" w:hAnsi="Arial"/>
-          <w:b/>
-          <w:bCs/>
-          <w:sz w:val="20"/>
-          <w:szCs w:val="20"/>
-        </w:rPr>
-        <w:t xml:space="preserve">C. Generative AI messages:</w:t>
-      </w:r>
-      <w:r>
-        <w:rPr>
-          <w:rFonts w:ascii="Arial" w:cs="Arial" w:eastAsia="Arial" w:hAnsi="Arial"/>
-          <w:sz w:val="20"/>
-          <w:szCs w:val="20"/>
-        </w:rPr>
-        <w:t xml:space="preserve"> a server-side function writes friendly Arabic/English messages from the readings; the API key stays on the server.</w:t>
-      </w:r>
-    </w:p>
-    <w:p>
-      <w:pPr>
-        <w:pStyle w:val="Heading1"/>
-        <w:pageBreakBefore/>
-        <w:spacing w:after="160" w:before="0"/>
-      </w:pPr>
-      <w:r>
-        <w:rPr>
-          <w:rFonts w:ascii="Arial" w:cs="Arial" w:eastAsia="Arial" w:hAnsi="Arial"/>
-          <w:b/>
-          <w:bCs/>
-          <w:color w:val="2F7D4F"/>
-          <w:sz w:val="32"/>
-          <w:szCs w:val="32"/>
-        </w:rPr>
         <w:t xml:space="preserve">Final checklist</w:t>
       </w:r>
     </w:p>
@@ -17583,204 +13871,6 @@
                 <w:szCs w:val="18"/>
               </w:rPr>
               <w:t xml:space="preserve">C, D, E</w:t>
-            </w:r>
-          </w:p>
-        </w:tc>
-      </w:tr>
-      <w:tr>
-        <w:trPr>
-          <w:cantSplit/>
-        </w:trPr>
-        <w:tc>
-          <w:tcPr>
-            <w:tcW w:type="dxa" w:w="600"/>
-            <w:tcBorders>
-              <w:top w:val="single" w:color="B7C9BC" w:sz="4"/>
-              <w:left w:val="single" w:color="B7C9BC" w:sz="4"/>
-              <w:bottom w:val="single" w:color="B7C9BC" w:sz="4"/>
-              <w:right w:val="single" w:color="B7C9BC" w:sz="4"/>
-            </w:tcBorders>
-            <w:tcMar>
-              <w:top w:type="dxa" w:w="60"/>
-              <w:left w:type="dxa" w:w="100"/>
-              <w:bottom w:type="dxa" w:w="60"/>
-              <w:right w:type="dxa" w:w="100"/>
-            </w:tcMar>
-            <w:vAlign w:val="center"/>
-          </w:tcPr>
-          <w:p>
-            <w:r>
-              <w:rPr>
-                <w:rFonts w:ascii="Arial" w:cs="Arial" w:eastAsia="Arial" w:hAnsi="Arial"/>
-                <w:sz w:val="18"/>
-                <w:szCs w:val="18"/>
-              </w:rPr>
-              <w:t xml:space="preserve">☐</w:t>
-            </w:r>
-          </w:p>
-        </w:tc>
-        <w:tc>
-          <w:tcPr>
-            <w:tcW w:type="dxa" w:w="6706"/>
-            <w:tcBorders>
-              <w:top w:val="single" w:color="B7C9BC" w:sz="4"/>
-              <w:left w:val="single" w:color="B7C9BC" w:sz="4"/>
-              <w:bottom w:val="single" w:color="B7C9BC" w:sz="4"/>
-              <w:right w:val="single" w:color="B7C9BC" w:sz="4"/>
-            </w:tcBorders>
-            <w:tcMar>
-              <w:top w:type="dxa" w:w="60"/>
-              <w:left w:type="dxa" w:w="100"/>
-              <w:bottom w:type="dxa" w:w="60"/>
-              <w:right w:type="dxa" w:w="100"/>
-            </w:tcMar>
-            <w:vAlign w:val="center"/>
-          </w:tcPr>
-          <w:p>
-            <w:r>
-              <w:rPr>
-                <w:rFonts w:ascii="Arial" w:cs="Arial" w:eastAsia="Arial" w:hAnsi="Arial"/>
-                <w:sz w:val="18"/>
-                <w:szCs w:val="18"/>
-              </w:rPr>
-              <w:t xml:space="preserve">MT3608 set to 5.1 V; solar part wired; </w:t>
-            </w:r>
-            <w:r>
-              <w:rPr>
-                <w:rFonts w:ascii="Consolas" w:cs="Consolas" w:eastAsia="Consolas" w:hAnsi="Consolas"/>
-                <w:color w:val="1D4F7A"/>
-                <w:sz w:val="18"/>
-                <w:szCs w:val="18"/>
-              </w:rPr>
-              <w:t xml:space="preserve">SOLAR_ENABLED 1</w:t>
-            </w:r>
-            <w:r>
-              <w:rPr>
-                <w:rFonts w:ascii="Arial" w:cs="Arial" w:eastAsia="Arial" w:hAnsi="Arial"/>
-                <w:sz w:val="18"/>
-                <w:szCs w:val="18"/>
-              </w:rPr>
-              <w:t xml:space="preserve">; battery calibrated</w:t>
-            </w:r>
-          </w:p>
-        </w:tc>
-        <w:tc>
-          <w:tcPr>
-            <w:tcW w:type="dxa" w:w="2600"/>
-            <w:tcBorders>
-              <w:top w:val="single" w:color="B7C9BC" w:sz="4"/>
-              <w:left w:val="single" w:color="B7C9BC" w:sz="4"/>
-              <w:bottom w:val="single" w:color="B7C9BC" w:sz="4"/>
-              <w:right w:val="single" w:color="B7C9BC" w:sz="4"/>
-            </w:tcBorders>
-            <w:tcMar>
-              <w:top w:type="dxa" w:w="60"/>
-              <w:left w:type="dxa" w:w="100"/>
-              <w:bottom w:type="dxa" w:w="60"/>
-              <w:right w:type="dxa" w:w="100"/>
-            </w:tcMar>
-            <w:vAlign w:val="center"/>
-          </w:tcPr>
-          <w:p>
-            <w:r>
-              <w:rPr>
-                <w:rFonts w:ascii="Arial" w:cs="Arial" w:eastAsia="Arial" w:hAnsi="Arial"/>
-                <w:sz w:val="18"/>
-                <w:szCs w:val="18"/>
-              </w:rPr>
-              <w:t xml:space="preserve">F</w:t>
-            </w:r>
-          </w:p>
-        </w:tc>
-      </w:tr>
-      <w:tr>
-        <w:trPr>
-          <w:cantSplit/>
-        </w:trPr>
-        <w:tc>
-          <w:tcPr>
-            <w:tcW w:type="dxa" w:w="600"/>
-            <w:tcBorders>
-              <w:top w:val="single" w:color="B7C9BC" w:sz="4"/>
-              <w:left w:val="single" w:color="B7C9BC" w:sz="4"/>
-              <w:bottom w:val="single" w:color="B7C9BC" w:sz="4"/>
-              <w:right w:val="single" w:color="B7C9BC" w:sz="4"/>
-            </w:tcBorders>
-            <w:shd w:fill="F5F9F5" w:color="auto" w:val="clear"/>
-            <w:tcMar>
-              <w:top w:type="dxa" w:w="60"/>
-              <w:left w:type="dxa" w:w="100"/>
-              <w:bottom w:type="dxa" w:w="60"/>
-              <w:right w:type="dxa" w:w="100"/>
-            </w:tcMar>
-            <w:vAlign w:val="center"/>
-          </w:tcPr>
-          <w:p>
-            <w:r>
-              <w:rPr>
-                <w:rFonts w:ascii="Arial" w:cs="Arial" w:eastAsia="Arial" w:hAnsi="Arial"/>
-                <w:sz w:val="18"/>
-                <w:szCs w:val="18"/>
-              </w:rPr>
-              <w:t xml:space="preserve">☐</w:t>
-            </w:r>
-          </w:p>
-        </w:tc>
-        <w:tc>
-          <w:tcPr>
-            <w:tcW w:type="dxa" w:w="6706"/>
-            <w:tcBorders>
-              <w:top w:val="single" w:color="B7C9BC" w:sz="4"/>
-              <w:left w:val="single" w:color="B7C9BC" w:sz="4"/>
-              <w:bottom w:val="single" w:color="B7C9BC" w:sz="4"/>
-              <w:right w:val="single" w:color="B7C9BC" w:sz="4"/>
-            </w:tcBorders>
-            <w:shd w:fill="F5F9F5" w:color="auto" w:val="clear"/>
-            <w:tcMar>
-              <w:top w:type="dxa" w:w="60"/>
-              <w:left w:type="dxa" w:w="100"/>
-              <w:bottom w:type="dxa" w:w="60"/>
-              <w:right w:type="dxa" w:w="100"/>
-            </w:tcMar>
-            <w:vAlign w:val="center"/>
-          </w:tcPr>
-          <w:p>
-            <w:r>
-              <w:rPr>
-                <w:rFonts w:ascii="Arial" w:cs="Arial" w:eastAsia="Arial" w:hAnsi="Arial"/>
-                <w:sz w:val="18"/>
-                <w:szCs w:val="18"/>
-              </w:rPr>
-              <w:t xml:space="preserve">Apps show battery % and “Charging from the sun” in the sun</w:t>
-            </w:r>
-          </w:p>
-        </w:tc>
-        <w:tc>
-          <w:tcPr>
-            <w:tcW w:type="dxa" w:w="2600"/>
-            <w:tcBorders>
-              <w:top w:val="single" w:color="B7C9BC" w:sz="4"/>
-              <w:left w:val="single" w:color="B7C9BC" w:sz="4"/>
-              <w:bottom w:val="single" w:color="B7C9BC" w:sz="4"/>
-              <w:right w:val="single" w:color="B7C9BC" w:sz="4"/>
-            </w:tcBorders>
-            <w:shd w:fill="F5F9F5" w:color="auto" w:val="clear"/>
-            <w:tcMar>
-              <w:top w:type="dxa" w:w="60"/>
-              <w:left w:type="dxa" w:w="100"/>
-              <w:bottom w:type="dxa" w:w="60"/>
-              <w:right w:type="dxa" w:w="100"/>
-            </w:tcMar>
-            <w:vAlign w:val="center"/>
-          </w:tcPr>
-          <w:p>
-            <w:r>
-              <w:rPr>
-                <w:rFonts w:ascii="Arial" w:cs="Arial" w:eastAsia="Arial" w:hAnsi="Arial"/>
-                <w:sz w:val="18"/>
-                <w:szCs w:val="18"/>
-              </w:rPr>
-              <w:t xml:space="preserve">F</w:t>
             </w:r>
           </w:p>
         </w:tc>
@@ -18170,18 +14260,6 @@
     </w:lvl>
   </w:abstractNum>
   <w:abstractNum w:abstractNumId="16" w15:restartNumberingAfterBreak="0">
-    <w:multiLevelType w:val="hybridMultilevel"/>
-    <w:lvl w:ilvl="0" w15:tentative="1">
-      <w:start w:val="1"/>
-      <w:numFmt w:val="decimal"/>
-      <w:lvlText w:val="%1."/>
-      <w:lvlJc w:val="left"/>
-      <w:pPr>
-        <w:ind w:left="500" w:hanging="300"/>
-      </w:pPr>
-    </w:lvl>
-  </w:abstractNum>
-  <w:abstractNum w:abstractNumId="17" w15:restartNumberingAfterBreak="0">
     <w:multiLevelType w:val="hybridMultilevel"/>
     <w:lvl w:ilvl="0" w15:tentative="1">
       <w:start w:val="1"/>
@@ -18279,18 +14357,6 @@
   </w:num>
   <w:num w:numId="15">
     <w:abstractNumId w:val="16"/>
-    <w:lvlOverride w:ilvl="0">
-      <w:startOverride w:val="1"/>
-    </w:lvlOverride>
-  </w:num>
-  <w:num w:numId="16">
-    <w:abstractNumId w:val="17"/>
-    <w:lvlOverride w:ilvl="0">
-      <w:startOverride w:val="1"/>
-    </w:lvlOverride>
-  </w:num>
-  <w:num w:numId="17">
-    <w:abstractNumId w:val="2"/>
     <w:lvlOverride w:ilvl="0">
       <w:startOverride w:val="1"/>
     </w:lvlOverride>
